--- a/ИУ5Ц-101б_Васильев_В_М_ТЗ.docx
+++ b/ИУ5Ц-101б_Васильев_В_М_ТЗ.docx
@@ -991,25 +991,7 @@
                 <w:sz w:val="16"/>
                 <w:szCs w:val="16"/>
               </w:rPr>
-              <w:t xml:space="preserve">                         (</w:t>
-            </w:r>
-            <w:proofErr w:type="gramStart"/>
-            <w:r>
-              <w:rPr>
-                <w:rFonts w:ascii="Times New Roman" w:eastAsia="Times New Roman" w:hAnsi="Times New Roman" w:cs="Times New Roman"/>
-                <w:sz w:val="16"/>
-                <w:szCs w:val="16"/>
-              </w:rPr>
-              <w:t xml:space="preserve">подпись)   </w:t>
-            </w:r>
-            <w:proofErr w:type="gramEnd"/>
-            <w:r>
-              <w:rPr>
-                <w:rFonts w:ascii="Times New Roman" w:eastAsia="Times New Roman" w:hAnsi="Times New Roman" w:cs="Times New Roman"/>
-                <w:sz w:val="16"/>
-                <w:szCs w:val="16"/>
-              </w:rPr>
-              <w:t xml:space="preserve">                                         (инициалы и фамилия)</w:t>
+              <w:t xml:space="preserve">                         (подпись)                                            (инициалы и фамилия)</w:t>
             </w:r>
           </w:p>
           <w:p>
@@ -1649,7 +1631,288 @@
           <w:sz w:val="28"/>
           <w:szCs w:val="28"/>
         </w:rPr>
-        <w:t xml:space="preserve">Определение заимствований должно выполняться с использованием 3-грамм, хеширования фрагментов текста алгоритмом SHA-1 и сравнения совпадений по </w:t>
+        <w:t>Определение заимствований должно выполняться с использованием 3-грамм, хеширования фрагментов текста алгоритмом SHA-1.</w:t>
+      </w:r>
+    </w:p>
+    <w:p>
+      <w:pPr>
+        <w:spacing w:line="360" w:lineRule="auto"/>
+        <w:ind w:firstLine="709"/>
+        <w:jc w:val="both"/>
+        <w:rPr>
+          <w:rFonts w:ascii="Times New Roman" w:eastAsia="Times New Roman" w:hAnsi="Times New Roman" w:cs="Times New Roman"/>
+          <w:sz w:val="28"/>
+          <w:szCs w:val="28"/>
+        </w:rPr>
+      </w:pPr>
+      <w:r>
+        <w:rPr>
+          <w:rFonts w:ascii="Times New Roman" w:eastAsia="Times New Roman" w:hAnsi="Times New Roman" w:cs="Times New Roman"/>
+          <w:sz w:val="28"/>
+          <w:szCs w:val="28"/>
+        </w:rPr>
+        <w:t>- Визуальное выделение найденных заимствований в тексте.</w:t>
+      </w:r>
+    </w:p>
+    <w:p>
+      <w:pPr>
+        <w:spacing w:line="360" w:lineRule="auto"/>
+        <w:ind w:firstLine="709"/>
+        <w:jc w:val="both"/>
+        <w:rPr>
+          <w:rFonts w:ascii="Times New Roman" w:eastAsia="Times New Roman" w:hAnsi="Times New Roman" w:cs="Times New Roman"/>
+          <w:sz w:val="28"/>
+          <w:szCs w:val="28"/>
+        </w:rPr>
+      </w:pPr>
+      <w:r>
+        <w:rPr>
+          <w:rFonts w:ascii="Times New Roman" w:eastAsia="Times New Roman" w:hAnsi="Times New Roman" w:cs="Times New Roman"/>
+          <w:sz w:val="28"/>
+          <w:szCs w:val="28"/>
+        </w:rPr>
+        <w:t>- Формирование отчёта по результатам проверки.</w:t>
+      </w:r>
+    </w:p>
+    <w:p>
+      <w:pPr>
+        <w:spacing w:line="360" w:lineRule="auto"/>
+        <w:ind w:firstLine="709"/>
+        <w:jc w:val="both"/>
+        <w:rPr>
+          <w:rFonts w:ascii="Times New Roman" w:eastAsia="Times New Roman" w:hAnsi="Times New Roman" w:cs="Times New Roman"/>
+          <w:sz w:val="28"/>
+          <w:szCs w:val="28"/>
+        </w:rPr>
+      </w:pPr>
+      <w:r>
+        <w:rPr>
+          <w:rFonts w:ascii="Times New Roman" w:eastAsia="Times New Roman" w:hAnsi="Times New Roman" w:cs="Times New Roman"/>
+          <w:sz w:val="28"/>
+          <w:szCs w:val="28"/>
+        </w:rPr>
+        <w:t>- Сохранение результатов выполненной проверки для последующего просмотра и анализа.</w:t>
+      </w:r>
+    </w:p>
+    <w:p>
+      <w:pPr>
+        <w:spacing w:line="360" w:lineRule="auto"/>
+        <w:ind w:firstLine="709"/>
+        <w:jc w:val="both"/>
+        <w:rPr>
+          <w:rFonts w:ascii="Times New Roman" w:eastAsia="Times New Roman" w:hAnsi="Times New Roman" w:cs="Times New Roman"/>
+          <w:sz w:val="28"/>
+          <w:szCs w:val="28"/>
+        </w:rPr>
+      </w:pPr>
+      <w:r>
+        <w:rPr>
+          <w:rFonts w:ascii="Times New Roman" w:eastAsia="Times New Roman" w:hAnsi="Times New Roman" w:cs="Times New Roman"/>
+          <w:sz w:val="28"/>
+          <w:szCs w:val="28"/>
+        </w:rPr>
+        <w:t>3.2 Требования к надёжности:</w:t>
+      </w:r>
+    </w:p>
+    <w:p>
+      <w:pPr>
+        <w:spacing w:line="360" w:lineRule="auto"/>
+        <w:ind w:firstLine="709"/>
+        <w:jc w:val="both"/>
+        <w:rPr>
+          <w:rFonts w:ascii="Times New Roman" w:eastAsia="Times New Roman" w:hAnsi="Times New Roman" w:cs="Times New Roman"/>
+          <w:sz w:val="28"/>
+          <w:szCs w:val="28"/>
+        </w:rPr>
+      </w:pPr>
+      <w:r>
+        <w:rPr>
+          <w:rFonts w:ascii="Times New Roman" w:eastAsia="Times New Roman" w:hAnsi="Times New Roman" w:cs="Times New Roman"/>
+          <w:sz w:val="28"/>
+          <w:szCs w:val="28"/>
+        </w:rPr>
+        <w:t>-   Система должна обеспечивать стабильную и корректную работу при загрузке, обработке и проверке текстовых документов.</w:t>
+      </w:r>
+    </w:p>
+    <w:p>
+      <w:pPr>
+        <w:spacing w:line="360" w:lineRule="auto"/>
+        <w:ind w:firstLine="709"/>
+        <w:jc w:val="both"/>
+        <w:rPr>
+          <w:rFonts w:ascii="Times New Roman" w:eastAsia="Times New Roman" w:hAnsi="Times New Roman" w:cs="Times New Roman"/>
+          <w:sz w:val="28"/>
+          <w:szCs w:val="28"/>
+        </w:rPr>
+      </w:pPr>
+      <w:r>
+        <w:rPr>
+          <w:rFonts w:ascii="Times New Roman" w:eastAsia="Times New Roman" w:hAnsi="Times New Roman" w:cs="Times New Roman"/>
+          <w:sz w:val="28"/>
+          <w:szCs w:val="28"/>
+        </w:rPr>
+        <w:lastRenderedPageBreak/>
+        <w:t>- Должны быть предусмотрены обработка ошибок загрузки и анализа документов, а также защита от потери результатов проверки при сбоях в работе системы.</w:t>
+      </w:r>
+    </w:p>
+    <w:p>
+      <w:pPr>
+        <w:spacing w:line="360" w:lineRule="auto"/>
+        <w:ind w:firstLine="709"/>
+        <w:jc w:val="both"/>
+        <w:rPr>
+          <w:rFonts w:ascii="Times New Roman" w:eastAsia="Times New Roman" w:hAnsi="Times New Roman" w:cs="Times New Roman"/>
+          <w:sz w:val="28"/>
+          <w:szCs w:val="28"/>
+        </w:rPr>
+      </w:pPr>
+      <w:r>
+        <w:rPr>
+          <w:rFonts w:ascii="Times New Roman" w:eastAsia="Times New Roman" w:hAnsi="Times New Roman" w:cs="Times New Roman"/>
+          <w:sz w:val="28"/>
+          <w:szCs w:val="28"/>
+        </w:rPr>
+        <w:t>- Система должна сохранять работоспособность при многократном выполнении проверок и обеспечивать корректное отображение результатов анализа.</w:t>
+      </w:r>
+    </w:p>
+    <w:p>
+      <w:pPr>
+        <w:spacing w:line="360" w:lineRule="auto"/>
+        <w:ind w:firstLine="709"/>
+        <w:jc w:val="both"/>
+        <w:rPr>
+          <w:rFonts w:ascii="Times New Roman" w:eastAsia="Times New Roman" w:hAnsi="Times New Roman" w:cs="Times New Roman"/>
+          <w:sz w:val="28"/>
+          <w:szCs w:val="28"/>
+        </w:rPr>
+      </w:pPr>
+      <w:r>
+        <w:rPr>
+          <w:rFonts w:ascii="Times New Roman" w:eastAsia="Times New Roman" w:hAnsi="Times New Roman" w:cs="Times New Roman"/>
+          <w:sz w:val="28"/>
+          <w:szCs w:val="28"/>
+        </w:rPr>
+        <w:t>3.3 Лингвистические требования:</w:t>
+      </w:r>
+    </w:p>
+    <w:p>
+      <w:pPr>
+        <w:spacing w:line="360" w:lineRule="auto"/>
+        <w:ind w:firstLine="709"/>
+        <w:jc w:val="both"/>
+        <w:rPr>
+          <w:rFonts w:ascii="Times New Roman" w:eastAsia="Times New Roman" w:hAnsi="Times New Roman" w:cs="Times New Roman"/>
+          <w:sz w:val="28"/>
+          <w:szCs w:val="28"/>
+        </w:rPr>
+      </w:pPr>
+      <w:r>
+        <w:rPr>
+          <w:rFonts w:ascii="Times New Roman" w:eastAsia="Times New Roman" w:hAnsi="Times New Roman" w:cs="Times New Roman"/>
+          <w:sz w:val="28"/>
+          <w:szCs w:val="28"/>
+        </w:rPr>
+        <w:t>-  Интерфейс системы должен быть реализован на русском языке.</w:t>
+      </w:r>
+    </w:p>
+    <w:p>
+      <w:pPr>
+        <w:spacing w:line="360" w:lineRule="auto"/>
+        <w:ind w:firstLine="709"/>
+        <w:jc w:val="both"/>
+        <w:rPr>
+          <w:rFonts w:ascii="Times New Roman" w:eastAsia="Times New Roman" w:hAnsi="Times New Roman" w:cs="Times New Roman"/>
+          <w:sz w:val="28"/>
+          <w:szCs w:val="28"/>
+        </w:rPr>
+      </w:pPr>
+      <w:r>
+        <w:rPr>
+          <w:rFonts w:ascii="Times New Roman" w:eastAsia="Times New Roman" w:hAnsi="Times New Roman" w:cs="Times New Roman"/>
+          <w:sz w:val="28"/>
+          <w:szCs w:val="28"/>
+        </w:rPr>
+        <w:t>- Все сообщения, элементы управления и результаты проверки должны отображаться в понятной для пользователя форме.</w:t>
+      </w:r>
+    </w:p>
+    <w:p>
+      <w:pPr>
+        <w:spacing w:line="360" w:lineRule="auto"/>
+        <w:ind w:firstLine="709"/>
+        <w:jc w:val="both"/>
+        <w:rPr>
+          <w:rFonts w:ascii="Times New Roman" w:eastAsia="Times New Roman" w:hAnsi="Times New Roman" w:cs="Times New Roman"/>
+          <w:sz w:val="28"/>
+          <w:szCs w:val="28"/>
+        </w:rPr>
+      </w:pPr>
+      <w:r>
+        <w:rPr>
+          <w:rFonts w:ascii="Times New Roman" w:eastAsia="Times New Roman" w:hAnsi="Times New Roman" w:cs="Times New Roman"/>
+          <w:sz w:val="28"/>
+          <w:szCs w:val="28"/>
+        </w:rPr>
+        <w:t>3.4 Условия эксплуатации:</w:t>
+      </w:r>
+    </w:p>
+    <w:p>
+      <w:pPr>
+        <w:spacing w:line="360" w:lineRule="auto"/>
+        <w:ind w:firstLine="709"/>
+        <w:jc w:val="both"/>
+        <w:rPr>
+          <w:rFonts w:ascii="Times New Roman" w:eastAsia="Times New Roman" w:hAnsi="Times New Roman" w:cs="Times New Roman"/>
+          <w:sz w:val="28"/>
+          <w:szCs w:val="28"/>
+        </w:rPr>
+      </w:pPr>
+      <w:r>
+        <w:rPr>
+          <w:rFonts w:ascii="Times New Roman" w:eastAsia="Times New Roman" w:hAnsi="Times New Roman" w:cs="Times New Roman"/>
+          <w:sz w:val="28"/>
+          <w:szCs w:val="28"/>
+        </w:rPr>
+        <w:t>-  Программа должна эксплуатироваться как веб-приложение.</w:t>
+      </w:r>
+    </w:p>
+    <w:p>
+      <w:pPr>
+        <w:spacing w:line="360" w:lineRule="auto"/>
+        <w:ind w:firstLine="709"/>
+        <w:jc w:val="both"/>
+        <w:rPr>
+          <w:rFonts w:ascii="Times New Roman" w:eastAsia="Times New Roman" w:hAnsi="Times New Roman" w:cs="Times New Roman"/>
+          <w:sz w:val="28"/>
+          <w:szCs w:val="28"/>
+        </w:rPr>
+      </w:pPr>
+      <w:r>
+        <w:rPr>
+          <w:rFonts w:ascii="Times New Roman" w:eastAsia="Times New Roman" w:hAnsi="Times New Roman" w:cs="Times New Roman"/>
+          <w:sz w:val="28"/>
+          <w:szCs w:val="28"/>
+        </w:rPr>
+        <w:t>- Система должна корректно работать на персональных компьютерах и ноутбуках, подключённых к локальной сети или сети Интернет.</w:t>
+      </w:r>
+    </w:p>
+    <w:p>
+      <w:pPr>
+        <w:spacing w:line="360" w:lineRule="auto"/>
+        <w:ind w:firstLine="709"/>
+        <w:jc w:val="both"/>
+        <w:rPr>
+          <w:rFonts w:ascii="Times New Roman" w:eastAsia="Times New Roman" w:hAnsi="Times New Roman" w:cs="Times New Roman"/>
+          <w:sz w:val="28"/>
+          <w:szCs w:val="28"/>
+        </w:rPr>
+      </w:pPr>
+      <w:r>
+        <w:rPr>
+          <w:rFonts w:ascii="Times New Roman" w:eastAsia="Times New Roman" w:hAnsi="Times New Roman" w:cs="Times New Roman"/>
+          <w:sz w:val="28"/>
+          <w:szCs w:val="28"/>
+        </w:rPr>
+        <w:t xml:space="preserve">- Должна обеспечиваться поддержка современных браузеров, включая Google </w:t>
       </w:r>
       <w:proofErr w:type="spellStart"/>
       <w:r>
@@ -1658,7 +1921,25 @@
           <w:sz w:val="28"/>
           <w:szCs w:val="28"/>
         </w:rPr>
-        <w:t>хешам</w:t>
+        <w:t>Chrome</w:t>
+      </w:r>
+      <w:proofErr w:type="spellEnd"/>
+      <w:r>
+        <w:rPr>
+          <w:rFonts w:ascii="Times New Roman" w:eastAsia="Times New Roman" w:hAnsi="Times New Roman" w:cs="Times New Roman"/>
+          <w:sz w:val="28"/>
+          <w:szCs w:val="28"/>
+        </w:rPr>
+        <w:t xml:space="preserve">, Mozilla Firefox, Microsoft Edge и </w:t>
+      </w:r>
+      <w:proofErr w:type="spellStart"/>
+      <w:r>
+        <w:rPr>
+          <w:rFonts w:ascii="Times New Roman" w:eastAsia="Times New Roman" w:hAnsi="Times New Roman" w:cs="Times New Roman"/>
+          <w:sz w:val="28"/>
+          <w:szCs w:val="28"/>
+        </w:rPr>
+        <w:t>Yandex</w:t>
       </w:r>
       <w:proofErr w:type="spellEnd"/>
       <w:r>
@@ -1676,7 +1957,7 @@
           <w:sz w:val="28"/>
           <w:szCs w:val="28"/>
         </w:rPr>
-        <w:t>шинглов</w:t>
+        <w:t>Browser</w:t>
       </w:r>
       <w:proofErr w:type="spellEnd"/>
       <w:r>
@@ -1705,341 +1986,6 @@
           <w:sz w:val="28"/>
           <w:szCs w:val="28"/>
         </w:rPr>
-        <w:t>- Визуальное выделение найденных заимствований в тексте.</w:t>
-      </w:r>
-    </w:p>
-    <w:p>
-      <w:pPr>
-        <w:spacing w:line="360" w:lineRule="auto"/>
-        <w:ind w:firstLine="709"/>
-        <w:jc w:val="both"/>
-        <w:rPr>
-          <w:rFonts w:ascii="Times New Roman" w:eastAsia="Times New Roman" w:hAnsi="Times New Roman" w:cs="Times New Roman"/>
-          <w:sz w:val="28"/>
-          <w:szCs w:val="28"/>
-        </w:rPr>
-      </w:pPr>
-      <w:r>
-        <w:rPr>
-          <w:rFonts w:ascii="Times New Roman" w:eastAsia="Times New Roman" w:hAnsi="Times New Roman" w:cs="Times New Roman"/>
-          <w:sz w:val="28"/>
-          <w:szCs w:val="28"/>
-        </w:rPr>
-        <w:t>- Формирование отчёта по результатам проверки.</w:t>
-      </w:r>
-    </w:p>
-    <w:p>
-      <w:pPr>
-        <w:spacing w:line="360" w:lineRule="auto"/>
-        <w:ind w:firstLine="709"/>
-        <w:jc w:val="both"/>
-        <w:rPr>
-          <w:rFonts w:ascii="Times New Roman" w:eastAsia="Times New Roman" w:hAnsi="Times New Roman" w:cs="Times New Roman"/>
-          <w:sz w:val="28"/>
-          <w:szCs w:val="28"/>
-        </w:rPr>
-      </w:pPr>
-      <w:r>
-        <w:rPr>
-          <w:rFonts w:ascii="Times New Roman" w:eastAsia="Times New Roman" w:hAnsi="Times New Roman" w:cs="Times New Roman"/>
-          <w:sz w:val="28"/>
-          <w:szCs w:val="28"/>
-        </w:rPr>
-        <w:t>- Сохранение результатов выполненной проверки для последующего просмотра и анализа.</w:t>
-      </w:r>
-    </w:p>
-    <w:p>
-      <w:pPr>
-        <w:spacing w:line="360" w:lineRule="auto"/>
-        <w:ind w:firstLine="709"/>
-        <w:jc w:val="both"/>
-        <w:rPr>
-          <w:rFonts w:ascii="Times New Roman" w:eastAsia="Times New Roman" w:hAnsi="Times New Roman" w:cs="Times New Roman"/>
-          <w:sz w:val="28"/>
-          <w:szCs w:val="28"/>
-        </w:rPr>
-      </w:pPr>
-      <w:r>
-        <w:rPr>
-          <w:rFonts w:ascii="Times New Roman" w:eastAsia="Times New Roman" w:hAnsi="Times New Roman" w:cs="Times New Roman"/>
-          <w:sz w:val="28"/>
-          <w:szCs w:val="28"/>
-        </w:rPr>
-        <w:t>3.2 Требования к надёжности:</w:t>
-      </w:r>
-    </w:p>
-    <w:p>
-      <w:pPr>
-        <w:spacing w:line="360" w:lineRule="auto"/>
-        <w:ind w:firstLine="709"/>
-        <w:jc w:val="both"/>
-        <w:rPr>
-          <w:rFonts w:ascii="Times New Roman" w:eastAsia="Times New Roman" w:hAnsi="Times New Roman" w:cs="Times New Roman"/>
-          <w:sz w:val="28"/>
-          <w:szCs w:val="28"/>
-        </w:rPr>
-      </w:pPr>
-      <w:r>
-        <w:rPr>
-          <w:rFonts w:ascii="Times New Roman" w:eastAsia="Times New Roman" w:hAnsi="Times New Roman" w:cs="Times New Roman"/>
-          <w:sz w:val="28"/>
-          <w:szCs w:val="28"/>
-        </w:rPr>
-        <w:lastRenderedPageBreak/>
-        <w:t>-   Система должна обеспечивать стабильную и корректную работу при загрузке, обработке и проверке текстовых документов.</w:t>
-      </w:r>
-    </w:p>
-    <w:p>
-      <w:pPr>
-        <w:spacing w:line="360" w:lineRule="auto"/>
-        <w:ind w:firstLine="709"/>
-        <w:jc w:val="both"/>
-        <w:rPr>
-          <w:rFonts w:ascii="Times New Roman" w:eastAsia="Times New Roman" w:hAnsi="Times New Roman" w:cs="Times New Roman"/>
-          <w:sz w:val="28"/>
-          <w:szCs w:val="28"/>
-        </w:rPr>
-      </w:pPr>
-      <w:r>
-        <w:rPr>
-          <w:rFonts w:ascii="Times New Roman" w:eastAsia="Times New Roman" w:hAnsi="Times New Roman" w:cs="Times New Roman"/>
-          <w:sz w:val="28"/>
-          <w:szCs w:val="28"/>
-        </w:rPr>
-        <w:t>- Должны быть предусмотрены обработка ошибок загрузки и анализа документов, а также защита от потери результатов проверки при сбоях в работе системы.</w:t>
-      </w:r>
-    </w:p>
-    <w:p>
-      <w:pPr>
-        <w:spacing w:line="360" w:lineRule="auto"/>
-        <w:ind w:firstLine="709"/>
-        <w:jc w:val="both"/>
-        <w:rPr>
-          <w:rFonts w:ascii="Times New Roman" w:eastAsia="Times New Roman" w:hAnsi="Times New Roman" w:cs="Times New Roman"/>
-          <w:sz w:val="28"/>
-          <w:szCs w:val="28"/>
-        </w:rPr>
-      </w:pPr>
-      <w:r>
-        <w:rPr>
-          <w:rFonts w:ascii="Times New Roman" w:eastAsia="Times New Roman" w:hAnsi="Times New Roman" w:cs="Times New Roman"/>
-          <w:sz w:val="28"/>
-          <w:szCs w:val="28"/>
-        </w:rPr>
-        <w:t>- Система должна сохранять работоспособность при многократном выполнении проверок и обеспечивать корректное отображение результатов анализа.</w:t>
-      </w:r>
-    </w:p>
-    <w:p>
-      <w:pPr>
-        <w:spacing w:line="360" w:lineRule="auto"/>
-        <w:ind w:firstLine="709"/>
-        <w:jc w:val="both"/>
-        <w:rPr>
-          <w:rFonts w:ascii="Times New Roman" w:eastAsia="Times New Roman" w:hAnsi="Times New Roman" w:cs="Times New Roman"/>
-          <w:sz w:val="28"/>
-          <w:szCs w:val="28"/>
-        </w:rPr>
-      </w:pPr>
-      <w:r>
-        <w:rPr>
-          <w:rFonts w:ascii="Times New Roman" w:eastAsia="Times New Roman" w:hAnsi="Times New Roman" w:cs="Times New Roman"/>
-          <w:sz w:val="28"/>
-          <w:szCs w:val="28"/>
-        </w:rPr>
-        <w:t>3.3 Лингвистические требования:</w:t>
-      </w:r>
-    </w:p>
-    <w:p>
-      <w:pPr>
-        <w:spacing w:line="360" w:lineRule="auto"/>
-        <w:ind w:firstLine="709"/>
-        <w:jc w:val="both"/>
-        <w:rPr>
-          <w:rFonts w:ascii="Times New Roman" w:eastAsia="Times New Roman" w:hAnsi="Times New Roman" w:cs="Times New Roman"/>
-          <w:sz w:val="28"/>
-          <w:szCs w:val="28"/>
-        </w:rPr>
-      </w:pPr>
-      <w:r>
-        <w:rPr>
-          <w:rFonts w:ascii="Times New Roman" w:eastAsia="Times New Roman" w:hAnsi="Times New Roman" w:cs="Times New Roman"/>
-          <w:sz w:val="28"/>
-          <w:szCs w:val="28"/>
-        </w:rPr>
-        <w:t>-  Интерфейс системы должен быть реализован на русском языке.</w:t>
-      </w:r>
-    </w:p>
-    <w:p>
-      <w:pPr>
-        <w:spacing w:line="360" w:lineRule="auto"/>
-        <w:ind w:firstLine="709"/>
-        <w:jc w:val="both"/>
-        <w:rPr>
-          <w:rFonts w:ascii="Times New Roman" w:eastAsia="Times New Roman" w:hAnsi="Times New Roman" w:cs="Times New Roman"/>
-          <w:sz w:val="28"/>
-          <w:szCs w:val="28"/>
-        </w:rPr>
-      </w:pPr>
-      <w:r>
-        <w:rPr>
-          <w:rFonts w:ascii="Times New Roman" w:eastAsia="Times New Roman" w:hAnsi="Times New Roman" w:cs="Times New Roman"/>
-          <w:sz w:val="28"/>
-          <w:szCs w:val="28"/>
-        </w:rPr>
-        <w:t>- Все сообщения, элементы управления и результаты проверки должны отображаться в понятной для пользователя форме.</w:t>
-      </w:r>
-    </w:p>
-    <w:p>
-      <w:pPr>
-        <w:spacing w:line="360" w:lineRule="auto"/>
-        <w:ind w:firstLine="709"/>
-        <w:jc w:val="both"/>
-        <w:rPr>
-          <w:rFonts w:ascii="Times New Roman" w:eastAsia="Times New Roman" w:hAnsi="Times New Roman" w:cs="Times New Roman"/>
-          <w:sz w:val="28"/>
-          <w:szCs w:val="28"/>
-        </w:rPr>
-      </w:pPr>
-      <w:r>
-        <w:rPr>
-          <w:rFonts w:ascii="Times New Roman" w:eastAsia="Times New Roman" w:hAnsi="Times New Roman" w:cs="Times New Roman"/>
-          <w:sz w:val="28"/>
-          <w:szCs w:val="28"/>
-        </w:rPr>
-        <w:t>3.4 Условия эксплуатации:</w:t>
-      </w:r>
-    </w:p>
-    <w:p>
-      <w:pPr>
-        <w:spacing w:line="360" w:lineRule="auto"/>
-        <w:ind w:firstLine="709"/>
-        <w:jc w:val="both"/>
-        <w:rPr>
-          <w:rFonts w:ascii="Times New Roman" w:eastAsia="Times New Roman" w:hAnsi="Times New Roman" w:cs="Times New Roman"/>
-          <w:sz w:val="28"/>
-          <w:szCs w:val="28"/>
-        </w:rPr>
-      </w:pPr>
-      <w:r>
-        <w:rPr>
-          <w:rFonts w:ascii="Times New Roman" w:eastAsia="Times New Roman" w:hAnsi="Times New Roman" w:cs="Times New Roman"/>
-          <w:sz w:val="28"/>
-          <w:szCs w:val="28"/>
-        </w:rPr>
-        <w:t>-  Программа должна эксплуатироваться как веб-приложение.</w:t>
-      </w:r>
-    </w:p>
-    <w:p>
-      <w:pPr>
-        <w:spacing w:line="360" w:lineRule="auto"/>
-        <w:ind w:firstLine="709"/>
-        <w:jc w:val="both"/>
-        <w:rPr>
-          <w:rFonts w:ascii="Times New Roman" w:eastAsia="Times New Roman" w:hAnsi="Times New Roman" w:cs="Times New Roman"/>
-          <w:sz w:val="28"/>
-          <w:szCs w:val="28"/>
-        </w:rPr>
-      </w:pPr>
-      <w:r>
-        <w:rPr>
-          <w:rFonts w:ascii="Times New Roman" w:eastAsia="Times New Roman" w:hAnsi="Times New Roman" w:cs="Times New Roman"/>
-          <w:sz w:val="28"/>
-          <w:szCs w:val="28"/>
-        </w:rPr>
-        <w:t>- Система должна корректно работать на персональных компьютерах и ноутбуках, подключённых к локальной сети или сети Интернет.</w:t>
-      </w:r>
-    </w:p>
-    <w:p>
-      <w:pPr>
-        <w:spacing w:line="360" w:lineRule="auto"/>
-        <w:ind w:firstLine="709"/>
-        <w:jc w:val="both"/>
-        <w:rPr>
-          <w:rFonts w:ascii="Times New Roman" w:eastAsia="Times New Roman" w:hAnsi="Times New Roman" w:cs="Times New Roman"/>
-          <w:sz w:val="28"/>
-          <w:szCs w:val="28"/>
-        </w:rPr>
-      </w:pPr>
-      <w:r>
-        <w:rPr>
-          <w:rFonts w:ascii="Times New Roman" w:eastAsia="Times New Roman" w:hAnsi="Times New Roman" w:cs="Times New Roman"/>
-          <w:sz w:val="28"/>
-          <w:szCs w:val="28"/>
-        </w:rPr>
-        <w:t xml:space="preserve">- Должна обеспечиваться поддержка современных браузеров, включая Google </w:t>
-      </w:r>
-      <w:proofErr w:type="spellStart"/>
-      <w:r>
-        <w:rPr>
-          <w:rFonts w:ascii="Times New Roman" w:eastAsia="Times New Roman" w:hAnsi="Times New Roman" w:cs="Times New Roman"/>
-          <w:sz w:val="28"/>
-          <w:szCs w:val="28"/>
-        </w:rPr>
-        <w:t>Chrome</w:t>
-      </w:r>
-      <w:proofErr w:type="spellEnd"/>
-      <w:r>
-        <w:rPr>
-          <w:rFonts w:ascii="Times New Roman" w:eastAsia="Times New Roman" w:hAnsi="Times New Roman" w:cs="Times New Roman"/>
-          <w:sz w:val="28"/>
-          <w:szCs w:val="28"/>
-        </w:rPr>
-        <w:t xml:space="preserve">, Mozilla Firefox, Microsoft Edge и </w:t>
-      </w:r>
-      <w:proofErr w:type="spellStart"/>
-      <w:r>
-        <w:rPr>
-          <w:rFonts w:ascii="Times New Roman" w:eastAsia="Times New Roman" w:hAnsi="Times New Roman" w:cs="Times New Roman"/>
-          <w:sz w:val="28"/>
-          <w:szCs w:val="28"/>
-        </w:rPr>
-        <w:t>Yandex</w:t>
-      </w:r>
-      <w:proofErr w:type="spellEnd"/>
-      <w:r>
-        <w:rPr>
-          <w:rFonts w:ascii="Times New Roman" w:eastAsia="Times New Roman" w:hAnsi="Times New Roman" w:cs="Times New Roman"/>
-          <w:sz w:val="28"/>
-          <w:szCs w:val="28"/>
-        </w:rPr>
-        <w:t xml:space="preserve"> </w:t>
-      </w:r>
-      <w:proofErr w:type="spellStart"/>
-      <w:r>
-        <w:rPr>
-          <w:rFonts w:ascii="Times New Roman" w:eastAsia="Times New Roman" w:hAnsi="Times New Roman" w:cs="Times New Roman"/>
-          <w:sz w:val="28"/>
-          <w:szCs w:val="28"/>
-        </w:rPr>
-        <w:t>Browser</w:t>
-      </w:r>
-      <w:proofErr w:type="spellEnd"/>
-      <w:r>
-        <w:rPr>
-          <w:rFonts w:ascii="Times New Roman" w:eastAsia="Times New Roman" w:hAnsi="Times New Roman" w:cs="Times New Roman"/>
-          <w:sz w:val="28"/>
-          <w:szCs w:val="28"/>
-        </w:rPr>
-        <w:t>.</w:t>
-      </w:r>
-    </w:p>
-    <w:p>
-      <w:pPr>
-        <w:spacing w:line="360" w:lineRule="auto"/>
-        <w:ind w:firstLine="709"/>
-        <w:jc w:val="both"/>
-        <w:rPr>
-          <w:rFonts w:ascii="Times New Roman" w:eastAsia="Times New Roman" w:hAnsi="Times New Roman" w:cs="Times New Roman"/>
-          <w:sz w:val="28"/>
-          <w:szCs w:val="28"/>
-        </w:rPr>
-      </w:pPr>
-      <w:r>
-        <w:rPr>
-          <w:rFonts w:ascii="Times New Roman" w:eastAsia="Times New Roman" w:hAnsi="Times New Roman" w:cs="Times New Roman"/>
-          <w:sz w:val="28"/>
-          <w:szCs w:val="28"/>
-        </w:rPr>
         <w:t>3.5 Требования к информационной и программной совместимости:</w:t>
       </w:r>
     </w:p>
@@ -2160,7 +2106,6 @@
           <w:sz w:val="28"/>
           <w:szCs w:val="28"/>
         </w:rPr>
-        <w:lastRenderedPageBreak/>
         <w:t>- Интерфейс должен быть простым и понятным для пользователя, обеспечивать удобную загрузку документов, просмотр текста и анализ полученных результатов.</w:t>
       </w:r>
     </w:p>
@@ -2181,6 +2126,7 @@
           <w:sz w:val="28"/>
           <w:szCs w:val="28"/>
         </w:rPr>
+        <w:lastRenderedPageBreak/>
         <w:t>- Результаты проверки должны представляться в наглядной форме, с визуальным выделением заимствованных фрагментов непосредственно в тексте документа.</w:t>
       </w:r>
     </w:p>
@@ -2515,8 +2461,16 @@
           <w:sz w:val="28"/>
           <w:szCs w:val="28"/>
         </w:rPr>
+        <w:t xml:space="preserve">4.5 Руководство администратора - документ, содержащий сведения об установке, настройке, запуске, сопровождении системы, управлении </w:t>
+      </w:r>
+      <w:r>
+        <w:rPr>
+          <w:rFonts w:ascii="Times New Roman" w:eastAsia="Times New Roman" w:hAnsi="Times New Roman" w:cs="Times New Roman"/>
+          <w:sz w:val="28"/>
+          <w:szCs w:val="28"/>
+        </w:rPr>
         <w:lastRenderedPageBreak/>
-        <w:t>4.5 Руководство администратора - документ, содержащий сведения об установке, настройке, запуске, сопровождении системы, управлении пользователями, контроле состояния программы и действиях при возникновении сбоев.</w:t>
+        <w:t>пользователями, контроле состояния программы и действиях при возникновении сбоев.</w:t>
       </w:r>
     </w:p>
     <w:p>
@@ -2965,7 +2919,6 @@
                 <w:sz w:val="28"/>
                 <w:szCs w:val="28"/>
               </w:rPr>
-              <w:lastRenderedPageBreak/>
               <w:t>2</w:t>
             </w:r>
           </w:p>
@@ -3037,6 +2990,7 @@
                 <w:sz w:val="28"/>
                 <w:szCs w:val="28"/>
               </w:rPr>
+              <w:lastRenderedPageBreak/>
               <w:t>3</w:t>
             </w:r>
           </w:p>
@@ -4302,7 +4256,6 @@
               <w:t xml:space="preserve">: </w:t>
             </w:r>
             <w:proofErr w:type="spellStart"/>
-            <w:proofErr w:type="gramStart"/>
             <w:r>
               <w:rPr>
                 <w:rFonts w:ascii="Times New Roman" w:eastAsia="Times New Roman" w:hAnsi="Times New Roman" w:cs="Times New Roman"/>
@@ -4314,14 +4267,7 @@
               <w:rPr>
                 <w:rFonts w:ascii="Times New Roman" w:eastAsia="Times New Roman" w:hAnsi="Times New Roman" w:cs="Times New Roman"/>
               </w:rPr>
-              <w:t>[</w:t>
-            </w:r>
-            <w:proofErr w:type="gramEnd"/>
-            <w:r>
-              <w:rPr>
-                <w:rFonts w:ascii="Times New Roman" w:eastAsia="Times New Roman" w:hAnsi="Times New Roman" w:cs="Times New Roman"/>
-              </w:rPr>
-              <w:t>]</w:t>
+              <w:t>[]</w:t>
             </w:r>
           </w:p>
           <w:p>
@@ -4571,31 +4517,15 @@
                 <w:rFonts w:ascii="Times New Roman" w:eastAsia="Times New Roman" w:hAnsi="Times New Roman" w:cs="Times New Roman"/>
                 <w:lang w:val="en-US"/>
               </w:rPr>
-              <w:t>owner_user_</w:t>
-            </w:r>
-            <w:proofErr w:type="gramStart"/>
+              <w:t>owner_user_id</w:t>
+            </w:r>
+            <w:proofErr w:type="spellEnd"/>
             <w:r>
               <w:rPr>
                 <w:rFonts w:ascii="Times New Roman" w:eastAsia="Times New Roman" w:hAnsi="Times New Roman" w:cs="Times New Roman"/>
                 <w:lang w:val="en-US"/>
               </w:rPr>
-              <w:t>id</w:t>
-            </w:r>
-            <w:proofErr w:type="spellEnd"/>
-            <w:r>
-              <w:rPr>
-                <w:rFonts w:ascii="Times New Roman" w:eastAsia="Times New Roman" w:hAnsi="Times New Roman" w:cs="Times New Roman"/>
-                <w:lang w:val="en-US"/>
-              </w:rPr>
-              <w:t>?:</w:t>
-            </w:r>
-            <w:proofErr w:type="gramEnd"/>
-            <w:r>
-              <w:rPr>
-                <w:rFonts w:ascii="Times New Roman" w:eastAsia="Times New Roman" w:hAnsi="Times New Roman" w:cs="Times New Roman"/>
-                <w:lang w:val="en-US"/>
-              </w:rPr>
-              <w:t xml:space="preserve"> string </w:t>
+              <w:t xml:space="preserve">?: string </w:t>
             </w:r>
           </w:p>
           <w:p>
@@ -4856,21 +4786,12 @@
                 <w:lang w:val="en-US"/>
               </w:rPr>
             </w:pPr>
-            <w:proofErr w:type="gramStart"/>
             <w:r>
               <w:rPr>
                 <w:rFonts w:ascii="Times New Roman" w:eastAsia="Times New Roman" w:hAnsi="Times New Roman" w:cs="Times New Roman"/>
                 <w:lang w:val="en-US"/>
               </w:rPr>
-              <w:t>title?:</w:t>
-            </w:r>
-            <w:proofErr w:type="gramEnd"/>
-            <w:r>
-              <w:rPr>
-                <w:rFonts w:ascii="Times New Roman" w:eastAsia="Times New Roman" w:hAnsi="Times New Roman" w:cs="Times New Roman"/>
-                <w:lang w:val="en-US"/>
-              </w:rPr>
-              <w:t xml:space="preserve"> string,</w:t>
+              <w:t>title?: string,</w:t>
             </w:r>
           </w:p>
           <w:p>
@@ -4881,21 +4802,12 @@
                 <w:lang w:val="en-US"/>
               </w:rPr>
             </w:pPr>
-            <w:proofErr w:type="gramStart"/>
             <w:r>
               <w:rPr>
                 <w:rFonts w:ascii="Times New Roman" w:eastAsia="Times New Roman" w:hAnsi="Times New Roman" w:cs="Times New Roman"/>
                 <w:lang w:val="en-US"/>
               </w:rPr>
-              <w:t>kind?:</w:t>
-            </w:r>
-            <w:proofErr w:type="gramEnd"/>
-            <w:r>
-              <w:rPr>
-                <w:rFonts w:ascii="Times New Roman" w:eastAsia="Times New Roman" w:hAnsi="Times New Roman" w:cs="Times New Roman"/>
-                <w:lang w:val="en-US"/>
-              </w:rPr>
-              <w:t xml:space="preserve"> string, </w:t>
+              <w:t xml:space="preserve">kind?: string, </w:t>
             </w:r>
           </w:p>
           <w:p>
@@ -4912,31 +4824,15 @@
                 <w:rFonts w:ascii="Times New Roman" w:eastAsia="Times New Roman" w:hAnsi="Times New Roman" w:cs="Times New Roman"/>
                 <w:lang w:val="en-US"/>
               </w:rPr>
-              <w:t>owner_user_</w:t>
-            </w:r>
-            <w:proofErr w:type="gramStart"/>
+              <w:t>owner_user_id</w:t>
+            </w:r>
+            <w:proofErr w:type="spellEnd"/>
             <w:r>
               <w:rPr>
                 <w:rFonts w:ascii="Times New Roman" w:eastAsia="Times New Roman" w:hAnsi="Times New Roman" w:cs="Times New Roman"/>
                 <w:lang w:val="en-US"/>
               </w:rPr>
-              <w:t>id</w:t>
-            </w:r>
-            <w:proofErr w:type="spellEnd"/>
-            <w:r>
-              <w:rPr>
-                <w:rFonts w:ascii="Times New Roman" w:eastAsia="Times New Roman" w:hAnsi="Times New Roman" w:cs="Times New Roman"/>
-                <w:lang w:val="en-US"/>
-              </w:rPr>
-              <w:t>?:</w:t>
-            </w:r>
-            <w:proofErr w:type="gramEnd"/>
-            <w:r>
-              <w:rPr>
-                <w:rFonts w:ascii="Times New Roman" w:eastAsia="Times New Roman" w:hAnsi="Times New Roman" w:cs="Times New Roman"/>
-                <w:lang w:val="en-US"/>
-              </w:rPr>
-              <w:t xml:space="preserve"> string,</w:t>
+              <w:t>?: string,</w:t>
             </w:r>
           </w:p>
           <w:p>
@@ -5166,21 +5062,12 @@
                 <w:lang w:val="en-US"/>
               </w:rPr>
             </w:pPr>
-            <w:proofErr w:type="gramStart"/>
             <w:r>
               <w:rPr>
                 <w:rFonts w:ascii="Times New Roman" w:eastAsia="Times New Roman" w:hAnsi="Times New Roman" w:cs="Times New Roman"/>
                 <w:lang w:val="en-US"/>
               </w:rPr>
-              <w:t>kind?:</w:t>
-            </w:r>
-            <w:proofErr w:type="gramEnd"/>
-            <w:r>
-              <w:rPr>
-                <w:rFonts w:ascii="Times New Roman" w:eastAsia="Times New Roman" w:hAnsi="Times New Roman" w:cs="Times New Roman"/>
-                <w:lang w:val="en-US"/>
-              </w:rPr>
-              <w:t xml:space="preserve"> string,</w:t>
+              <w:t>kind?: string,</w:t>
             </w:r>
           </w:p>
           <w:p>
@@ -5197,31 +5084,15 @@
                 <w:rFonts w:ascii="Times New Roman" w:eastAsia="Times New Roman" w:hAnsi="Times New Roman" w:cs="Times New Roman"/>
                 <w:lang w:val="en-US"/>
               </w:rPr>
-              <w:t>only_</w:t>
-            </w:r>
-            <w:proofErr w:type="gramStart"/>
+              <w:t>only_unique</w:t>
+            </w:r>
+            <w:proofErr w:type="spellEnd"/>
             <w:r>
               <w:rPr>
                 <w:rFonts w:ascii="Times New Roman" w:eastAsia="Times New Roman" w:hAnsi="Times New Roman" w:cs="Times New Roman"/>
                 <w:lang w:val="en-US"/>
               </w:rPr>
-              <w:t>unique</w:t>
-            </w:r>
-            <w:proofErr w:type="spellEnd"/>
-            <w:r>
-              <w:rPr>
-                <w:rFonts w:ascii="Times New Roman" w:eastAsia="Times New Roman" w:hAnsi="Times New Roman" w:cs="Times New Roman"/>
-                <w:lang w:val="en-US"/>
-              </w:rPr>
-              <w:t>?:</w:t>
-            </w:r>
-            <w:proofErr w:type="gramEnd"/>
-            <w:r>
-              <w:rPr>
-                <w:rFonts w:ascii="Times New Roman" w:eastAsia="Times New Roman" w:hAnsi="Times New Roman" w:cs="Times New Roman"/>
-                <w:lang w:val="en-US"/>
-              </w:rPr>
-              <w:t xml:space="preserve"> bool</w:t>
+              <w:t>?: bool</w:t>
             </w:r>
           </w:p>
           <w:p>
@@ -5819,7 +5690,6 @@
               <w:t xml:space="preserve">: </w:t>
             </w:r>
             <w:proofErr w:type="spellStart"/>
-            <w:proofErr w:type="gramStart"/>
             <w:r>
               <w:rPr>
                 <w:rFonts w:ascii="Times New Roman" w:eastAsia="Times New Roman" w:hAnsi="Times New Roman" w:cs="Times New Roman"/>
@@ -5831,14 +5701,7 @@
               <w:rPr>
                 <w:rFonts w:ascii="Times New Roman" w:eastAsia="Times New Roman" w:hAnsi="Times New Roman" w:cs="Times New Roman"/>
               </w:rPr>
-              <w:t>[</w:t>
-            </w:r>
-            <w:proofErr w:type="gramEnd"/>
-            <w:r>
-              <w:rPr>
-                <w:rFonts w:ascii="Times New Roman" w:eastAsia="Times New Roman" w:hAnsi="Times New Roman" w:cs="Times New Roman"/>
-              </w:rPr>
-              <w:t>]</w:t>
+              <w:t>[]</w:t>
             </w:r>
           </w:p>
           <w:p>
@@ -6132,21 +5995,12 @@
                 <w:lang w:val="en-US"/>
               </w:rPr>
             </w:pPr>
-            <w:proofErr w:type="gramStart"/>
             <w:r>
               <w:rPr>
                 <w:rFonts w:ascii="Times New Roman" w:eastAsia="Times New Roman" w:hAnsi="Times New Roman" w:cs="Times New Roman"/>
                 <w:lang w:val="en-US"/>
               </w:rPr>
-              <w:t>description?:</w:t>
-            </w:r>
-            <w:proofErr w:type="gramEnd"/>
-            <w:r>
-              <w:rPr>
-                <w:rFonts w:ascii="Times New Roman" w:eastAsia="Times New Roman" w:hAnsi="Times New Roman" w:cs="Times New Roman"/>
-                <w:lang w:val="en-US"/>
-              </w:rPr>
-              <w:t xml:space="preserve"> string </w:t>
+              <w:t xml:space="preserve">description?: string </w:t>
             </w:r>
           </w:p>
           <w:p>
@@ -6655,31 +6509,15 @@
                 <w:rFonts w:ascii="Times New Roman" w:eastAsia="Times New Roman" w:hAnsi="Times New Roman" w:cs="Times New Roman"/>
                 <w:lang w:val="en-US"/>
               </w:rPr>
-              <w:t>submission_document_</w:t>
-            </w:r>
-            <w:proofErr w:type="gramStart"/>
+              <w:t>submission_document_id</w:t>
+            </w:r>
+            <w:proofErr w:type="spellEnd"/>
             <w:r>
               <w:rPr>
                 <w:rFonts w:ascii="Times New Roman" w:eastAsia="Times New Roman" w:hAnsi="Times New Roman" w:cs="Times New Roman"/>
                 <w:lang w:val="en-US"/>
               </w:rPr>
-              <w:t>id</w:t>
-            </w:r>
-            <w:proofErr w:type="spellEnd"/>
-            <w:r>
-              <w:rPr>
-                <w:rFonts w:ascii="Times New Roman" w:eastAsia="Times New Roman" w:hAnsi="Times New Roman" w:cs="Times New Roman"/>
-                <w:lang w:val="en-US"/>
-              </w:rPr>
-              <w:t>?:</w:t>
-            </w:r>
-            <w:proofErr w:type="gramEnd"/>
-            <w:r>
-              <w:rPr>
-                <w:rFonts w:ascii="Times New Roman" w:eastAsia="Times New Roman" w:hAnsi="Times New Roman" w:cs="Times New Roman"/>
-                <w:lang w:val="en-US"/>
-              </w:rPr>
-              <w:t xml:space="preserve"> string, </w:t>
+              <w:t xml:space="preserve">?: string, </w:t>
             </w:r>
           </w:p>
           <w:p>
@@ -6690,21 +6528,12 @@
                 <w:lang w:val="en-US"/>
               </w:rPr>
             </w:pPr>
-            <w:proofErr w:type="gramStart"/>
             <w:r>
               <w:rPr>
                 <w:rFonts w:ascii="Times New Roman" w:eastAsia="Times New Roman" w:hAnsi="Times New Roman" w:cs="Times New Roman"/>
                 <w:lang w:val="en-US"/>
               </w:rPr>
-              <w:t>text?:</w:t>
-            </w:r>
-            <w:proofErr w:type="gramEnd"/>
-            <w:r>
-              <w:rPr>
-                <w:rFonts w:ascii="Times New Roman" w:eastAsia="Times New Roman" w:hAnsi="Times New Roman" w:cs="Times New Roman"/>
-                <w:lang w:val="en-US"/>
-              </w:rPr>
-              <w:t xml:space="preserve"> string,</w:t>
+              <w:t>text?: string,</w:t>
             </w:r>
           </w:p>
           <w:p>
@@ -6728,31 +6557,15 @@
                 <w:rFonts w:ascii="Times New Roman" w:eastAsia="Times New Roman" w:hAnsi="Times New Roman" w:cs="Times New Roman"/>
                 <w:lang w:val="en-US"/>
               </w:rPr>
-              <w:t>reference_</w:t>
-            </w:r>
-            <w:proofErr w:type="gramStart"/>
+              <w:t>reference_ids</w:t>
+            </w:r>
+            <w:proofErr w:type="spellEnd"/>
             <w:r>
               <w:rPr>
                 <w:rFonts w:ascii="Times New Roman" w:eastAsia="Times New Roman" w:hAnsi="Times New Roman" w:cs="Times New Roman"/>
                 <w:lang w:val="en-US"/>
               </w:rPr>
-              <w:t>ids</w:t>
-            </w:r>
-            <w:proofErr w:type="spellEnd"/>
-            <w:r>
-              <w:rPr>
-                <w:rFonts w:ascii="Times New Roman" w:eastAsia="Times New Roman" w:hAnsi="Times New Roman" w:cs="Times New Roman"/>
-                <w:lang w:val="en-US"/>
-              </w:rPr>
-              <w:t>?:</w:t>
-            </w:r>
-            <w:proofErr w:type="gramEnd"/>
-            <w:r>
-              <w:rPr>
-                <w:rFonts w:ascii="Times New Roman" w:eastAsia="Times New Roman" w:hAnsi="Times New Roman" w:cs="Times New Roman"/>
-                <w:lang w:val="en-US"/>
-              </w:rPr>
-              <w:t xml:space="preserve"> string[], </w:t>
+              <w:t xml:space="preserve">?: string[], </w:t>
             </w:r>
             <w:proofErr w:type="spellStart"/>
             <w:r>

--- a/ИУ5Ц-101б_Васильев_В_М_ТЗ.docx
+++ b/ИУ5Ц-101б_Васильев_В_М_ТЗ.docx
@@ -628,7 +628,6 @@
         </w:rPr>
         <w:t xml:space="preserve">Автоматизированная система проверки статей на плагиат с визуальным выделением </w:t>
       </w:r>
-      <w:proofErr w:type="spellStart"/>
       <w:r>
         <w:rPr>
           <w:rFonts w:ascii="Times New Roman" w:eastAsia="Times New Roman" w:hAnsi="Times New Roman" w:cs="Times New Roman"/>
@@ -637,9 +636,8 @@
           <w:sz w:val="36"/>
           <w:szCs w:val="36"/>
         </w:rPr>
-        <w:t>заимстований</w:t>
+        <w:t>заимствований</w:t>
       </w:r>
-      <w:proofErr w:type="spellEnd"/>
       <w:r>
         <w:rPr>
           <w:rFonts w:ascii="Times New Roman" w:eastAsia="Times New Roman" w:hAnsi="Times New Roman" w:cs="Times New Roman"/>
@@ -648,7 +646,17 @@
           <w:sz w:val="36"/>
           <w:szCs w:val="36"/>
         </w:rPr>
-        <w:t xml:space="preserve"> в тексте</w:t>
+        <w:t xml:space="preserve"> </w:t>
+      </w:r>
+      <w:r>
+        <w:rPr>
+          <w:rFonts w:ascii="Times New Roman" w:eastAsia="Times New Roman" w:hAnsi="Times New Roman" w:cs="Times New Roman"/>
+          <w:b/>
+          <w:color w:val="000000"/>
+          <w:sz w:val="36"/>
+          <w:szCs w:val="36"/>
+        </w:rPr>
+        <w:t>в тексте</w:t>
       </w:r>
     </w:p>
     <w:p>
@@ -960,7 +968,16 @@
                 <w:sz w:val="28"/>
                 <w:szCs w:val="28"/>
               </w:rPr>
-              <w:t xml:space="preserve">   И. О. Фамилия</w:t>
+              <w:t xml:space="preserve">   </w:t>
+            </w:r>
+            <w:r>
+              <w:rPr>
+                <w:rFonts w:ascii="Times New Roman" w:eastAsia="Times New Roman" w:hAnsi="Times New Roman" w:cs="Times New Roman"/>
+                <w:color w:val="000000"/>
+                <w:sz w:val="28"/>
+                <w:szCs w:val="28"/>
+              </w:rPr>
+              <w:t>В.М. Васильев</w:t>
             </w:r>
           </w:p>
         </w:tc>
@@ -1304,7 +1321,25 @@
           <w:sz w:val="28"/>
           <w:szCs w:val="28"/>
         </w:rPr>
-        <w:t>Основанием для разработки является задание на выпускную квалификационную работу, подписанное руководителем выпускной работы и утверждённое заведующим кафедрой ИУ5 МГТУ им. Н.Э. Баумана 17 октября 2025 года, протокол заседания кафедры № 3 от 17 октября 2026 г.</w:t>
+        <w:t>Основанием для разработки является задание на выпускную квалификационную работу, подписанное руководителем выпускной работы и утверждённое заведующим кафедрой ИУ5 МГТУ им. Н.Э. Баумана 17 октября 2025 года, протокол заседания кафедры № 3 от 17 октября 202</w:t>
+      </w:r>
+      <w:r>
+        <w:rPr>
+          <w:rFonts w:ascii="Times New Roman" w:eastAsia="Times New Roman" w:hAnsi="Times New Roman" w:cs="Times New Roman"/>
+          <w:color w:val="000000" w:themeColor="text1"/>
+          <w:sz w:val="28"/>
+          <w:szCs w:val="28"/>
+        </w:rPr>
+        <w:t>5</w:t>
+      </w:r>
+      <w:r>
+        <w:rPr>
+          <w:rFonts w:ascii="Times New Roman" w:eastAsia="Times New Roman" w:hAnsi="Times New Roman" w:cs="Times New Roman"/>
+          <w:color w:val="000000" w:themeColor="text1"/>
+          <w:sz w:val="28"/>
+          <w:szCs w:val="28"/>
+        </w:rPr>
+        <w:t xml:space="preserve"> г.</w:t>
       </w:r>
     </w:p>
     <w:p>
@@ -1523,7 +1558,23 @@
           <w:sz w:val="28"/>
           <w:szCs w:val="28"/>
         </w:rPr>
-        <w:t>-   Загрузка текстовых документов для проверки на наличие заимствований.</w:t>
+        <w:t xml:space="preserve">- </w:t>
+      </w:r>
+      <w:r>
+        <w:rPr>
+          <w:rFonts w:ascii="Times New Roman" w:eastAsia="Times New Roman" w:hAnsi="Times New Roman" w:cs="Times New Roman"/>
+          <w:sz w:val="28"/>
+          <w:szCs w:val="28"/>
+        </w:rPr>
+        <w:t>Загрузка PDF-документов с текстовым слоем для проверки на наличие заимствований</w:t>
+      </w:r>
+      <w:r>
+        <w:rPr>
+          <w:rFonts w:ascii="Times New Roman" w:eastAsia="Times New Roman" w:hAnsi="Times New Roman" w:cs="Times New Roman"/>
+          <w:sz w:val="28"/>
+          <w:szCs w:val="28"/>
+        </w:rPr>
+        <w:t>.</w:t>
       </w:r>
     </w:p>
     <w:p>
@@ -1543,7 +1594,59 @@
           <w:sz w:val="28"/>
           <w:szCs w:val="28"/>
         </w:rPr>
-        <w:t>- Выделение текста из загруженного документа и его подготовка к дальнейшему анализу.</w:t>
+        <w:t xml:space="preserve">- </w:t>
+      </w:r>
+      <w:r>
+        <w:rPr>
+          <w:rFonts w:ascii="Times New Roman" w:eastAsia="Times New Roman" w:hAnsi="Times New Roman" w:cs="Times New Roman"/>
+          <w:sz w:val="28"/>
+          <w:szCs w:val="28"/>
+        </w:rPr>
+        <w:t>Извлечение текста из загруженного PDF-документа и его подготовка к дальнейшему анализу</w:t>
+      </w:r>
+      <w:r>
+        <w:rPr>
+          <w:rFonts w:ascii="Times New Roman" w:eastAsia="Times New Roman" w:hAnsi="Times New Roman" w:cs="Times New Roman"/>
+          <w:sz w:val="28"/>
+          <w:szCs w:val="28"/>
+        </w:rPr>
+        <w:t>.</w:t>
+      </w:r>
+    </w:p>
+    <w:p>
+      <w:pPr>
+        <w:spacing w:line="360" w:lineRule="auto"/>
+        <w:ind w:firstLine="709"/>
+        <w:jc w:val="both"/>
+        <w:rPr>
+          <w:rFonts w:ascii="Times New Roman" w:eastAsia="Times New Roman" w:hAnsi="Times New Roman" w:cs="Times New Roman"/>
+          <w:sz w:val="28"/>
+          <w:szCs w:val="28"/>
+        </w:rPr>
+      </w:pPr>
+      <w:r>
+        <w:rPr>
+          <w:rFonts w:ascii="Times New Roman" w:eastAsia="Times New Roman" w:hAnsi="Times New Roman" w:cs="Times New Roman"/>
+          <w:sz w:val="28"/>
+          <w:szCs w:val="28"/>
+        </w:rPr>
+        <w:t xml:space="preserve">- </w:t>
+      </w:r>
+      <w:r>
+        <w:rPr>
+          <w:rFonts w:ascii="Times New Roman" w:eastAsia="Times New Roman" w:hAnsi="Times New Roman" w:cs="Times New Roman"/>
+          <w:sz w:val="28"/>
+          <w:szCs w:val="28"/>
+        </w:rPr>
+        <w:t>Создание документа из текста, переданного через API</w:t>
+      </w:r>
+      <w:r>
+        <w:rPr>
+          <w:rFonts w:ascii="Times New Roman" w:eastAsia="Times New Roman" w:hAnsi="Times New Roman" w:cs="Times New Roman"/>
+          <w:sz w:val="28"/>
+          <w:szCs w:val="28"/>
+        </w:rPr>
+        <w:t>.</w:t>
       </w:r>
     </w:p>
     <w:p>
@@ -1731,6 +1834,7 @@
           <w:sz w:val="28"/>
           <w:szCs w:val="28"/>
         </w:rPr>
+        <w:lastRenderedPageBreak/>
         <w:t>-   Система должна обеспечивать стабильную и корректную работу при загрузке, обработке и проверке текстовых документов.</w:t>
       </w:r>
     </w:p>
@@ -1751,7 +1855,6 @@
           <w:sz w:val="28"/>
           <w:szCs w:val="28"/>
         </w:rPr>
-        <w:lastRenderedPageBreak/>
         <w:t>- Должны быть предусмотрены обработка ошибок загрузки и анализа документов, а также защита от потери результатов проверки при сбоях в работе системы.</w:t>
       </w:r>
     </w:p>
@@ -1872,7 +1975,23 @@
           <w:sz w:val="28"/>
           <w:szCs w:val="28"/>
         </w:rPr>
-        <w:t>-  Программа должна эксплуатироваться как веб-приложение.</w:t>
+        <w:t xml:space="preserve">-  </w:t>
+      </w:r>
+      <w:r>
+        <w:rPr>
+          <w:rFonts w:ascii="Times New Roman" w:eastAsia="Times New Roman" w:hAnsi="Times New Roman" w:cs="Times New Roman"/>
+          <w:sz w:val="28"/>
+          <w:szCs w:val="28"/>
+        </w:rPr>
+        <w:t>Программа должна эксплуатироваться как локальный веб-сервис с интерфейсом Swagger UI</w:t>
+      </w:r>
+      <w:r>
+        <w:rPr>
+          <w:rFonts w:ascii="Times New Roman" w:eastAsia="Times New Roman" w:hAnsi="Times New Roman" w:cs="Times New Roman"/>
+          <w:sz w:val="28"/>
+          <w:szCs w:val="28"/>
+        </w:rPr>
+        <w:t>.</w:t>
       </w:r>
     </w:p>
     <w:p>
@@ -1912,54 +2031,56 @@
           <w:sz w:val="28"/>
           <w:szCs w:val="28"/>
         </w:rPr>
-        <w:t xml:space="preserve">- Должна обеспечиваться поддержка современных браузеров, включая Google </w:t>
+        <w:t>- Должна обеспечиваться поддержка современных браузеров, включая Google Chrome, Mozilla Firefox, Microsoft Edge и Yandex Browser.</w:t>
       </w:r>
-      <w:proofErr w:type="spellStart"/>
+    </w:p>
+    <w:p>
+      <w:pPr>
+        <w:spacing w:line="360" w:lineRule="auto"/>
+        <w:ind w:firstLine="709"/>
+        <w:jc w:val="both"/>
+        <w:rPr>
+          <w:rFonts w:ascii="Times New Roman" w:eastAsia="Times New Roman" w:hAnsi="Times New Roman" w:cs="Times New Roman"/>
+          <w:sz w:val="28"/>
+          <w:szCs w:val="28"/>
+        </w:rPr>
+      </w:pPr>
       <w:r>
         <w:rPr>
           <w:rFonts w:ascii="Times New Roman" w:eastAsia="Times New Roman" w:hAnsi="Times New Roman" w:cs="Times New Roman"/>
           <w:sz w:val="28"/>
           <w:szCs w:val="28"/>
         </w:rPr>
-        <w:t>Chrome</w:t>
+        <w:t>3.5 Требования к информационной и программной совместимости:</w:t>
       </w:r>
-      <w:proofErr w:type="spellEnd"/>
+    </w:p>
+    <w:p>
+      <w:pPr>
+        <w:spacing w:line="360" w:lineRule="auto"/>
+        <w:ind w:firstLine="709"/>
+        <w:jc w:val="both"/>
+        <w:rPr>
+          <w:rFonts w:ascii="Times New Roman" w:eastAsia="Times New Roman" w:hAnsi="Times New Roman" w:cs="Times New Roman"/>
+          <w:sz w:val="28"/>
+          <w:szCs w:val="28"/>
+        </w:rPr>
+      </w:pPr>
       <w:r>
         <w:rPr>
           <w:rFonts w:ascii="Times New Roman" w:eastAsia="Times New Roman" w:hAnsi="Times New Roman" w:cs="Times New Roman"/>
           <w:sz w:val="28"/>
           <w:szCs w:val="28"/>
         </w:rPr>
-        <w:t xml:space="preserve">, Mozilla Firefox, Microsoft Edge и </w:t>
+        <w:t xml:space="preserve">- </w:t>
       </w:r>
-      <w:proofErr w:type="spellStart"/>
       <w:r>
         <w:rPr>
           <w:rFonts w:ascii="Times New Roman" w:eastAsia="Times New Roman" w:hAnsi="Times New Roman" w:cs="Times New Roman"/>
           <w:sz w:val="28"/>
           <w:szCs w:val="28"/>
         </w:rPr>
-        <w:t>Yandex</w:t>
+        <w:t>Система должна обеспечивать загрузку PDF-документов с текстовым слоем, а также создание документов из текста, введённого через API</w:t>
       </w:r>
-      <w:proofErr w:type="spellEnd"/>
-      <w:r>
-        <w:rPr>
-          <w:rFonts w:ascii="Times New Roman" w:eastAsia="Times New Roman" w:hAnsi="Times New Roman" w:cs="Times New Roman"/>
-          <w:sz w:val="28"/>
-          <w:szCs w:val="28"/>
-        </w:rPr>
-        <w:t xml:space="preserve"> </w:t>
-      </w:r>
-      <w:proofErr w:type="spellStart"/>
-      <w:r>
-        <w:rPr>
-          <w:rFonts w:ascii="Times New Roman" w:eastAsia="Times New Roman" w:hAnsi="Times New Roman" w:cs="Times New Roman"/>
-          <w:sz w:val="28"/>
-          <w:szCs w:val="28"/>
-        </w:rPr>
-        <w:t>Browser</w:t>
-      </w:r>
-      <w:proofErr w:type="spellEnd"/>
       <w:r>
         <w:rPr>
           <w:rFonts w:ascii="Times New Roman" w:eastAsia="Times New Roman" w:hAnsi="Times New Roman" w:cs="Times New Roman"/>
@@ -1986,46 +2107,6 @@
           <w:sz w:val="28"/>
           <w:szCs w:val="28"/>
         </w:rPr>
-        <w:t>3.5 Требования к информационной и программной совместимости:</w:t>
-      </w:r>
-    </w:p>
-    <w:p>
-      <w:pPr>
-        <w:spacing w:line="360" w:lineRule="auto"/>
-        <w:ind w:firstLine="709"/>
-        <w:jc w:val="both"/>
-        <w:rPr>
-          <w:rFonts w:ascii="Times New Roman" w:eastAsia="Times New Roman" w:hAnsi="Times New Roman" w:cs="Times New Roman"/>
-          <w:sz w:val="28"/>
-          <w:szCs w:val="28"/>
-        </w:rPr>
-      </w:pPr>
-      <w:r>
-        <w:rPr>
-          <w:rFonts w:ascii="Times New Roman" w:eastAsia="Times New Roman" w:hAnsi="Times New Roman" w:cs="Times New Roman"/>
-          <w:sz w:val="28"/>
-          <w:szCs w:val="28"/>
-        </w:rPr>
-        <w:t>- Система должна обеспечивать работу с текстовыми документами, представленными в распространённых форматах хранения текста.</w:t>
-      </w:r>
-    </w:p>
-    <w:p>
-      <w:pPr>
-        <w:spacing w:line="360" w:lineRule="auto"/>
-        <w:ind w:firstLine="709"/>
-        <w:jc w:val="both"/>
-        <w:rPr>
-          <w:rFonts w:ascii="Times New Roman" w:eastAsia="Times New Roman" w:hAnsi="Times New Roman" w:cs="Times New Roman"/>
-          <w:sz w:val="28"/>
-          <w:szCs w:val="28"/>
-        </w:rPr>
-      </w:pPr>
-      <w:r>
-        <w:rPr>
-          <w:rFonts w:ascii="Times New Roman" w:eastAsia="Times New Roman" w:hAnsi="Times New Roman" w:cs="Times New Roman"/>
-          <w:sz w:val="28"/>
-          <w:szCs w:val="28"/>
-        </w:rPr>
         <w:t>- Должна быть обеспечена совместимость с базой данных, используемой для хранения загруженных документов, результатов проверки и сведений о найденных совпадениях.</w:t>
       </w:r>
     </w:p>
@@ -2086,7 +2167,31 @@
           <w:sz w:val="28"/>
           <w:szCs w:val="28"/>
         </w:rPr>
-        <w:t>- Система должна обеспечивать разграничение доступа к данным и результатам проверки.</w:t>
+        <w:t>-</w:t>
+      </w:r>
+      <w:r>
+        <w:rPr>
+          <w:rFonts w:ascii="Times New Roman" w:eastAsia="Times New Roman" w:hAnsi="Times New Roman" w:cs="Times New Roman"/>
+          <w:sz w:val="28"/>
+          <w:szCs w:val="28"/>
+        </w:rPr>
+        <w:t xml:space="preserve"> </w:t>
+      </w:r>
+      <w:r>
+        <w:rPr>
+          <w:rFonts w:ascii="Times New Roman" w:eastAsia="Times New Roman" w:hAnsi="Times New Roman" w:cs="Times New Roman"/>
+          <w:sz w:val="28"/>
+          <w:szCs w:val="28"/>
+        </w:rPr>
+        <w:t>Система должна обеспечивать хранение сведений о пользователях и владельцах документов</w:t>
+      </w:r>
+      <w:r>
+        <w:rPr>
+          <w:rFonts w:ascii="Times New Roman" w:eastAsia="Times New Roman" w:hAnsi="Times New Roman" w:cs="Times New Roman"/>
+          <w:sz w:val="28"/>
+          <w:szCs w:val="28"/>
+        </w:rPr>
+        <w:t>.</w:t>
       </w:r>
     </w:p>
     <w:p>
@@ -2106,7 +2211,24 @@
           <w:sz w:val="28"/>
           <w:szCs w:val="28"/>
         </w:rPr>
-        <w:t>- Интерфейс должен быть простым и понятным для пользователя, обеспечивать удобную загрузку документов, просмотр текста и анализ полученных результатов.</w:t>
+        <w:lastRenderedPageBreak/>
+        <w:t xml:space="preserve">- </w:t>
+      </w:r>
+      <w:r>
+        <w:rPr>
+          <w:rFonts w:ascii="Times New Roman" w:eastAsia="Times New Roman" w:hAnsi="Times New Roman" w:cs="Times New Roman"/>
+          <w:sz w:val="28"/>
+          <w:szCs w:val="28"/>
+        </w:rPr>
+        <w:t>Интерфейс Swagger UI должен обеспечивать выполнение основных операций API: загрузку документов, запуск проверки, просмотр результата и получение отчёта</w:t>
+      </w:r>
+      <w:r>
+        <w:rPr>
+          <w:rFonts w:ascii="Times New Roman" w:eastAsia="Times New Roman" w:hAnsi="Times New Roman" w:cs="Times New Roman"/>
+          <w:sz w:val="28"/>
+          <w:szCs w:val="28"/>
+        </w:rPr>
+        <w:t>.</w:t>
       </w:r>
     </w:p>
     <w:p>
@@ -2126,7 +2248,6 @@
           <w:sz w:val="28"/>
           <w:szCs w:val="28"/>
         </w:rPr>
-        <w:lastRenderedPageBreak/>
         <w:t>- Результаты проверки должны представляться в наглядной форме, с визуальным выделением заимствованных фрагментов непосредственно в тексте документа.</w:t>
       </w:r>
     </w:p>
@@ -2461,16 +2582,8 @@
           <w:sz w:val="28"/>
           <w:szCs w:val="28"/>
         </w:rPr>
-        <w:t xml:space="preserve">4.5 Руководство администратора - документ, содержащий сведения об установке, настройке, запуске, сопровождении системы, управлении </w:t>
-      </w:r>
-      <w:r>
-        <w:rPr>
-          <w:rFonts w:ascii="Times New Roman" w:eastAsia="Times New Roman" w:hAnsi="Times New Roman" w:cs="Times New Roman"/>
-          <w:sz w:val="28"/>
-          <w:szCs w:val="28"/>
-        </w:rPr>
         <w:lastRenderedPageBreak/>
-        <w:t>пользователями, контроле состояния программы и действиях при возникновении сбоев.</w:t>
+        <w:t>4.5 Руководство администратора - документ, содержащий сведения об установке, настройке, запуске, сопровождении системы, управлении пользователями, контроле состояния программы и действиях при возникновении сбоев.</w:t>
       </w:r>
     </w:p>
     <w:p>
@@ -2919,6 +3032,7 @@
                 <w:sz w:val="28"/>
                 <w:szCs w:val="28"/>
               </w:rPr>
+              <w:lastRenderedPageBreak/>
               <w:t>2</w:t>
             </w:r>
           </w:p>
@@ -2990,7 +3104,6 @@
                 <w:sz w:val="28"/>
                 <w:szCs w:val="28"/>
               </w:rPr>
-              <w:lastRenderedPageBreak/>
               <w:t>3</w:t>
             </w:r>
           </w:p>
@@ -3830,16 +3943,8 @@
               <w:rPr>
                 <w:rFonts w:ascii="Times New Roman" w:eastAsia="Times New Roman" w:hAnsi="Times New Roman" w:cs="Times New Roman"/>
               </w:rPr>
-              <w:t>/</w:t>
+              <w:t>/users</w:t>
             </w:r>
-            <w:proofErr w:type="spellStart"/>
-            <w:r>
-              <w:rPr>
-                <w:rFonts w:ascii="Times New Roman" w:eastAsia="Times New Roman" w:hAnsi="Times New Roman" w:cs="Times New Roman"/>
-              </w:rPr>
-              <w:t>users</w:t>
-            </w:r>
-            <w:proofErr w:type="spellEnd"/>
           </w:p>
         </w:tc>
         <w:tc>
@@ -3908,21 +4013,12 @@
                 <w:lang w:val="en-US"/>
               </w:rPr>
             </w:pPr>
-            <w:proofErr w:type="spellStart"/>
             <w:r>
               <w:rPr>
                 <w:rFonts w:ascii="Times New Roman" w:eastAsia="Times New Roman" w:hAnsi="Times New Roman" w:cs="Times New Roman"/>
                 <w:lang w:val="en-US"/>
               </w:rPr>
-              <w:t>full_name</w:t>
-            </w:r>
-            <w:proofErr w:type="spellEnd"/>
-            <w:r>
-              <w:rPr>
-                <w:rFonts w:ascii="Times New Roman" w:eastAsia="Times New Roman" w:hAnsi="Times New Roman" w:cs="Times New Roman"/>
-                <w:lang w:val="en-US"/>
-              </w:rPr>
-              <w:t>: string,</w:t>
+              <w:t>full_name: string,</w:t>
             </w:r>
           </w:p>
           <w:p>
@@ -4026,30 +4122,8 @@
               <w:rPr>
                 <w:rFonts w:ascii="Times New Roman" w:eastAsia="Times New Roman" w:hAnsi="Times New Roman" w:cs="Times New Roman"/>
               </w:rPr>
-              <w:t xml:space="preserve">200 OK / 400 </w:t>
+              <w:t>200 OK / 400 Bad Request</w:t>
             </w:r>
-            <w:proofErr w:type="spellStart"/>
-            <w:r>
-              <w:rPr>
-                <w:rFonts w:ascii="Times New Roman" w:eastAsia="Times New Roman" w:hAnsi="Times New Roman" w:cs="Times New Roman"/>
-              </w:rPr>
-              <w:t>Bad</w:t>
-            </w:r>
-            <w:proofErr w:type="spellEnd"/>
-            <w:r>
-              <w:rPr>
-                <w:rFonts w:ascii="Times New Roman" w:eastAsia="Times New Roman" w:hAnsi="Times New Roman" w:cs="Times New Roman"/>
-              </w:rPr>
-              <w:t xml:space="preserve"> </w:t>
-            </w:r>
-            <w:proofErr w:type="spellStart"/>
-            <w:r>
-              <w:rPr>
-                <w:rFonts w:ascii="Times New Roman" w:eastAsia="Times New Roman" w:hAnsi="Times New Roman" w:cs="Times New Roman"/>
-              </w:rPr>
-              <w:t>Request</w:t>
-            </w:r>
-            <w:proofErr w:type="spellEnd"/>
           </w:p>
         </w:tc>
       </w:tr>
@@ -4137,16 +4211,8 @@
               <w:rPr>
                 <w:rFonts w:ascii="Times New Roman" w:eastAsia="Times New Roman" w:hAnsi="Times New Roman" w:cs="Times New Roman"/>
               </w:rPr>
-              <w:t>/</w:t>
+              <w:t>/users</w:t>
             </w:r>
-            <w:proofErr w:type="spellStart"/>
-            <w:r>
-              <w:rPr>
-                <w:rFonts w:ascii="Times New Roman" w:eastAsia="Times New Roman" w:hAnsi="Times New Roman" w:cs="Times New Roman"/>
-              </w:rPr>
-              <w:t>users</w:t>
-            </w:r>
-            <w:proofErr w:type="spellEnd"/>
           </w:p>
         </w:tc>
         <w:tc>
@@ -4241,33 +4307,11 @@
                 <w:rFonts w:ascii="Times New Roman" w:eastAsia="Times New Roman" w:hAnsi="Times New Roman" w:cs="Times New Roman"/>
               </w:rPr>
             </w:pPr>
-            <w:proofErr w:type="spellStart"/>
             <w:r>
               <w:rPr>
                 <w:rFonts w:ascii="Times New Roman" w:eastAsia="Times New Roman" w:hAnsi="Times New Roman" w:cs="Times New Roman"/>
               </w:rPr>
-              <w:t>users</w:t>
-            </w:r>
-            <w:proofErr w:type="spellEnd"/>
-            <w:r>
-              <w:rPr>
-                <w:rFonts w:ascii="Times New Roman" w:eastAsia="Times New Roman" w:hAnsi="Times New Roman" w:cs="Times New Roman"/>
-              </w:rPr>
-              <w:t xml:space="preserve">: </w:t>
-            </w:r>
-            <w:proofErr w:type="spellStart"/>
-            <w:r>
-              <w:rPr>
-                <w:rFonts w:ascii="Times New Roman" w:eastAsia="Times New Roman" w:hAnsi="Times New Roman" w:cs="Times New Roman"/>
-              </w:rPr>
-              <w:t>UserOut</w:t>
-            </w:r>
-            <w:proofErr w:type="spellEnd"/>
-            <w:r>
-              <w:rPr>
-                <w:rFonts w:ascii="Times New Roman" w:eastAsia="Times New Roman" w:hAnsi="Times New Roman" w:cs="Times New Roman"/>
-              </w:rPr>
-              <w:t>[]</w:t>
+              <w:t>users: UserOut[]</w:t>
             </w:r>
           </w:p>
           <w:p>
@@ -4390,16 +4434,8 @@
               <w:rPr>
                 <w:rFonts w:ascii="Times New Roman" w:eastAsia="Times New Roman" w:hAnsi="Times New Roman" w:cs="Times New Roman"/>
               </w:rPr>
-              <w:t>/</w:t>
+              <w:t>/documents</w:t>
             </w:r>
-            <w:proofErr w:type="spellStart"/>
-            <w:r>
-              <w:rPr>
-                <w:rFonts w:ascii="Times New Roman" w:eastAsia="Times New Roman" w:hAnsi="Times New Roman" w:cs="Times New Roman"/>
-              </w:rPr>
-              <w:t>documents</w:t>
-            </w:r>
-            <w:proofErr w:type="spellEnd"/>
           </w:p>
         </w:tc>
         <w:tc>
@@ -4511,21 +4547,12 @@
                 <w:lang w:val="en-US"/>
               </w:rPr>
             </w:pPr>
-            <w:proofErr w:type="spellStart"/>
             <w:r>
               <w:rPr>
                 <w:rFonts w:ascii="Times New Roman" w:eastAsia="Times New Roman" w:hAnsi="Times New Roman" w:cs="Times New Roman"/>
                 <w:lang w:val="en-US"/>
               </w:rPr>
-              <w:t>owner_user_id</w:t>
-            </w:r>
-            <w:proofErr w:type="spellEnd"/>
-            <w:r>
-              <w:rPr>
-                <w:rFonts w:ascii="Times New Roman" w:eastAsia="Times New Roman" w:hAnsi="Times New Roman" w:cs="Times New Roman"/>
-                <w:lang w:val="en-US"/>
-              </w:rPr>
-              <w:t xml:space="preserve">?: string </w:t>
+              <w:t xml:space="preserve">owner_user_id?: string </w:t>
             </w:r>
           </w:p>
           <w:p>
@@ -4576,28 +4603,12 @@
                 <w:rFonts w:ascii="Times New Roman" w:eastAsia="Times New Roman" w:hAnsi="Times New Roman" w:cs="Times New Roman"/>
               </w:rPr>
             </w:pPr>
-            <w:proofErr w:type="spellStart"/>
             <w:r>
               <w:rPr>
                 <w:rFonts w:ascii="Times New Roman" w:eastAsia="Times New Roman" w:hAnsi="Times New Roman" w:cs="Times New Roman"/>
               </w:rPr>
-              <w:t>document</w:t>
+              <w:t>document: DocumentOut</w:t>
             </w:r>
-            <w:proofErr w:type="spellEnd"/>
-            <w:r>
-              <w:rPr>
-                <w:rFonts w:ascii="Times New Roman" w:eastAsia="Times New Roman" w:hAnsi="Times New Roman" w:cs="Times New Roman"/>
-              </w:rPr>
-              <w:t xml:space="preserve">: </w:t>
-            </w:r>
-            <w:proofErr w:type="spellStart"/>
-            <w:r>
-              <w:rPr>
-                <w:rFonts w:ascii="Times New Roman" w:eastAsia="Times New Roman" w:hAnsi="Times New Roman" w:cs="Times New Roman"/>
-              </w:rPr>
-              <w:t>DocumentOut</w:t>
-            </w:r>
-            <w:proofErr w:type="spellEnd"/>
           </w:p>
           <w:p>
             <w:pPr>
@@ -4684,30 +4695,8 @@
               <w:rPr>
                 <w:rFonts w:ascii="Times New Roman" w:eastAsia="Times New Roman" w:hAnsi="Times New Roman" w:cs="Times New Roman"/>
               </w:rPr>
-              <w:t>/</w:t>
+              <w:t>/documents/upload</w:t>
             </w:r>
-            <w:proofErr w:type="spellStart"/>
-            <w:r>
-              <w:rPr>
-                <w:rFonts w:ascii="Times New Roman" w:eastAsia="Times New Roman" w:hAnsi="Times New Roman" w:cs="Times New Roman"/>
-              </w:rPr>
-              <w:t>documents</w:t>
-            </w:r>
-            <w:proofErr w:type="spellEnd"/>
-            <w:r>
-              <w:rPr>
-                <w:rFonts w:ascii="Times New Roman" w:eastAsia="Times New Roman" w:hAnsi="Times New Roman" w:cs="Times New Roman"/>
-              </w:rPr>
-              <w:t>/</w:t>
-            </w:r>
-            <w:proofErr w:type="spellStart"/>
-            <w:r>
-              <w:rPr>
-                <w:rFonts w:ascii="Times New Roman" w:eastAsia="Times New Roman" w:hAnsi="Times New Roman" w:cs="Times New Roman"/>
-              </w:rPr>
-              <w:t>upload</w:t>
-            </w:r>
-            <w:proofErr w:type="spellEnd"/>
           </w:p>
         </w:tc>
         <w:tc>
@@ -4818,21 +4807,12 @@
                 <w:lang w:val="en-US"/>
               </w:rPr>
             </w:pPr>
-            <w:proofErr w:type="spellStart"/>
             <w:r>
               <w:rPr>
                 <w:rFonts w:ascii="Times New Roman" w:eastAsia="Times New Roman" w:hAnsi="Times New Roman" w:cs="Times New Roman"/>
                 <w:lang w:val="en-US"/>
               </w:rPr>
-              <w:t>owner_user_id</w:t>
-            </w:r>
-            <w:proofErr w:type="spellEnd"/>
-            <w:r>
-              <w:rPr>
-                <w:rFonts w:ascii="Times New Roman" w:eastAsia="Times New Roman" w:hAnsi="Times New Roman" w:cs="Times New Roman"/>
-                <w:lang w:val="en-US"/>
-              </w:rPr>
-              <w:t>?: string,</w:t>
+              <w:t>owner_user_id?: string,</w:t>
             </w:r>
           </w:p>
           <w:p>
@@ -4882,28 +4862,12 @@
                 <w:rFonts w:ascii="Times New Roman" w:eastAsia="Times New Roman" w:hAnsi="Times New Roman" w:cs="Times New Roman"/>
               </w:rPr>
             </w:pPr>
-            <w:proofErr w:type="spellStart"/>
             <w:r>
               <w:rPr>
                 <w:rFonts w:ascii="Times New Roman" w:eastAsia="Times New Roman" w:hAnsi="Times New Roman" w:cs="Times New Roman"/>
               </w:rPr>
-              <w:t>document</w:t>
+              <w:t>document: DocumentOut</w:t>
             </w:r>
-            <w:proofErr w:type="spellEnd"/>
-            <w:r>
-              <w:rPr>
-                <w:rFonts w:ascii="Times New Roman" w:eastAsia="Times New Roman" w:hAnsi="Times New Roman" w:cs="Times New Roman"/>
-              </w:rPr>
-              <w:t xml:space="preserve">: </w:t>
-            </w:r>
-            <w:proofErr w:type="spellStart"/>
-            <w:r>
-              <w:rPr>
-                <w:rFonts w:ascii="Times New Roman" w:eastAsia="Times New Roman" w:hAnsi="Times New Roman" w:cs="Times New Roman"/>
-              </w:rPr>
-              <w:t>DocumentOut</w:t>
-            </w:r>
-            <w:proofErr w:type="spellEnd"/>
           </w:p>
           <w:p>
             <w:pPr>
@@ -4990,16 +4954,8 @@
               <w:rPr>
                 <w:rFonts w:ascii="Times New Roman" w:eastAsia="Times New Roman" w:hAnsi="Times New Roman" w:cs="Times New Roman"/>
               </w:rPr>
-              <w:t>/</w:t>
+              <w:t>/documents</w:t>
             </w:r>
-            <w:proofErr w:type="spellStart"/>
-            <w:r>
-              <w:rPr>
-                <w:rFonts w:ascii="Times New Roman" w:eastAsia="Times New Roman" w:hAnsi="Times New Roman" w:cs="Times New Roman"/>
-              </w:rPr>
-              <w:t>documents</w:t>
-            </w:r>
-            <w:proofErr w:type="spellEnd"/>
           </w:p>
         </w:tc>
         <w:tc>
@@ -5078,21 +5034,12 @@
                 <w:lang w:val="en-US"/>
               </w:rPr>
             </w:pPr>
-            <w:proofErr w:type="spellStart"/>
             <w:r>
               <w:rPr>
                 <w:rFonts w:ascii="Times New Roman" w:eastAsia="Times New Roman" w:hAnsi="Times New Roman" w:cs="Times New Roman"/>
                 <w:lang w:val="en-US"/>
               </w:rPr>
-              <w:t>only_unique</w:t>
-            </w:r>
-            <w:proofErr w:type="spellEnd"/>
-            <w:r>
-              <w:rPr>
-                <w:rFonts w:ascii="Times New Roman" w:eastAsia="Times New Roman" w:hAnsi="Times New Roman" w:cs="Times New Roman"/>
-                <w:lang w:val="en-US"/>
-              </w:rPr>
-              <w:t>?: bool</w:t>
+              <w:t>only_unique?: bool</w:t>
             </w:r>
           </w:p>
           <w:p>
@@ -5143,28 +5090,12 @@
                 <w:rFonts w:ascii="Times New Roman" w:eastAsia="Times New Roman" w:hAnsi="Times New Roman" w:cs="Times New Roman"/>
               </w:rPr>
             </w:pPr>
-            <w:proofErr w:type="spellStart"/>
             <w:r>
               <w:rPr>
                 <w:rFonts w:ascii="Times New Roman" w:eastAsia="Times New Roman" w:hAnsi="Times New Roman" w:cs="Times New Roman"/>
               </w:rPr>
-              <w:t>document</w:t>
+              <w:t>document: DocumentOut</w:t>
             </w:r>
-            <w:proofErr w:type="spellEnd"/>
-            <w:r>
-              <w:rPr>
-                <w:rFonts w:ascii="Times New Roman" w:eastAsia="Times New Roman" w:hAnsi="Times New Roman" w:cs="Times New Roman"/>
-              </w:rPr>
-              <w:t xml:space="preserve">: </w:t>
-            </w:r>
-            <w:proofErr w:type="spellStart"/>
-            <w:r>
-              <w:rPr>
-                <w:rFonts w:ascii="Times New Roman" w:eastAsia="Times New Roman" w:hAnsi="Times New Roman" w:cs="Times New Roman"/>
-              </w:rPr>
-              <w:t>DocumentOut</w:t>
-            </w:r>
-            <w:proofErr w:type="spellEnd"/>
           </w:p>
           <w:p>
             <w:pPr>
@@ -5251,35 +5182,7 @@
               <w:rPr>
                 <w:rFonts w:ascii="Times New Roman" w:eastAsia="Times New Roman" w:hAnsi="Times New Roman" w:cs="Times New Roman"/>
               </w:rPr>
-              <w:t>/</w:t>
-            </w:r>
-            <w:proofErr w:type="spellStart"/>
-            <w:r>
-              <w:rPr>
-                <w:rFonts w:ascii="Times New Roman" w:eastAsia="Times New Roman" w:hAnsi="Times New Roman" w:cs="Times New Roman"/>
-              </w:rPr>
-              <w:t>documents</w:t>
-            </w:r>
-            <w:proofErr w:type="spellEnd"/>
-            <w:r>
-              <w:rPr>
-                <w:rFonts w:ascii="Times New Roman" w:eastAsia="Times New Roman" w:hAnsi="Times New Roman" w:cs="Times New Roman"/>
-              </w:rPr>
-              <w:t>/{</w:t>
-            </w:r>
-            <w:proofErr w:type="spellStart"/>
-            <w:r>
-              <w:rPr>
-                <w:rFonts w:ascii="Times New Roman" w:eastAsia="Times New Roman" w:hAnsi="Times New Roman" w:cs="Times New Roman"/>
-              </w:rPr>
-              <w:t>document_id</w:t>
-            </w:r>
-            <w:proofErr w:type="spellEnd"/>
-            <w:r>
-              <w:rPr>
-                <w:rFonts w:ascii="Times New Roman" w:eastAsia="Times New Roman" w:hAnsi="Times New Roman" w:cs="Times New Roman"/>
-              </w:rPr>
-              <w:t>}</w:t>
+              <w:t>/documents/{document_id}</w:t>
             </w:r>
           </w:p>
         </w:tc>
@@ -5342,28 +5245,12 @@
                 <w:rFonts w:ascii="Times New Roman" w:eastAsia="Times New Roman" w:hAnsi="Times New Roman" w:cs="Times New Roman"/>
               </w:rPr>
             </w:pPr>
-            <w:proofErr w:type="spellStart"/>
             <w:r>
               <w:rPr>
                 <w:rFonts w:ascii="Times New Roman" w:eastAsia="Times New Roman" w:hAnsi="Times New Roman" w:cs="Times New Roman"/>
               </w:rPr>
-              <w:t>document_id</w:t>
+              <w:t>document_id: string</w:t>
             </w:r>
-            <w:proofErr w:type="spellEnd"/>
-            <w:r>
-              <w:rPr>
-                <w:rFonts w:ascii="Times New Roman" w:eastAsia="Times New Roman" w:hAnsi="Times New Roman" w:cs="Times New Roman"/>
-              </w:rPr>
-              <w:t xml:space="preserve">: </w:t>
-            </w:r>
-            <w:proofErr w:type="spellStart"/>
-            <w:r>
-              <w:rPr>
-                <w:rFonts w:ascii="Times New Roman" w:eastAsia="Times New Roman" w:hAnsi="Times New Roman" w:cs="Times New Roman"/>
-              </w:rPr>
-              <w:t>string</w:t>
-            </w:r>
-            <w:proofErr w:type="spellEnd"/>
           </w:p>
           <w:p>
             <w:pPr>
@@ -5415,28 +5302,12 @@
                 <w:rFonts w:ascii="Times New Roman" w:eastAsia="Times New Roman" w:hAnsi="Times New Roman" w:cs="Times New Roman"/>
               </w:rPr>
             </w:pPr>
-            <w:proofErr w:type="spellStart"/>
             <w:r>
               <w:rPr>
                 <w:rFonts w:ascii="Times New Roman" w:eastAsia="Times New Roman" w:hAnsi="Times New Roman" w:cs="Times New Roman"/>
               </w:rPr>
-              <w:t>document</w:t>
+              <w:t>document: DocumentOut</w:t>
             </w:r>
-            <w:proofErr w:type="spellEnd"/>
-            <w:r>
-              <w:rPr>
-                <w:rFonts w:ascii="Times New Roman" w:eastAsia="Times New Roman" w:hAnsi="Times New Roman" w:cs="Times New Roman"/>
-              </w:rPr>
-              <w:t xml:space="preserve">: </w:t>
-            </w:r>
-            <w:proofErr w:type="spellStart"/>
-            <w:r>
-              <w:rPr>
-                <w:rFonts w:ascii="Times New Roman" w:eastAsia="Times New Roman" w:hAnsi="Times New Roman" w:cs="Times New Roman"/>
-              </w:rPr>
-              <w:t>DocumentOut</w:t>
-            </w:r>
-            <w:proofErr w:type="spellEnd"/>
           </w:p>
           <w:p>
             <w:pPr>
@@ -5566,28 +5437,12 @@
               </w:rPr>
               <w:t>/</w:t>
             </w:r>
-            <w:proofErr w:type="spellStart"/>
             <w:r>
               <w:rPr>
                 <w:rFonts w:ascii="Times New Roman" w:eastAsia="Times New Roman" w:hAnsi="Times New Roman" w:cs="Times New Roman"/>
               </w:rPr>
-              <w:t>archive</w:t>
+              <w:t>archive/unique</w:t>
             </w:r>
-            <w:proofErr w:type="spellEnd"/>
-            <w:r>
-              <w:rPr>
-                <w:rFonts w:ascii="Times New Roman" w:eastAsia="Times New Roman" w:hAnsi="Times New Roman" w:cs="Times New Roman"/>
-              </w:rPr>
-              <w:t>/</w:t>
-            </w:r>
-            <w:proofErr w:type="spellStart"/>
-            <w:r>
-              <w:rPr>
-                <w:rFonts w:ascii="Times New Roman" w:eastAsia="Times New Roman" w:hAnsi="Times New Roman" w:cs="Times New Roman"/>
-              </w:rPr>
-              <w:t>unique</w:t>
-            </w:r>
-            <w:proofErr w:type="spellEnd"/>
           </w:p>
         </w:tc>
         <w:tc>
@@ -5675,33 +5530,11 @@
                 <w:rFonts w:ascii="Times New Roman" w:eastAsia="Times New Roman" w:hAnsi="Times New Roman" w:cs="Times New Roman"/>
               </w:rPr>
             </w:pPr>
-            <w:proofErr w:type="spellStart"/>
             <w:r>
               <w:rPr>
                 <w:rFonts w:ascii="Times New Roman" w:eastAsia="Times New Roman" w:hAnsi="Times New Roman" w:cs="Times New Roman"/>
               </w:rPr>
-              <w:t>archive</w:t>
-            </w:r>
-            <w:proofErr w:type="spellEnd"/>
-            <w:r>
-              <w:rPr>
-                <w:rFonts w:ascii="Times New Roman" w:eastAsia="Times New Roman" w:hAnsi="Times New Roman" w:cs="Times New Roman"/>
-              </w:rPr>
-              <w:t xml:space="preserve">: </w:t>
-            </w:r>
-            <w:proofErr w:type="spellStart"/>
-            <w:r>
-              <w:rPr>
-                <w:rFonts w:ascii="Times New Roman" w:eastAsia="Times New Roman" w:hAnsi="Times New Roman" w:cs="Times New Roman"/>
-              </w:rPr>
-              <w:t>UniqueArchiveItem</w:t>
-            </w:r>
-            <w:proofErr w:type="spellEnd"/>
-            <w:r>
-              <w:rPr>
-                <w:rFonts w:ascii="Times New Roman" w:eastAsia="Times New Roman" w:hAnsi="Times New Roman" w:cs="Times New Roman"/>
-              </w:rPr>
-              <w:t>[]</w:t>
+              <w:t>archive: UniqueArchiveItem[]</w:t>
             </w:r>
           </w:p>
           <w:p>
@@ -5835,30 +5668,8 @@
               <w:rPr>
                 <w:rFonts w:ascii="Times New Roman" w:eastAsia="Times New Roman" w:hAnsi="Times New Roman" w:cs="Times New Roman"/>
               </w:rPr>
-              <w:t>/</w:t>
+              <w:t>/rules/exclusions</w:t>
             </w:r>
-            <w:proofErr w:type="spellStart"/>
-            <w:r>
-              <w:rPr>
-                <w:rFonts w:ascii="Times New Roman" w:eastAsia="Times New Roman" w:hAnsi="Times New Roman" w:cs="Times New Roman"/>
-              </w:rPr>
-              <w:t>rules</w:t>
-            </w:r>
-            <w:proofErr w:type="spellEnd"/>
-            <w:r>
-              <w:rPr>
-                <w:rFonts w:ascii="Times New Roman" w:eastAsia="Times New Roman" w:hAnsi="Times New Roman" w:cs="Times New Roman"/>
-              </w:rPr>
-              <w:t>/</w:t>
-            </w:r>
-            <w:proofErr w:type="spellStart"/>
-            <w:r>
-              <w:rPr>
-                <w:rFonts w:ascii="Times New Roman" w:eastAsia="Times New Roman" w:hAnsi="Times New Roman" w:cs="Times New Roman"/>
-              </w:rPr>
-              <w:t>exclusions</w:t>
-            </w:r>
-            <w:proofErr w:type="spellEnd"/>
           </w:p>
         </w:tc>
         <w:tc>
@@ -5937,38 +5748,13 @@
                 <w:lang w:val="en-US"/>
               </w:rPr>
             </w:pPr>
-            <w:proofErr w:type="spellStart"/>
             <w:r>
               <w:rPr>
                 <w:rFonts w:ascii="Times New Roman" w:eastAsia="Times New Roman" w:hAnsi="Times New Roman" w:cs="Times New Roman"/>
                 <w:lang w:val="en-US"/>
               </w:rPr>
               <w:lastRenderedPageBreak/>
-              <w:t>rule_type</w:t>
-            </w:r>
-            <w:proofErr w:type="spellEnd"/>
-            <w:r>
-              <w:rPr>
-                <w:rFonts w:ascii="Times New Roman" w:eastAsia="Times New Roman" w:hAnsi="Times New Roman" w:cs="Times New Roman"/>
-                <w:lang w:val="en-US"/>
-              </w:rPr>
-              <w:t>: '</w:t>
-            </w:r>
-            <w:proofErr w:type="spellStart"/>
-            <w:r>
-              <w:rPr>
-                <w:rFonts w:ascii="Times New Roman" w:eastAsia="Times New Roman" w:hAnsi="Times New Roman" w:cs="Times New Roman"/>
-                <w:lang w:val="en-US"/>
-              </w:rPr>
-              <w:t>literal'|'contains'|'starts_with'|'regex</w:t>
-            </w:r>
-            <w:proofErr w:type="spellEnd"/>
-            <w:r>
-              <w:rPr>
-                <w:rFonts w:ascii="Times New Roman" w:eastAsia="Times New Roman" w:hAnsi="Times New Roman" w:cs="Times New Roman"/>
-                <w:lang w:val="en-US"/>
-              </w:rPr>
-              <w:t xml:space="preserve">', </w:t>
+              <w:t xml:space="preserve">rule_type: 'literal'|'contains'|'starts_with'|'regex', </w:t>
             </w:r>
           </w:p>
           <w:p>
@@ -6063,28 +5849,12 @@
                 <w:rFonts w:ascii="Times New Roman" w:eastAsia="Times New Roman" w:hAnsi="Times New Roman" w:cs="Times New Roman"/>
               </w:rPr>
             </w:pPr>
-            <w:proofErr w:type="spellStart"/>
             <w:r>
               <w:rPr>
                 <w:rFonts w:ascii="Times New Roman" w:eastAsia="Times New Roman" w:hAnsi="Times New Roman" w:cs="Times New Roman"/>
               </w:rPr>
-              <w:t>rule</w:t>
+              <w:t>rule: ExclusionRuleOut</w:t>
             </w:r>
-            <w:proofErr w:type="spellEnd"/>
-            <w:r>
-              <w:rPr>
-                <w:rFonts w:ascii="Times New Roman" w:eastAsia="Times New Roman" w:hAnsi="Times New Roman" w:cs="Times New Roman"/>
-              </w:rPr>
-              <w:t xml:space="preserve">: </w:t>
-            </w:r>
-            <w:proofErr w:type="spellStart"/>
-            <w:r>
-              <w:rPr>
-                <w:rFonts w:ascii="Times New Roman" w:eastAsia="Times New Roman" w:hAnsi="Times New Roman" w:cs="Times New Roman"/>
-              </w:rPr>
-              <w:t>ExclusionRuleOut</w:t>
-            </w:r>
-            <w:proofErr w:type="spellEnd"/>
           </w:p>
           <w:p>
             <w:pPr>
@@ -6178,30 +5948,8 @@
               <w:rPr>
                 <w:rFonts w:ascii="Times New Roman" w:eastAsia="Times New Roman" w:hAnsi="Times New Roman" w:cs="Times New Roman"/>
               </w:rPr>
-              <w:t>/</w:t>
+              <w:t>/rules/exclusions</w:t>
             </w:r>
-            <w:proofErr w:type="spellStart"/>
-            <w:r>
-              <w:rPr>
-                <w:rFonts w:ascii="Times New Roman" w:eastAsia="Times New Roman" w:hAnsi="Times New Roman" w:cs="Times New Roman"/>
-              </w:rPr>
-              <w:t>rules</w:t>
-            </w:r>
-            <w:proofErr w:type="spellEnd"/>
-            <w:r>
-              <w:rPr>
-                <w:rFonts w:ascii="Times New Roman" w:eastAsia="Times New Roman" w:hAnsi="Times New Roman" w:cs="Times New Roman"/>
-              </w:rPr>
-              <w:t>/</w:t>
-            </w:r>
-            <w:proofErr w:type="spellStart"/>
-            <w:r>
-              <w:rPr>
-                <w:rFonts w:ascii="Times New Roman" w:eastAsia="Times New Roman" w:hAnsi="Times New Roman" w:cs="Times New Roman"/>
-              </w:rPr>
-              <w:t>exclusions</w:t>
-            </w:r>
-            <w:proofErr w:type="spellEnd"/>
           </w:p>
         </w:tc>
         <w:tc>
@@ -6264,21 +6012,12 @@
                 <w:lang w:val="en-US"/>
               </w:rPr>
             </w:pPr>
-            <w:proofErr w:type="spellStart"/>
             <w:r>
               <w:rPr>
                 <w:rFonts w:ascii="Times New Roman" w:eastAsia="Times New Roman" w:hAnsi="Times New Roman" w:cs="Times New Roman"/>
                 <w:lang w:val="en-US"/>
               </w:rPr>
-              <w:t>rule_id</w:t>
-            </w:r>
-            <w:proofErr w:type="spellEnd"/>
-            <w:r>
-              <w:rPr>
-                <w:rFonts w:ascii="Times New Roman" w:eastAsia="Times New Roman" w:hAnsi="Times New Roman" w:cs="Times New Roman"/>
-                <w:lang w:val="en-US"/>
-              </w:rPr>
-              <w:t>: string</w:t>
+              <w:t>rule_id: string</w:t>
             </w:r>
           </w:p>
           <w:p>
@@ -6431,16 +6170,8 @@
               <w:rPr>
                 <w:rFonts w:ascii="Times New Roman" w:eastAsia="Times New Roman" w:hAnsi="Times New Roman" w:cs="Times New Roman"/>
               </w:rPr>
-              <w:t>/</w:t>
+              <w:t>/checks</w:t>
             </w:r>
-            <w:proofErr w:type="spellStart"/>
-            <w:r>
-              <w:rPr>
-                <w:rFonts w:ascii="Times New Roman" w:eastAsia="Times New Roman" w:hAnsi="Times New Roman" w:cs="Times New Roman"/>
-              </w:rPr>
-              <w:t>checks</w:t>
-            </w:r>
-            <w:proofErr w:type="spellEnd"/>
           </w:p>
         </w:tc>
         <w:tc>
@@ -6503,21 +6234,12 @@
                 <w:lang w:val="en-US"/>
               </w:rPr>
             </w:pPr>
-            <w:proofErr w:type="spellStart"/>
             <w:r>
               <w:rPr>
                 <w:rFonts w:ascii="Times New Roman" w:eastAsia="Times New Roman" w:hAnsi="Times New Roman" w:cs="Times New Roman"/>
                 <w:lang w:val="en-US"/>
               </w:rPr>
-              <w:t>submission_document_id</w:t>
-            </w:r>
-            <w:proofErr w:type="spellEnd"/>
-            <w:r>
-              <w:rPr>
-                <w:rFonts w:ascii="Times New Roman" w:eastAsia="Times New Roman" w:hAnsi="Times New Roman" w:cs="Times New Roman"/>
-                <w:lang w:val="en-US"/>
-              </w:rPr>
-              <w:t xml:space="preserve">?: string, </w:t>
+              <w:t xml:space="preserve">submission_document_id?: string, </w:t>
             </w:r>
           </w:p>
           <w:p>
@@ -6549,71 +6271,7 @@
                 <w:rFonts w:ascii="Times New Roman" w:eastAsia="Times New Roman" w:hAnsi="Times New Roman" w:cs="Times New Roman"/>
                 <w:lang w:val="en-US"/>
               </w:rPr>
-              <w:t xml:space="preserve"> </w:t>
-            </w:r>
-            <w:proofErr w:type="spellStart"/>
-            <w:r>
-              <w:rPr>
-                <w:rFonts w:ascii="Times New Roman" w:eastAsia="Times New Roman" w:hAnsi="Times New Roman" w:cs="Times New Roman"/>
-                <w:lang w:val="en-US"/>
-              </w:rPr>
-              <w:t>reference_ids</w:t>
-            </w:r>
-            <w:proofErr w:type="spellEnd"/>
-            <w:r>
-              <w:rPr>
-                <w:rFonts w:ascii="Times New Roman" w:eastAsia="Times New Roman" w:hAnsi="Times New Roman" w:cs="Times New Roman"/>
-                <w:lang w:val="en-US"/>
-              </w:rPr>
-              <w:t xml:space="preserve">?: string[], </w:t>
-            </w:r>
-            <w:proofErr w:type="spellStart"/>
-            <w:r>
-              <w:rPr>
-                <w:rFonts w:ascii="Times New Roman" w:eastAsia="Times New Roman" w:hAnsi="Times New Roman" w:cs="Times New Roman"/>
-                <w:lang w:val="en-US"/>
-              </w:rPr>
-              <w:t>include_unique_archive</w:t>
-            </w:r>
-            <w:proofErr w:type="spellEnd"/>
-            <w:r>
-              <w:rPr>
-                <w:rFonts w:ascii="Times New Roman" w:eastAsia="Times New Roman" w:hAnsi="Times New Roman" w:cs="Times New Roman"/>
-                <w:lang w:val="en-US"/>
-              </w:rPr>
-              <w:t xml:space="preserve">?: bool, </w:t>
-            </w:r>
-            <w:proofErr w:type="spellStart"/>
-            <w:r>
-              <w:rPr>
-                <w:rFonts w:ascii="Times New Roman" w:eastAsia="Times New Roman" w:hAnsi="Times New Roman" w:cs="Times New Roman"/>
-                <w:lang w:val="en-US"/>
-              </w:rPr>
-              <w:t>use_exclusion_rules</w:t>
-            </w:r>
-            <w:proofErr w:type="spellEnd"/>
-            <w:r>
-              <w:rPr>
-                <w:rFonts w:ascii="Times New Roman" w:eastAsia="Times New Roman" w:hAnsi="Times New Roman" w:cs="Times New Roman"/>
-                <w:lang w:val="en-US"/>
-              </w:rPr>
-              <w:t xml:space="preserve">?: bool, </w:t>
-            </w:r>
-            <w:proofErr w:type="spellStart"/>
-            <w:r>
-              <w:rPr>
-                <w:rFonts w:ascii="Times New Roman" w:eastAsia="Times New Roman" w:hAnsi="Times New Roman" w:cs="Times New Roman"/>
-                <w:lang w:val="en-US"/>
-              </w:rPr>
-              <w:t>uniqueness_threshold</w:t>
-            </w:r>
-            <w:proofErr w:type="spellEnd"/>
-            <w:r>
-              <w:rPr>
-                <w:rFonts w:ascii="Times New Roman" w:eastAsia="Times New Roman" w:hAnsi="Times New Roman" w:cs="Times New Roman"/>
-                <w:lang w:val="en-US"/>
-              </w:rPr>
-              <w:t>?: float</w:t>
+              <w:t xml:space="preserve"> reference_ids?: string[], include_unique_archive?: bool, use_exclusion_rules?: bool, uniqueness_threshold?: float</w:t>
             </w:r>
           </w:p>
           <w:p>
@@ -6664,33 +6322,11 @@
                 <w:rFonts w:ascii="Times New Roman" w:eastAsia="Times New Roman" w:hAnsi="Times New Roman" w:cs="Times New Roman"/>
               </w:rPr>
             </w:pPr>
-            <w:proofErr w:type="spellStart"/>
             <w:r>
               <w:rPr>
                 <w:rFonts w:ascii="Times New Roman" w:eastAsia="Times New Roman" w:hAnsi="Times New Roman" w:cs="Times New Roman"/>
               </w:rPr>
-              <w:t>check</w:t>
-            </w:r>
-            <w:proofErr w:type="spellEnd"/>
-            <w:r>
-              <w:rPr>
-                <w:rFonts w:ascii="Times New Roman" w:eastAsia="Times New Roman" w:hAnsi="Times New Roman" w:cs="Times New Roman"/>
-              </w:rPr>
-              <w:t xml:space="preserve">: </w:t>
-            </w:r>
-            <w:proofErr w:type="spellStart"/>
-            <w:r>
-              <w:rPr>
-                <w:rFonts w:ascii="Times New Roman" w:eastAsia="Times New Roman" w:hAnsi="Times New Roman" w:cs="Times New Roman"/>
-              </w:rPr>
-              <w:t>CheckOut</w:t>
-            </w:r>
-            <w:proofErr w:type="spellEnd"/>
-            <w:r>
-              <w:rPr>
-                <w:rFonts w:ascii="Times New Roman" w:eastAsia="Times New Roman" w:hAnsi="Times New Roman" w:cs="Times New Roman"/>
-              </w:rPr>
-              <w:t xml:space="preserve"> </w:t>
+              <w:t xml:space="preserve">check: CheckOut </w:t>
             </w:r>
           </w:p>
           <w:p>
@@ -6781,35 +6417,7 @@
               <w:rPr>
                 <w:rFonts w:ascii="Times New Roman" w:eastAsia="Times New Roman" w:hAnsi="Times New Roman" w:cs="Times New Roman"/>
               </w:rPr>
-              <w:t>/</w:t>
-            </w:r>
-            <w:proofErr w:type="spellStart"/>
-            <w:r>
-              <w:rPr>
-                <w:rFonts w:ascii="Times New Roman" w:eastAsia="Times New Roman" w:hAnsi="Times New Roman" w:cs="Times New Roman"/>
-              </w:rPr>
-              <w:t>checks</w:t>
-            </w:r>
-            <w:proofErr w:type="spellEnd"/>
-            <w:r>
-              <w:rPr>
-                <w:rFonts w:ascii="Times New Roman" w:eastAsia="Times New Roman" w:hAnsi="Times New Roman" w:cs="Times New Roman"/>
-              </w:rPr>
-              <w:t>/{</w:t>
-            </w:r>
-            <w:proofErr w:type="spellStart"/>
-            <w:r>
-              <w:rPr>
-                <w:rFonts w:ascii="Times New Roman" w:eastAsia="Times New Roman" w:hAnsi="Times New Roman" w:cs="Times New Roman"/>
-              </w:rPr>
-              <w:t>check_id</w:t>
-            </w:r>
-            <w:proofErr w:type="spellEnd"/>
-            <w:r>
-              <w:rPr>
-                <w:rFonts w:ascii="Times New Roman" w:eastAsia="Times New Roman" w:hAnsi="Times New Roman" w:cs="Times New Roman"/>
-              </w:rPr>
-              <w:t>}</w:t>
+              <w:t>/checks/{check_id}</w:t>
             </w:r>
           </w:p>
         </w:tc>
@@ -6873,21 +6481,12 @@
                 <w:lang w:val="en-US"/>
               </w:rPr>
             </w:pPr>
-            <w:proofErr w:type="spellStart"/>
             <w:r>
               <w:rPr>
                 <w:rFonts w:ascii="Times New Roman" w:eastAsia="Times New Roman" w:hAnsi="Times New Roman" w:cs="Times New Roman"/>
                 <w:lang w:val="en-US"/>
               </w:rPr>
-              <w:t>check_id</w:t>
-            </w:r>
-            <w:proofErr w:type="spellEnd"/>
-            <w:r>
-              <w:rPr>
-                <w:rFonts w:ascii="Times New Roman" w:eastAsia="Times New Roman" w:hAnsi="Times New Roman" w:cs="Times New Roman"/>
-                <w:lang w:val="en-US"/>
-              </w:rPr>
-              <w:t>: string</w:t>
+              <w:t>check_id: string</w:t>
             </w:r>
           </w:p>
           <w:p>
@@ -6940,28 +6539,12 @@
                 <w:rFonts w:ascii="Times New Roman" w:eastAsia="Times New Roman" w:hAnsi="Times New Roman" w:cs="Times New Roman"/>
               </w:rPr>
             </w:pPr>
-            <w:proofErr w:type="spellStart"/>
             <w:r>
               <w:rPr>
                 <w:rFonts w:ascii="Times New Roman" w:eastAsia="Times New Roman" w:hAnsi="Times New Roman" w:cs="Times New Roman"/>
               </w:rPr>
-              <w:t>check</w:t>
+              <w:t>check: CheckOut</w:t>
             </w:r>
-            <w:proofErr w:type="spellEnd"/>
-            <w:r>
-              <w:rPr>
-                <w:rFonts w:ascii="Times New Roman" w:eastAsia="Times New Roman" w:hAnsi="Times New Roman" w:cs="Times New Roman"/>
-              </w:rPr>
-              <w:t xml:space="preserve">: </w:t>
-            </w:r>
-            <w:proofErr w:type="spellStart"/>
-            <w:r>
-              <w:rPr>
-                <w:rFonts w:ascii="Times New Roman" w:eastAsia="Times New Roman" w:hAnsi="Times New Roman" w:cs="Times New Roman"/>
-              </w:rPr>
-              <w:t>CheckOut</w:t>
-            </w:r>
-            <w:proofErr w:type="spellEnd"/>
           </w:p>
           <w:p>
             <w:pPr>
@@ -7052,44 +6635,8 @@
               <w:rPr>
                 <w:rFonts w:ascii="Times New Roman" w:eastAsia="Times New Roman" w:hAnsi="Times New Roman" w:cs="Times New Roman"/>
               </w:rPr>
-              <w:t>/</w:t>
+              <w:t>/checks/{check_id}/report</w:t>
             </w:r>
-            <w:proofErr w:type="spellStart"/>
-            <w:r>
-              <w:rPr>
-                <w:rFonts w:ascii="Times New Roman" w:eastAsia="Times New Roman" w:hAnsi="Times New Roman" w:cs="Times New Roman"/>
-              </w:rPr>
-              <w:t>checks</w:t>
-            </w:r>
-            <w:proofErr w:type="spellEnd"/>
-            <w:r>
-              <w:rPr>
-                <w:rFonts w:ascii="Times New Roman" w:eastAsia="Times New Roman" w:hAnsi="Times New Roman" w:cs="Times New Roman"/>
-              </w:rPr>
-              <w:t>/{</w:t>
-            </w:r>
-            <w:proofErr w:type="spellStart"/>
-            <w:r>
-              <w:rPr>
-                <w:rFonts w:ascii="Times New Roman" w:eastAsia="Times New Roman" w:hAnsi="Times New Roman" w:cs="Times New Roman"/>
-              </w:rPr>
-              <w:t>check_id</w:t>
-            </w:r>
-            <w:proofErr w:type="spellEnd"/>
-            <w:r>
-              <w:rPr>
-                <w:rFonts w:ascii="Times New Roman" w:eastAsia="Times New Roman" w:hAnsi="Times New Roman" w:cs="Times New Roman"/>
-              </w:rPr>
-              <w:t>}/</w:t>
-            </w:r>
-            <w:proofErr w:type="spellStart"/>
-            <w:r>
-              <w:rPr>
-                <w:rFonts w:ascii="Times New Roman" w:eastAsia="Times New Roman" w:hAnsi="Times New Roman" w:cs="Times New Roman"/>
-              </w:rPr>
-              <w:t>report</w:t>
-            </w:r>
-            <w:proofErr w:type="spellEnd"/>
           </w:p>
         </w:tc>
         <w:tc>
@@ -7152,21 +6699,12 @@
                 <w:lang w:val="en-US"/>
               </w:rPr>
             </w:pPr>
-            <w:proofErr w:type="spellStart"/>
             <w:r>
               <w:rPr>
                 <w:rFonts w:ascii="Times New Roman" w:eastAsia="Times New Roman" w:hAnsi="Times New Roman" w:cs="Times New Roman"/>
                 <w:lang w:val="en-US"/>
               </w:rPr>
-              <w:t>check_id</w:t>
-            </w:r>
-            <w:proofErr w:type="spellEnd"/>
-            <w:r>
-              <w:rPr>
-                <w:rFonts w:ascii="Times New Roman" w:eastAsia="Times New Roman" w:hAnsi="Times New Roman" w:cs="Times New Roman"/>
-                <w:lang w:val="en-US"/>
-              </w:rPr>
-              <w:t>: string</w:t>
+              <w:t>check_id: string</w:t>
             </w:r>
           </w:p>
           <w:p>
@@ -7225,23 +6763,7 @@
                 <w:rFonts w:ascii="Times New Roman" w:eastAsia="Times New Roman" w:hAnsi="Times New Roman" w:cs="Times New Roman"/>
                 <w:lang w:val="en-US"/>
               </w:rPr>
-              <w:t xml:space="preserve">check: </w:t>
-            </w:r>
-            <w:proofErr w:type="spellStart"/>
-            <w:r>
-              <w:rPr>
-                <w:rFonts w:ascii="Times New Roman" w:eastAsia="Times New Roman" w:hAnsi="Times New Roman" w:cs="Times New Roman"/>
-                <w:lang w:val="en-US"/>
-              </w:rPr>
-              <w:t>CheckOut</w:t>
-            </w:r>
-            <w:proofErr w:type="spellEnd"/>
-            <w:r>
-              <w:rPr>
-                <w:rFonts w:ascii="Times New Roman" w:eastAsia="Times New Roman" w:hAnsi="Times New Roman" w:cs="Times New Roman"/>
-                <w:lang w:val="en-US"/>
-              </w:rPr>
-              <w:t xml:space="preserve">, </w:t>
+              <w:t xml:space="preserve">check: CheckOut, </w:t>
             </w:r>
           </w:p>
           <w:p>
@@ -7257,23 +6779,7 @@
                 <w:rFonts w:ascii="Times New Roman" w:eastAsia="Times New Roman" w:hAnsi="Times New Roman" w:cs="Times New Roman"/>
                 <w:lang w:val="en-US"/>
               </w:rPr>
-              <w:t xml:space="preserve">summary: object, </w:t>
-            </w:r>
-            <w:proofErr w:type="spellStart"/>
-            <w:r>
-              <w:rPr>
-                <w:rFonts w:ascii="Times New Roman" w:eastAsia="Times New Roman" w:hAnsi="Times New Roman" w:cs="Times New Roman"/>
-                <w:lang w:val="en-US"/>
-              </w:rPr>
-              <w:t>by_source_kind</w:t>
-            </w:r>
-            <w:proofErr w:type="spellEnd"/>
-            <w:r>
-              <w:rPr>
-                <w:rFonts w:ascii="Times New Roman" w:eastAsia="Times New Roman" w:hAnsi="Times New Roman" w:cs="Times New Roman"/>
-                <w:lang w:val="en-US"/>
-              </w:rPr>
-              <w:t>: object</w:t>
+              <w:t>summary: object, by_source_kind: object</w:t>
             </w:r>
           </w:p>
           <w:p>
@@ -8358,7 +7864,6 @@
   <w:style w:type="character" w:default="1" w:styleId="a0">
     <w:name w:val="Default Paragraph Font"/>
     <w:uiPriority w:val="1"/>
-    <w:semiHidden/>
     <w:unhideWhenUsed/>
   </w:style>
   <w:style w:type="table" w:default="1" w:styleId="a1">

--- a/ИУ5Ц-101б_Васильев_В_М_ТЗ.docx
+++ b/ИУ5Ц-101б_Васильев_В_М_ТЗ.docx
@@ -1008,7 +1008,25 @@
                 <w:sz w:val="16"/>
                 <w:szCs w:val="16"/>
               </w:rPr>
-              <w:t xml:space="preserve">                         (подпись)                                            (инициалы и фамилия)</w:t>
+              <w:t xml:space="preserve">                         (</w:t>
+            </w:r>
+            <w:proofErr w:type="gramStart"/>
+            <w:r>
+              <w:rPr>
+                <w:rFonts w:ascii="Times New Roman" w:eastAsia="Times New Roman" w:hAnsi="Times New Roman" w:cs="Times New Roman"/>
+                <w:sz w:val="16"/>
+                <w:szCs w:val="16"/>
+              </w:rPr>
+              <w:t xml:space="preserve">подпись)   </w:t>
+            </w:r>
+            <w:proofErr w:type="gramEnd"/>
+            <w:r>
+              <w:rPr>
+                <w:rFonts w:ascii="Times New Roman" w:eastAsia="Times New Roman" w:hAnsi="Times New Roman" w:cs="Times New Roman"/>
+                <w:sz w:val="16"/>
+                <w:szCs w:val="16"/>
+              </w:rPr>
+              <w:t xml:space="preserve">                                         (инициалы и фамилия)</w:t>
             </w:r>
           </w:p>
           <w:p>
@@ -1983,7 +2001,25 @@
           <w:sz w:val="28"/>
           <w:szCs w:val="28"/>
         </w:rPr>
-        <w:t>Программа должна эксплуатироваться как локальный веб-сервис с интерфейсом Swagger UI</w:t>
+        <w:t xml:space="preserve">Программа должна эксплуатироваться как локальный веб-сервис с интерфейсом </w:t>
+      </w:r>
+      <w:proofErr w:type="spellStart"/>
+      <w:r>
+        <w:rPr>
+          <w:rFonts w:ascii="Times New Roman" w:eastAsia="Times New Roman" w:hAnsi="Times New Roman" w:cs="Times New Roman"/>
+          <w:sz w:val="28"/>
+          <w:szCs w:val="28"/>
+        </w:rPr>
+        <w:t>Swagger</w:t>
+      </w:r>
+      <w:proofErr w:type="spellEnd"/>
+      <w:r>
+        <w:rPr>
+          <w:rFonts w:ascii="Times New Roman" w:eastAsia="Times New Roman" w:hAnsi="Times New Roman" w:cs="Times New Roman"/>
+          <w:sz w:val="28"/>
+          <w:szCs w:val="28"/>
+        </w:rPr>
+        <w:t xml:space="preserve"> UI</w:t>
       </w:r>
       <w:r>
         <w:rPr>
@@ -2031,7 +2067,61 @@
           <w:sz w:val="28"/>
           <w:szCs w:val="28"/>
         </w:rPr>
-        <w:t>- Должна обеспечиваться поддержка современных браузеров, включая Google Chrome, Mozilla Firefox, Microsoft Edge и Yandex Browser.</w:t>
+        <w:t xml:space="preserve">- Должна обеспечиваться поддержка современных браузеров, включая Google </w:t>
+      </w:r>
+      <w:proofErr w:type="spellStart"/>
+      <w:r>
+        <w:rPr>
+          <w:rFonts w:ascii="Times New Roman" w:eastAsia="Times New Roman" w:hAnsi="Times New Roman" w:cs="Times New Roman"/>
+          <w:sz w:val="28"/>
+          <w:szCs w:val="28"/>
+        </w:rPr>
+        <w:t>Chrome</w:t>
+      </w:r>
+      <w:proofErr w:type="spellEnd"/>
+      <w:r>
+        <w:rPr>
+          <w:rFonts w:ascii="Times New Roman" w:eastAsia="Times New Roman" w:hAnsi="Times New Roman" w:cs="Times New Roman"/>
+          <w:sz w:val="28"/>
+          <w:szCs w:val="28"/>
+        </w:rPr>
+        <w:t xml:space="preserve">, Mozilla Firefox, Microsoft Edge и </w:t>
+      </w:r>
+      <w:proofErr w:type="spellStart"/>
+      <w:r>
+        <w:rPr>
+          <w:rFonts w:ascii="Times New Roman" w:eastAsia="Times New Roman" w:hAnsi="Times New Roman" w:cs="Times New Roman"/>
+          <w:sz w:val="28"/>
+          <w:szCs w:val="28"/>
+        </w:rPr>
+        <w:t>Yandex</w:t>
+      </w:r>
+      <w:proofErr w:type="spellEnd"/>
+      <w:r>
+        <w:rPr>
+          <w:rFonts w:ascii="Times New Roman" w:eastAsia="Times New Roman" w:hAnsi="Times New Roman" w:cs="Times New Roman"/>
+          <w:sz w:val="28"/>
+          <w:szCs w:val="28"/>
+        </w:rPr>
+        <w:t xml:space="preserve"> </w:t>
+      </w:r>
+      <w:proofErr w:type="spellStart"/>
+      <w:r>
+        <w:rPr>
+          <w:rFonts w:ascii="Times New Roman" w:eastAsia="Times New Roman" w:hAnsi="Times New Roman" w:cs="Times New Roman"/>
+          <w:sz w:val="28"/>
+          <w:szCs w:val="28"/>
+        </w:rPr>
+        <w:t>Browser</w:t>
+      </w:r>
+      <w:proofErr w:type="spellEnd"/>
+      <w:r>
+        <w:rPr>
+          <w:rFonts w:ascii="Times New Roman" w:eastAsia="Times New Roman" w:hAnsi="Times New Roman" w:cs="Times New Roman"/>
+          <w:sz w:val="28"/>
+          <w:szCs w:val="28"/>
+        </w:rPr>
+        <w:t>.</w:t>
       </w:r>
     </w:p>
     <w:p>
@@ -2220,7 +2310,25 @@
           <w:sz w:val="28"/>
           <w:szCs w:val="28"/>
         </w:rPr>
-        <w:t>Интерфейс Swagger UI должен обеспечивать выполнение основных операций API: загрузку документов, запуск проверки, просмотр результата и получение отчёта</w:t>
+        <w:t xml:space="preserve">Интерфейс </w:t>
+      </w:r>
+      <w:proofErr w:type="spellStart"/>
+      <w:r>
+        <w:rPr>
+          <w:rFonts w:ascii="Times New Roman" w:eastAsia="Times New Roman" w:hAnsi="Times New Roman" w:cs="Times New Roman"/>
+          <w:sz w:val="28"/>
+          <w:szCs w:val="28"/>
+        </w:rPr>
+        <w:t>Swagger</w:t>
+      </w:r>
+      <w:proofErr w:type="spellEnd"/>
+      <w:r>
+        <w:rPr>
+          <w:rFonts w:ascii="Times New Roman" w:eastAsia="Times New Roman" w:hAnsi="Times New Roman" w:cs="Times New Roman"/>
+          <w:sz w:val="28"/>
+          <w:szCs w:val="28"/>
+        </w:rPr>
+        <w:t xml:space="preserve"> UI должен обеспечивать выполнение основных операций API: загрузку документов, запуск проверки, просмотр результата и получение отчёта</w:t>
       </w:r>
       <w:r>
         <w:rPr>
@@ -3775,20 +3883,15 @@
           <w:p>
             <w:pPr>
               <w:spacing w:line="360" w:lineRule="auto"/>
-              <w:jc w:val="center"/>
-              <w:rPr>
-                <w:rFonts w:ascii="Times New Roman" w:eastAsia="Times New Roman" w:hAnsi="Times New Roman" w:cs="Times New Roman"/>
-                <w:b/>
-                <w:sz w:val="28"/>
-                <w:szCs w:val="28"/>
+              <w:rPr>
+                <w:rFonts w:ascii="Times New Roman" w:eastAsia="Times New Roman" w:hAnsi="Times New Roman" w:cs="Times New Roman"/>
+                <w:lang w:val="en-US"/>
               </w:rPr>
             </w:pPr>
             <w:r>
               <w:rPr>
                 <w:rFonts w:ascii="Times New Roman" w:eastAsia="Times New Roman" w:hAnsi="Times New Roman" w:cs="Times New Roman"/>
-                <w:b/>
-                <w:sz w:val="28"/>
-                <w:szCs w:val="28"/>
+                <w:lang w:val="en-US"/>
               </w:rPr>
               <w:t>Входные данные</w:t>
             </w:r>
@@ -3807,57 +3910,15 @@
           <w:p>
             <w:pPr>
               <w:spacing w:line="360" w:lineRule="auto"/>
-              <w:jc w:val="center"/>
-              <w:rPr>
-                <w:rFonts w:ascii="Times New Roman" w:eastAsia="Times New Roman" w:hAnsi="Times New Roman" w:cs="Times New Roman"/>
-                <w:b/>
-                <w:sz w:val="28"/>
-                <w:szCs w:val="28"/>
+              <w:rPr>
+                <w:rFonts w:ascii="Times New Roman" w:eastAsia="Times New Roman" w:hAnsi="Times New Roman" w:cs="Times New Roman"/>
               </w:rPr>
             </w:pPr>
             <w:r>
               <w:rPr>
                 <w:rFonts w:ascii="Times New Roman" w:eastAsia="Times New Roman" w:hAnsi="Times New Roman" w:cs="Times New Roman"/>
-                <w:b/>
-                <w:sz w:val="28"/>
-                <w:szCs w:val="28"/>
               </w:rPr>
               <w:t>Выходные данные</w:t>
-            </w:r>
-          </w:p>
-        </w:tc>
-      </w:tr>
-      <w:tr>
-        <w:tc>
-          <w:tcPr>
-            <w:tcW w:w="14454" w:type="dxa"/>
-            <w:gridSpan w:val="6"/>
-            <w:tcBorders>
-              <w:top w:val="single" w:sz="4" w:space="0" w:color="000000"/>
-              <w:left w:val="single" w:sz="4" w:space="0" w:color="000000"/>
-              <w:bottom w:val="single" w:sz="4" w:space="0" w:color="000000"/>
-              <w:right w:val="single" w:sz="4" w:space="0" w:color="000000"/>
-            </w:tcBorders>
-          </w:tcPr>
-          <w:p>
-            <w:pPr>
-              <w:spacing w:line="360" w:lineRule="auto"/>
-              <w:jc w:val="center"/>
-              <w:rPr>
-                <w:rFonts w:ascii="Times New Roman" w:eastAsia="Times New Roman" w:hAnsi="Times New Roman" w:cs="Times New Roman"/>
-                <w:b/>
-                <w:sz w:val="28"/>
-                <w:szCs w:val="28"/>
-              </w:rPr>
-            </w:pPr>
-            <w:r>
-              <w:rPr>
-                <w:rFonts w:ascii="Times New Roman" w:eastAsia="Times New Roman" w:hAnsi="Times New Roman" w:cs="Times New Roman"/>
-                <w:b/>
-                <w:sz w:val="28"/>
-                <w:szCs w:val="28"/>
-              </w:rPr>
-              <w:t>Методы работы с пользователями</w:t>
             </w:r>
           </w:p>
         </w:tc>
@@ -3887,6 +3948,9 @@
                 <w:szCs w:val="28"/>
               </w:rPr>
             </w:pPr>
+            <w:r>
+              <w:t>1</w:t>
+            </w:r>
           </w:p>
         </w:tc>
         <w:tc>
@@ -3943,8 +4007,16 @@
               <w:rPr>
                 <w:rFonts w:ascii="Times New Roman" w:eastAsia="Times New Roman" w:hAnsi="Times New Roman" w:cs="Times New Roman"/>
               </w:rPr>
-              <w:t>/users</w:t>
-            </w:r>
+              <w:t>/</w:t>
+            </w:r>
+            <w:proofErr w:type="spellStart"/>
+            <w:r>
+              <w:rPr>
+                <w:rFonts w:ascii="Times New Roman" w:eastAsia="Times New Roman" w:hAnsi="Times New Roman" w:cs="Times New Roman"/>
+              </w:rPr>
+              <w:t>users</w:t>
+            </w:r>
+            <w:proofErr w:type="spellEnd"/>
           </w:p>
         </w:tc>
         <w:tc>
@@ -3990,7 +4062,6 @@
           <w:p>
             <w:pPr>
               <w:spacing w:line="360" w:lineRule="auto"/>
-              <w:jc w:val="both"/>
               <w:rPr>
                 <w:rFonts w:ascii="Times New Roman" w:eastAsia="Times New Roman" w:hAnsi="Times New Roman" w:cs="Times New Roman"/>
                 <w:lang w:val="en-US"/>
@@ -4003,96 +4074,268 @@
               </w:rPr>
               <w:t>{</w:t>
             </w:r>
+            <w:r>
+              <w:rPr>
+                <w:rFonts w:ascii="Times New Roman" w:eastAsia="Times New Roman" w:hAnsi="Times New Roman" w:cs="Times New Roman"/>
+                <w:lang w:val="en-US"/>
+              </w:rPr>
+              <w:br/>
+            </w:r>
+            <w:proofErr w:type="spellStart"/>
+            <w:r>
+              <w:rPr>
+                <w:rFonts w:ascii="Times New Roman" w:eastAsia="Times New Roman" w:hAnsi="Times New Roman" w:cs="Times New Roman"/>
+                <w:lang w:val="en-US"/>
+              </w:rPr>
+              <w:t>full_name</w:t>
+            </w:r>
+            <w:proofErr w:type="spellEnd"/>
+            <w:r>
+              <w:rPr>
+                <w:rFonts w:ascii="Times New Roman" w:eastAsia="Times New Roman" w:hAnsi="Times New Roman" w:cs="Times New Roman"/>
+                <w:lang w:val="en-US"/>
+              </w:rPr>
+              <w:t>: string,</w:t>
+            </w:r>
+            <w:r>
+              <w:rPr>
+                <w:rFonts w:ascii="Times New Roman" w:eastAsia="Times New Roman" w:hAnsi="Times New Roman" w:cs="Times New Roman"/>
+                <w:lang w:val="en-US"/>
+              </w:rPr>
+              <w:br/>
+              <w:t>email: string,</w:t>
+            </w:r>
+            <w:r>
+              <w:rPr>
+                <w:rFonts w:ascii="Times New Roman" w:eastAsia="Times New Roman" w:hAnsi="Times New Roman" w:cs="Times New Roman"/>
+                <w:lang w:val="en-US"/>
+              </w:rPr>
+              <w:br/>
+              <w:t>role: string,</w:t>
+            </w:r>
+            <w:r>
+              <w:rPr>
+                <w:rFonts w:ascii="Times New Roman" w:eastAsia="Times New Roman" w:hAnsi="Times New Roman" w:cs="Times New Roman"/>
+                <w:lang w:val="en-US"/>
+              </w:rPr>
+              <w:br/>
+              <w:t>password: string</w:t>
+            </w:r>
+            <w:r>
+              <w:rPr>
+                <w:rFonts w:ascii="Times New Roman" w:eastAsia="Times New Roman" w:hAnsi="Times New Roman" w:cs="Times New Roman"/>
+                <w:lang w:val="en-US"/>
+              </w:rPr>
+              <w:br/>
+              <w:t>}</w:t>
+            </w:r>
+          </w:p>
+        </w:tc>
+        <w:tc>
+          <w:tcPr>
+            <w:tcW w:w="3260" w:type="dxa"/>
+            <w:tcBorders>
+              <w:top w:val="single" w:sz="4" w:space="0" w:color="000000"/>
+              <w:left w:val="single" w:sz="4" w:space="0" w:color="000000"/>
+              <w:bottom w:val="single" w:sz="4" w:space="0" w:color="000000"/>
+              <w:right w:val="single" w:sz="4" w:space="0" w:color="000000"/>
+            </w:tcBorders>
+          </w:tcPr>
+          <w:p>
+            <w:pPr>
+              <w:spacing w:line="360" w:lineRule="auto"/>
+              <w:rPr>
+                <w:rFonts w:ascii="Times New Roman" w:eastAsia="Times New Roman" w:hAnsi="Times New Roman" w:cs="Times New Roman"/>
+              </w:rPr>
+            </w:pPr>
+            <w:r>
+              <w:rPr>
+                <w:rFonts w:ascii="Times New Roman" w:eastAsia="Times New Roman" w:hAnsi="Times New Roman" w:cs="Times New Roman"/>
+              </w:rPr>
+              <w:t xml:space="preserve">200 OK / 400 </w:t>
+            </w:r>
+            <w:proofErr w:type="spellStart"/>
+            <w:r>
+              <w:rPr>
+                <w:rFonts w:ascii="Times New Roman" w:eastAsia="Times New Roman" w:hAnsi="Times New Roman" w:cs="Times New Roman"/>
+              </w:rPr>
+              <w:t>Bad</w:t>
+            </w:r>
+            <w:proofErr w:type="spellEnd"/>
+            <w:r>
+              <w:rPr>
+                <w:rFonts w:ascii="Times New Roman" w:eastAsia="Times New Roman" w:hAnsi="Times New Roman" w:cs="Times New Roman"/>
+              </w:rPr>
+              <w:t xml:space="preserve"> </w:t>
+            </w:r>
+            <w:proofErr w:type="spellStart"/>
+            <w:r>
+              <w:rPr>
+                <w:rFonts w:ascii="Times New Roman" w:eastAsia="Times New Roman" w:hAnsi="Times New Roman" w:cs="Times New Roman"/>
+              </w:rPr>
+              <w:t>Request</w:t>
+            </w:r>
+            <w:proofErr w:type="spellEnd"/>
+          </w:p>
+        </w:tc>
+      </w:tr>
+      <w:tr>
+        <w:trPr>
+          <w:trHeight w:val="2498"/>
+        </w:trPr>
+        <w:tc>
+          <w:tcPr>
+            <w:tcW w:w="983" w:type="dxa"/>
+            <w:tcBorders>
+              <w:top w:val="single" w:sz="4" w:space="0" w:color="000000"/>
+              <w:left w:val="single" w:sz="4" w:space="0" w:color="000000"/>
+              <w:bottom w:val="single" w:sz="4" w:space="0" w:color="000000"/>
+              <w:right w:val="single" w:sz="4" w:space="0" w:color="000000"/>
+            </w:tcBorders>
+          </w:tcPr>
+          <w:p>
+            <w:pPr>
+              <w:spacing w:line="360" w:lineRule="auto"/>
+              <w:jc w:val="center"/>
+              <w:rPr>
+                <w:rFonts w:ascii="Times New Roman" w:eastAsia="Times New Roman" w:hAnsi="Times New Roman" w:cs="Times New Roman"/>
+                <w:b/>
+                <w:sz w:val="28"/>
+                <w:szCs w:val="28"/>
+              </w:rPr>
+            </w:pPr>
+            <w:r>
+              <w:t>2</w:t>
+            </w:r>
+          </w:p>
+        </w:tc>
+        <w:tc>
+          <w:tcPr>
+            <w:tcW w:w="1278" w:type="dxa"/>
+            <w:tcBorders>
+              <w:top w:val="single" w:sz="4" w:space="0" w:color="000000"/>
+              <w:left w:val="single" w:sz="4" w:space="0" w:color="000000"/>
+              <w:bottom w:val="single" w:sz="4" w:space="0" w:color="000000"/>
+              <w:right w:val="single" w:sz="4" w:space="0" w:color="000000"/>
+            </w:tcBorders>
+          </w:tcPr>
+          <w:p>
+            <w:pPr>
+              <w:spacing w:line="360" w:lineRule="auto"/>
+              <w:jc w:val="center"/>
+              <w:rPr>
+                <w:rFonts w:ascii="Times New Roman" w:eastAsia="Times New Roman" w:hAnsi="Times New Roman" w:cs="Times New Roman"/>
+                <w:b/>
+                <w:sz w:val="28"/>
+                <w:szCs w:val="28"/>
+              </w:rPr>
+            </w:pPr>
+            <w:r>
+              <w:rPr>
+                <w:rFonts w:ascii="Times New Roman" w:eastAsia="Times New Roman" w:hAnsi="Times New Roman" w:cs="Times New Roman"/>
+              </w:rPr>
+              <w:t>GET</w:t>
+            </w:r>
+          </w:p>
+        </w:tc>
+        <w:tc>
+          <w:tcPr>
+            <w:tcW w:w="2247" w:type="dxa"/>
+            <w:tcBorders>
+              <w:top w:val="single" w:sz="4" w:space="0" w:color="000000"/>
+              <w:left w:val="single" w:sz="4" w:space="0" w:color="000000"/>
+              <w:bottom w:val="single" w:sz="4" w:space="0" w:color="000000"/>
+              <w:right w:val="single" w:sz="4" w:space="0" w:color="000000"/>
+            </w:tcBorders>
+          </w:tcPr>
+          <w:p>
+            <w:pPr>
+              <w:spacing w:line="360" w:lineRule="auto"/>
+              <w:jc w:val="center"/>
+              <w:rPr>
+                <w:rFonts w:ascii="Times New Roman" w:eastAsia="Times New Roman" w:hAnsi="Times New Roman" w:cs="Times New Roman"/>
+                <w:b/>
+                <w:sz w:val="28"/>
+                <w:szCs w:val="28"/>
+              </w:rPr>
+            </w:pPr>
+            <w:r>
+              <w:rPr>
+                <w:rFonts w:ascii="Times New Roman" w:eastAsia="Times New Roman" w:hAnsi="Times New Roman" w:cs="Times New Roman"/>
+              </w:rPr>
+              <w:t>/</w:t>
+            </w:r>
+            <w:proofErr w:type="spellStart"/>
+            <w:r>
+              <w:rPr>
+                <w:rFonts w:ascii="Times New Roman" w:eastAsia="Times New Roman" w:hAnsi="Times New Roman" w:cs="Times New Roman"/>
+              </w:rPr>
+              <w:t>users</w:t>
+            </w:r>
+            <w:proofErr w:type="spellEnd"/>
+          </w:p>
+        </w:tc>
+        <w:tc>
+          <w:tcPr>
+            <w:tcW w:w="3425" w:type="dxa"/>
+            <w:tcBorders>
+              <w:top w:val="single" w:sz="4" w:space="0" w:color="000000"/>
+              <w:left w:val="single" w:sz="4" w:space="0" w:color="000000"/>
+              <w:bottom w:val="single" w:sz="4" w:space="0" w:color="000000"/>
+              <w:right w:val="single" w:sz="4" w:space="0" w:color="000000"/>
+            </w:tcBorders>
+          </w:tcPr>
+          <w:p>
+            <w:pPr>
+              <w:spacing w:line="360" w:lineRule="auto"/>
+              <w:jc w:val="center"/>
+              <w:rPr>
+                <w:rFonts w:ascii="Times New Roman" w:eastAsia="Times New Roman" w:hAnsi="Times New Roman" w:cs="Times New Roman"/>
+                <w:bCs/>
+              </w:rPr>
+            </w:pPr>
+            <w:r>
+              <w:rPr>
+                <w:rFonts w:ascii="Times New Roman" w:eastAsia="Times New Roman" w:hAnsi="Times New Roman" w:cs="Times New Roman"/>
+                <w:bCs/>
+                <w:sz w:val="28"/>
+                <w:szCs w:val="28"/>
+              </w:rPr>
+              <w:t>Получение списка пользователей</w:t>
+            </w:r>
+          </w:p>
+        </w:tc>
+        <w:tc>
+          <w:tcPr>
+            <w:tcW w:w="3261" w:type="dxa"/>
+            <w:tcBorders>
+              <w:top w:val="single" w:sz="4" w:space="0" w:color="000000"/>
+              <w:left w:val="single" w:sz="4" w:space="0" w:color="000000"/>
+              <w:bottom w:val="single" w:sz="4" w:space="0" w:color="000000"/>
+              <w:right w:val="single" w:sz="4" w:space="0" w:color="000000"/>
+            </w:tcBorders>
+          </w:tcPr>
+          <w:p>
+            <w:pPr>
+              <w:spacing w:line="360" w:lineRule="auto"/>
+              <w:rPr>
+                <w:rFonts w:ascii="Times New Roman" w:eastAsia="Times New Roman" w:hAnsi="Times New Roman" w:cs="Times New Roman"/>
+                <w:lang w:val="en-US"/>
+              </w:rPr>
+            </w:pPr>
+            <w:proofErr w:type="spellStart"/>
+            <w:r>
+              <w:rPr>
+                <w:rFonts w:ascii="Times New Roman" w:eastAsia="Times New Roman" w:hAnsi="Times New Roman" w:cs="Times New Roman"/>
+                <w:lang w:val="en-US"/>
+              </w:rPr>
+              <w:t>Нет</w:t>
+            </w:r>
+            <w:proofErr w:type="spellEnd"/>
           </w:p>
           <w:p>
             <w:pPr>
               <w:spacing w:line="360" w:lineRule="auto"/>
-              <w:jc w:val="both"/>
-              <w:rPr>
-                <w:rFonts w:ascii="Times New Roman" w:eastAsia="Times New Roman" w:hAnsi="Times New Roman" w:cs="Times New Roman"/>
-                <w:lang w:val="en-US"/>
-              </w:rPr>
-            </w:pPr>
-            <w:r>
-              <w:rPr>
-                <w:rFonts w:ascii="Times New Roman" w:eastAsia="Times New Roman" w:hAnsi="Times New Roman" w:cs="Times New Roman"/>
-                <w:lang w:val="en-US"/>
-              </w:rPr>
-              <w:t>full_name: string,</w:t>
-            </w:r>
-          </w:p>
-          <w:p>
-            <w:pPr>
-              <w:spacing w:line="360" w:lineRule="auto"/>
-              <w:jc w:val="both"/>
-              <w:rPr>
-                <w:rFonts w:ascii="Times New Roman" w:eastAsia="Times New Roman" w:hAnsi="Times New Roman" w:cs="Times New Roman"/>
-                <w:lang w:val="en-US"/>
-              </w:rPr>
-            </w:pPr>
-            <w:r>
-              <w:rPr>
-                <w:rFonts w:ascii="Times New Roman" w:eastAsia="Times New Roman" w:hAnsi="Times New Roman" w:cs="Times New Roman"/>
-                <w:lang w:val="en-US"/>
-              </w:rPr>
-              <w:t>email: string,</w:t>
-            </w:r>
-          </w:p>
-          <w:p>
-            <w:pPr>
-              <w:spacing w:line="360" w:lineRule="auto"/>
-              <w:jc w:val="both"/>
-              <w:rPr>
-                <w:rFonts w:ascii="Times New Roman" w:eastAsia="Times New Roman" w:hAnsi="Times New Roman" w:cs="Times New Roman"/>
-                <w:lang w:val="en-US"/>
-              </w:rPr>
-            </w:pPr>
-            <w:r>
-              <w:rPr>
-                <w:rFonts w:ascii="Times New Roman" w:eastAsia="Times New Roman" w:hAnsi="Times New Roman" w:cs="Times New Roman"/>
-                <w:lang w:val="en-US"/>
-              </w:rPr>
-              <w:t>role: string,</w:t>
-            </w:r>
-          </w:p>
-          <w:p>
-            <w:pPr>
-              <w:spacing w:line="360" w:lineRule="auto"/>
-              <w:jc w:val="both"/>
-              <w:rPr>
-                <w:rFonts w:ascii="Times New Roman" w:eastAsia="Times New Roman" w:hAnsi="Times New Roman" w:cs="Times New Roman"/>
-                <w:lang w:val="en-US"/>
-              </w:rPr>
-            </w:pPr>
-            <w:r>
-              <w:rPr>
-                <w:rFonts w:ascii="Times New Roman" w:eastAsia="Times New Roman" w:hAnsi="Times New Roman" w:cs="Times New Roman"/>
-                <w:lang w:val="en-US"/>
-              </w:rPr>
-              <w:t>password: string</w:t>
-            </w:r>
-          </w:p>
-          <w:p>
-            <w:pPr>
-              <w:spacing w:line="360" w:lineRule="auto"/>
-              <w:jc w:val="both"/>
-              <w:rPr>
-                <w:rFonts w:ascii="Times New Roman" w:eastAsia="Times New Roman" w:hAnsi="Times New Roman" w:cs="Times New Roman"/>
-                <w:lang w:val="en-US"/>
-              </w:rPr>
-            </w:pPr>
-            <w:r>
-              <w:rPr>
-                <w:rFonts w:ascii="Times New Roman" w:eastAsia="Times New Roman" w:hAnsi="Times New Roman" w:cs="Times New Roman"/>
-                <w:lang w:val="en-US"/>
-              </w:rPr>
-              <w:t>}</w:t>
-            </w:r>
-          </w:p>
-          <w:p>
-            <w:pPr>
-              <w:spacing w:line="360" w:lineRule="auto"/>
-              <w:jc w:val="center"/>
               <w:rPr>
                 <w:rFonts w:ascii="Times New Roman" w:eastAsia="Times New Roman" w:hAnsi="Times New Roman" w:cs="Times New Roman"/>
                 <w:lang w:val="en-US"/>
@@ -4113,7 +4356,6 @@
           <w:p>
             <w:pPr>
               <w:spacing w:line="360" w:lineRule="auto"/>
-              <w:jc w:val="center"/>
               <w:rPr>
                 <w:rFonts w:ascii="Times New Roman" w:eastAsia="Times New Roman" w:hAnsi="Times New Roman" w:cs="Times New Roman"/>
               </w:rPr>
@@ -4122,14 +4364,63 @@
               <w:rPr>
                 <w:rFonts w:ascii="Times New Roman" w:eastAsia="Times New Roman" w:hAnsi="Times New Roman" w:cs="Times New Roman"/>
               </w:rPr>
-              <w:t>200 OK / 400 Bad Request</w:t>
+              <w:t>{</w:t>
+            </w:r>
+            <w:r>
+              <w:rPr>
+                <w:rFonts w:ascii="Times New Roman" w:eastAsia="Times New Roman" w:hAnsi="Times New Roman" w:cs="Times New Roman"/>
+              </w:rPr>
+              <w:br/>
+            </w:r>
+            <w:proofErr w:type="spellStart"/>
+            <w:r>
+              <w:rPr>
+                <w:rFonts w:ascii="Times New Roman" w:eastAsia="Times New Roman" w:hAnsi="Times New Roman" w:cs="Times New Roman"/>
+              </w:rPr>
+              <w:t>users</w:t>
+            </w:r>
+            <w:proofErr w:type="spellEnd"/>
+            <w:r>
+              <w:rPr>
+                <w:rFonts w:ascii="Times New Roman" w:eastAsia="Times New Roman" w:hAnsi="Times New Roman" w:cs="Times New Roman"/>
+              </w:rPr>
+              <w:t xml:space="preserve">: </w:t>
+            </w:r>
+            <w:proofErr w:type="spellStart"/>
+            <w:proofErr w:type="gramStart"/>
+            <w:r>
+              <w:rPr>
+                <w:rFonts w:ascii="Times New Roman" w:eastAsia="Times New Roman" w:hAnsi="Times New Roman" w:cs="Times New Roman"/>
+              </w:rPr>
+              <w:t>UserOut</w:t>
+            </w:r>
+            <w:proofErr w:type="spellEnd"/>
+            <w:r>
+              <w:rPr>
+                <w:rFonts w:ascii="Times New Roman" w:eastAsia="Times New Roman" w:hAnsi="Times New Roman" w:cs="Times New Roman"/>
+              </w:rPr>
+              <w:t>[</w:t>
+            </w:r>
+            <w:proofErr w:type="gramEnd"/>
+            <w:r>
+              <w:rPr>
+                <w:rFonts w:ascii="Times New Roman" w:eastAsia="Times New Roman" w:hAnsi="Times New Roman" w:cs="Times New Roman"/>
+              </w:rPr>
+              <w:t>]</w:t>
+            </w:r>
+            <w:r>
+              <w:rPr>
+                <w:rFonts w:ascii="Times New Roman" w:eastAsia="Times New Roman" w:hAnsi="Times New Roman" w:cs="Times New Roman"/>
+              </w:rPr>
+              <w:br/>
+              <w:t>}</w:t>
             </w:r>
           </w:p>
         </w:tc>
       </w:tr>
       <w:tr>
         <w:trPr>
-          <w:trHeight w:val="583"/>
+          <w:trHeight w:val="2498"/>
         </w:trPr>
         <w:tc>
           <w:tcPr>
@@ -4152,6 +4443,9 @@
                 <w:szCs w:val="28"/>
               </w:rPr>
             </w:pPr>
+            <w:r>
+              <w:t>3</w:t>
+            </w:r>
           </w:p>
         </w:tc>
         <w:tc>
@@ -4170,7 +4464,7 @@
               <w:jc w:val="center"/>
               <w:rPr>
                 <w:rFonts w:ascii="Times New Roman" w:eastAsia="Times New Roman" w:hAnsi="Times New Roman" w:cs="Times New Roman"/>
-                <w:bCs/>
+                <w:b/>
                 <w:sz w:val="28"/>
                 <w:szCs w:val="28"/>
               </w:rPr>
@@ -4178,11 +4472,8 @@
             <w:r>
               <w:rPr>
                 <w:rFonts w:ascii="Times New Roman" w:eastAsia="Times New Roman" w:hAnsi="Times New Roman" w:cs="Times New Roman"/>
-                <w:bCs/>
-                <w:sz w:val="28"/>
-                <w:szCs w:val="28"/>
-              </w:rPr>
-              <w:t>GET</w:t>
+              </w:rPr>
+              <w:t>POST</w:t>
             </w:r>
           </w:p>
         </w:tc>
@@ -4211,8 +4502,16 @@
               <w:rPr>
                 <w:rFonts w:ascii="Times New Roman" w:eastAsia="Times New Roman" w:hAnsi="Times New Roman" w:cs="Times New Roman"/>
               </w:rPr>
-              <w:t>/users</w:t>
-            </w:r>
+              <w:t>/</w:t>
+            </w:r>
+            <w:proofErr w:type="spellStart"/>
+            <w:r>
+              <w:rPr>
+                <w:rFonts w:ascii="Times New Roman" w:eastAsia="Times New Roman" w:hAnsi="Times New Roman" w:cs="Times New Roman"/>
+              </w:rPr>
+              <w:t>documents</w:t>
+            </w:r>
+            <w:proofErr w:type="spellEnd"/>
           </w:p>
         </w:tc>
         <w:tc>
@@ -4231,13 +4530,17 @@
               <w:jc w:val="center"/>
               <w:rPr>
                 <w:rFonts w:ascii="Times New Roman" w:eastAsia="Times New Roman" w:hAnsi="Times New Roman" w:cs="Times New Roman"/>
+                <w:bCs/>
               </w:rPr>
             </w:pPr>
             <w:r>
               <w:rPr>
                 <w:rFonts w:ascii="Times New Roman" w:eastAsia="Times New Roman" w:hAnsi="Times New Roman" w:cs="Times New Roman"/>
-              </w:rPr>
-              <w:t xml:space="preserve">Получение списка пользователей </w:t>
+                <w:bCs/>
+                <w:sz w:val="28"/>
+                <w:szCs w:val="28"/>
+              </w:rPr>
+              <w:t>Создание документа из текста</w:t>
             </w:r>
           </w:p>
         </w:tc>
@@ -4254,26 +4557,89 @@
           <w:p>
             <w:pPr>
               <w:spacing w:line="360" w:lineRule="auto"/>
-              <w:jc w:val="center"/>
-              <w:rPr>
-                <w:rFonts w:ascii="Times New Roman" w:eastAsia="Times New Roman" w:hAnsi="Times New Roman" w:cs="Times New Roman"/>
+              <w:rPr>
+                <w:rFonts w:ascii="Times New Roman" w:eastAsia="Times New Roman" w:hAnsi="Times New Roman" w:cs="Times New Roman"/>
+                <w:lang w:val="en-US"/>
               </w:rPr>
             </w:pPr>
             <w:r>
               <w:rPr>
                 <w:rFonts w:ascii="Times New Roman" w:eastAsia="Times New Roman" w:hAnsi="Times New Roman" w:cs="Times New Roman"/>
-              </w:rPr>
-              <w:t>Нет</w:t>
-            </w:r>
-          </w:p>
-          <w:p>
-            <w:pPr>
-              <w:spacing w:line="360" w:lineRule="auto"/>
-              <w:jc w:val="both"/>
-              <w:rPr>
-                <w:rFonts w:ascii="Times New Roman" w:eastAsia="Times New Roman" w:hAnsi="Times New Roman" w:cs="Times New Roman"/>
-              </w:rPr>
-            </w:pPr>
+                <w:lang w:val="en-US"/>
+              </w:rPr>
+              <w:t>{</w:t>
+            </w:r>
+            <w:r>
+              <w:rPr>
+                <w:rFonts w:ascii="Times New Roman" w:eastAsia="Times New Roman" w:hAnsi="Times New Roman" w:cs="Times New Roman"/>
+                <w:lang w:val="en-US"/>
+              </w:rPr>
+              <w:br/>
+              <w:t>title: string,</w:t>
+            </w:r>
+            <w:r>
+              <w:rPr>
+                <w:rFonts w:ascii="Times New Roman" w:eastAsia="Times New Roman" w:hAnsi="Times New Roman" w:cs="Times New Roman"/>
+                <w:lang w:val="en-US"/>
+              </w:rPr>
+              <w:br/>
+              <w:t>text: string,</w:t>
+            </w:r>
+            <w:r>
+              <w:rPr>
+                <w:rFonts w:ascii="Times New Roman" w:eastAsia="Times New Roman" w:hAnsi="Times New Roman" w:cs="Times New Roman"/>
+                <w:lang w:val="en-US"/>
+              </w:rPr>
+              <w:br/>
+              <w:t>kind: string,</w:t>
+            </w:r>
+            <w:r>
+              <w:rPr>
+                <w:rFonts w:ascii="Times New Roman" w:eastAsia="Times New Roman" w:hAnsi="Times New Roman" w:cs="Times New Roman"/>
+                <w:lang w:val="en-US"/>
+              </w:rPr>
+              <w:br/>
+            </w:r>
+            <w:proofErr w:type="spellStart"/>
+            <w:r>
+              <w:rPr>
+                <w:rFonts w:ascii="Times New Roman" w:eastAsia="Times New Roman" w:hAnsi="Times New Roman" w:cs="Times New Roman"/>
+                <w:lang w:val="en-US"/>
+              </w:rPr>
+              <w:t>owner_user_</w:t>
+            </w:r>
+            <w:proofErr w:type="gramStart"/>
+            <w:r>
+              <w:rPr>
+                <w:rFonts w:ascii="Times New Roman" w:eastAsia="Times New Roman" w:hAnsi="Times New Roman" w:cs="Times New Roman"/>
+                <w:lang w:val="en-US"/>
+              </w:rPr>
+              <w:t>id</w:t>
+            </w:r>
+            <w:proofErr w:type="spellEnd"/>
+            <w:r>
+              <w:rPr>
+                <w:rFonts w:ascii="Times New Roman" w:eastAsia="Times New Roman" w:hAnsi="Times New Roman" w:cs="Times New Roman"/>
+                <w:lang w:val="en-US"/>
+              </w:rPr>
+              <w:t>?:</w:t>
+            </w:r>
+            <w:proofErr w:type="gramEnd"/>
+            <w:r>
+              <w:rPr>
+                <w:rFonts w:ascii="Times New Roman" w:eastAsia="Times New Roman" w:hAnsi="Times New Roman" w:cs="Times New Roman"/>
+                <w:lang w:val="en-US"/>
+              </w:rPr>
+              <w:t xml:space="preserve"> string</w:t>
+            </w:r>
+            <w:r>
+              <w:rPr>
+                <w:rFonts w:ascii="Times New Roman" w:eastAsia="Times New Roman" w:hAnsi="Times New Roman" w:cs="Times New Roman"/>
+                <w:lang w:val="en-US"/>
+              </w:rPr>
+              <w:br/>
+              <w:t>}</w:t>
+            </w:r>
           </w:p>
         </w:tc>
         <w:tc>
@@ -4299,73 +4665,48 @@
               </w:rPr>
               <w:t>{</w:t>
             </w:r>
-          </w:p>
-          <w:p>
-            <w:pPr>
-              <w:spacing w:line="360" w:lineRule="auto"/>
-              <w:rPr>
-                <w:rFonts w:ascii="Times New Roman" w:eastAsia="Times New Roman" w:hAnsi="Times New Roman" w:cs="Times New Roman"/>
-              </w:rPr>
-            </w:pPr>
-            <w:r>
-              <w:rPr>
-                <w:rFonts w:ascii="Times New Roman" w:eastAsia="Times New Roman" w:hAnsi="Times New Roman" w:cs="Times New Roman"/>
-              </w:rPr>
-              <w:t>users: UserOut[]</w:t>
-            </w:r>
-          </w:p>
-          <w:p>
-            <w:pPr>
-              <w:spacing w:line="360" w:lineRule="auto"/>
-              <w:rPr>
-                <w:rFonts w:ascii="Times New Roman" w:eastAsia="Times New Roman" w:hAnsi="Times New Roman" w:cs="Times New Roman"/>
-              </w:rPr>
-            </w:pPr>
-            <w:r>
-              <w:rPr>
-                <w:rFonts w:ascii="Times New Roman" w:eastAsia="Times New Roman" w:hAnsi="Times New Roman" w:cs="Times New Roman"/>
-              </w:rPr>
+            <w:r>
+              <w:rPr>
+                <w:rFonts w:ascii="Times New Roman" w:eastAsia="Times New Roman" w:hAnsi="Times New Roman" w:cs="Times New Roman"/>
+              </w:rPr>
+              <w:br/>
+            </w:r>
+            <w:proofErr w:type="spellStart"/>
+            <w:r>
+              <w:rPr>
+                <w:rFonts w:ascii="Times New Roman" w:eastAsia="Times New Roman" w:hAnsi="Times New Roman" w:cs="Times New Roman"/>
+              </w:rPr>
+              <w:t>document</w:t>
+            </w:r>
+            <w:proofErr w:type="spellEnd"/>
+            <w:r>
+              <w:rPr>
+                <w:rFonts w:ascii="Times New Roman" w:eastAsia="Times New Roman" w:hAnsi="Times New Roman" w:cs="Times New Roman"/>
+              </w:rPr>
+              <w:t xml:space="preserve">: </w:t>
+            </w:r>
+            <w:proofErr w:type="spellStart"/>
+            <w:r>
+              <w:rPr>
+                <w:rFonts w:ascii="Times New Roman" w:eastAsia="Times New Roman" w:hAnsi="Times New Roman" w:cs="Times New Roman"/>
+              </w:rPr>
+              <w:t>DocumentOut</w:t>
+            </w:r>
+            <w:proofErr w:type="spellEnd"/>
+            <w:r>
+              <w:rPr>
+                <w:rFonts w:ascii="Times New Roman" w:eastAsia="Times New Roman" w:hAnsi="Times New Roman" w:cs="Times New Roman"/>
+              </w:rPr>
+              <w:br/>
               <w:t>}</w:t>
             </w:r>
           </w:p>
         </w:tc>
       </w:tr>
       <w:tr>
-        <w:tc>
-          <w:tcPr>
-            <w:tcW w:w="14454" w:type="dxa"/>
-            <w:gridSpan w:val="6"/>
-            <w:tcBorders>
-              <w:top w:val="single" w:sz="4" w:space="0" w:color="000000"/>
-              <w:left w:val="single" w:sz="4" w:space="0" w:color="000000"/>
-              <w:bottom w:val="single" w:sz="4" w:space="0" w:color="000000"/>
-              <w:right w:val="single" w:sz="4" w:space="0" w:color="000000"/>
-            </w:tcBorders>
-          </w:tcPr>
-          <w:p>
-            <w:pPr>
-              <w:spacing w:line="360" w:lineRule="auto"/>
-              <w:jc w:val="center"/>
-              <w:rPr>
-                <w:rFonts w:ascii="Times New Roman" w:eastAsia="Times New Roman" w:hAnsi="Times New Roman" w:cs="Times New Roman"/>
-                <w:b/>
-                <w:sz w:val="28"/>
-                <w:szCs w:val="28"/>
-              </w:rPr>
-            </w:pPr>
-            <w:r>
-              <w:rPr>
-                <w:rFonts w:ascii="Times New Roman" w:eastAsia="Times New Roman" w:hAnsi="Times New Roman" w:cs="Times New Roman"/>
-                <w:b/>
-                <w:sz w:val="28"/>
-                <w:szCs w:val="28"/>
-              </w:rPr>
-              <w:t>Методы работы с документами</w:t>
-            </w:r>
-          </w:p>
-        </w:tc>
-      </w:tr>
-      <w:tr>
+        <w:trPr>
+          <w:trHeight w:val="2498"/>
+        </w:trPr>
         <w:tc>
           <w:tcPr>
             <w:tcW w:w="983" w:type="dxa"/>
@@ -4382,8 +4723,15 @@
               <w:jc w:val="center"/>
               <w:rPr>
                 <w:rFonts w:ascii="Times New Roman" w:eastAsia="Times New Roman" w:hAnsi="Times New Roman" w:cs="Times New Roman"/>
+                <w:b/>
+                <w:sz w:val="28"/>
+                <w:szCs w:val="28"/>
               </w:rPr>
             </w:pPr>
+            <w:r>
+              <w:lastRenderedPageBreak/>
+              <w:t>4</w:t>
+            </w:r>
           </w:p>
         </w:tc>
         <w:tc>
@@ -4402,6 +4750,9 @@
               <w:jc w:val="center"/>
               <w:rPr>
                 <w:rFonts w:ascii="Times New Roman" w:eastAsia="Times New Roman" w:hAnsi="Times New Roman" w:cs="Times New Roman"/>
+                <w:b/>
+                <w:sz w:val="28"/>
+                <w:szCs w:val="28"/>
               </w:rPr>
             </w:pPr>
             <w:r>
@@ -4428,14 +4779,39 @@
               <w:jc w:val="center"/>
               <w:rPr>
                 <w:rFonts w:ascii="Times New Roman" w:eastAsia="Times New Roman" w:hAnsi="Times New Roman" w:cs="Times New Roman"/>
+                <w:b/>
+                <w:sz w:val="28"/>
+                <w:szCs w:val="28"/>
               </w:rPr>
             </w:pPr>
             <w:r>
               <w:rPr>
                 <w:rFonts w:ascii="Times New Roman" w:eastAsia="Times New Roman" w:hAnsi="Times New Roman" w:cs="Times New Roman"/>
               </w:rPr>
-              <w:t>/documents</w:t>
-            </w:r>
+              <w:t>/</w:t>
+            </w:r>
+            <w:proofErr w:type="spellStart"/>
+            <w:r>
+              <w:rPr>
+                <w:rFonts w:ascii="Times New Roman" w:eastAsia="Times New Roman" w:hAnsi="Times New Roman" w:cs="Times New Roman"/>
+              </w:rPr>
+              <w:t>documents</w:t>
+            </w:r>
+            <w:proofErr w:type="spellEnd"/>
+            <w:r>
+              <w:rPr>
+                <w:rFonts w:ascii="Times New Roman" w:eastAsia="Times New Roman" w:hAnsi="Times New Roman" w:cs="Times New Roman"/>
+              </w:rPr>
+              <w:t>/</w:t>
+            </w:r>
+            <w:proofErr w:type="spellStart"/>
+            <w:r>
+              <w:rPr>
+                <w:rFonts w:ascii="Times New Roman" w:eastAsia="Times New Roman" w:hAnsi="Times New Roman" w:cs="Times New Roman"/>
+              </w:rPr>
+              <w:t>upload</w:t>
+            </w:r>
+            <w:proofErr w:type="spellEnd"/>
           </w:p>
         </w:tc>
         <w:tc>
@@ -4454,13 +4830,17 @@
               <w:jc w:val="center"/>
               <w:rPr>
                 <w:rFonts w:ascii="Times New Roman" w:eastAsia="Times New Roman" w:hAnsi="Times New Roman" w:cs="Times New Roman"/>
+                <w:bCs/>
               </w:rPr>
             </w:pPr>
             <w:r>
               <w:rPr>
                 <w:rFonts w:ascii="Times New Roman" w:eastAsia="Times New Roman" w:hAnsi="Times New Roman" w:cs="Times New Roman"/>
-              </w:rPr>
-              <w:t>Создание документа из текста</w:t>
+                <w:bCs/>
+                <w:sz w:val="28"/>
+                <w:szCs w:val="28"/>
+              </w:rPr>
+              <w:t>Загрузка PDF-документа</w:t>
             </w:r>
           </w:p>
         </w:tc>
@@ -4477,7 +4857,6 @@
           <w:p>
             <w:pPr>
               <w:spacing w:line="360" w:lineRule="auto"/>
-              <w:jc w:val="both"/>
               <w:rPr>
                 <w:rFonts w:ascii="Times New Roman" w:eastAsia="Times New Roman" w:hAnsi="Times New Roman" w:cs="Times New Roman"/>
                 <w:lang w:val="en-US"/>
@@ -4490,84 +4869,74 @@
               </w:rPr>
               <w:t>{</w:t>
             </w:r>
-          </w:p>
-          <w:p>
-            <w:pPr>
-              <w:spacing w:line="360" w:lineRule="auto"/>
+            <w:r>
               <w:rPr>
                 <w:rFonts w:ascii="Times New Roman" w:eastAsia="Times New Roman" w:hAnsi="Times New Roman" w:cs="Times New Roman"/>
                 <w:lang w:val="en-US"/>
               </w:rPr>
-            </w:pPr>
+              <w:br/>
+              <w:t>file: string,</w:t>
+            </w:r>
             <w:r>
               <w:rPr>
                 <w:rFonts w:ascii="Times New Roman" w:eastAsia="Times New Roman" w:hAnsi="Times New Roman" w:cs="Times New Roman"/>
                 <w:lang w:val="en-US"/>
               </w:rPr>
-              <w:t>title: string,</w:t>
-            </w:r>
-          </w:p>
-          <w:p>
-            <w:pPr>
-              <w:spacing w:line="360" w:lineRule="auto"/>
+              <w:br/>
+            </w:r>
+            <w:proofErr w:type="gramStart"/>
+            <w:r>
               <w:rPr>
                 <w:rFonts w:ascii="Times New Roman" w:eastAsia="Times New Roman" w:hAnsi="Times New Roman" w:cs="Times New Roman"/>
                 <w:lang w:val="en-US"/>
               </w:rPr>
-            </w:pPr>
+              <w:t>title?:</w:t>
+            </w:r>
+            <w:proofErr w:type="gramEnd"/>
             <w:r>
               <w:rPr>
                 <w:rFonts w:ascii="Times New Roman" w:eastAsia="Times New Roman" w:hAnsi="Times New Roman" w:cs="Times New Roman"/>
                 <w:lang w:val="en-US"/>
               </w:rPr>
-              <w:t xml:space="preserve">text: string, </w:t>
-            </w:r>
-          </w:p>
-          <w:p>
-            <w:pPr>
-              <w:spacing w:line="360" w:lineRule="auto"/>
+              <w:t xml:space="preserve"> string,</w:t>
+            </w:r>
+            <w:r>
               <w:rPr>
                 <w:rFonts w:ascii="Times New Roman" w:eastAsia="Times New Roman" w:hAnsi="Times New Roman" w:cs="Times New Roman"/>
                 <w:lang w:val="en-US"/>
               </w:rPr>
-            </w:pPr>
+              <w:br/>
+              <w:t>kind?: string,</w:t>
+            </w:r>
             <w:r>
               <w:rPr>
                 <w:rFonts w:ascii="Times New Roman" w:eastAsia="Times New Roman" w:hAnsi="Times New Roman" w:cs="Times New Roman"/>
                 <w:lang w:val="en-US"/>
               </w:rPr>
-              <w:t xml:space="preserve">kind: string, </w:t>
-            </w:r>
-          </w:p>
-          <w:p>
-            <w:pPr>
-              <w:spacing w:line="360" w:lineRule="auto"/>
+              <w:br/>
+            </w:r>
+            <w:proofErr w:type="spellStart"/>
+            <w:r>
               <w:rPr>
                 <w:rFonts w:ascii="Times New Roman" w:eastAsia="Times New Roman" w:hAnsi="Times New Roman" w:cs="Times New Roman"/>
                 <w:lang w:val="en-US"/>
               </w:rPr>
-            </w:pPr>
+              <w:t>owner_user_id</w:t>
+            </w:r>
+            <w:proofErr w:type="spellEnd"/>
             <w:r>
               <w:rPr>
                 <w:rFonts w:ascii="Times New Roman" w:eastAsia="Times New Roman" w:hAnsi="Times New Roman" w:cs="Times New Roman"/>
                 <w:lang w:val="en-US"/>
               </w:rPr>
-              <w:t xml:space="preserve">owner_user_id?: string </w:t>
-            </w:r>
-          </w:p>
-          <w:p>
-            <w:pPr>
-              <w:spacing w:line="360" w:lineRule="auto"/>
+              <w:t>?: string</w:t>
+            </w:r>
+            <w:r>
               <w:rPr>
                 <w:rFonts w:ascii="Times New Roman" w:eastAsia="Times New Roman" w:hAnsi="Times New Roman" w:cs="Times New Roman"/>
                 <w:lang w:val="en-US"/>
               </w:rPr>
-            </w:pPr>
-            <w:r>
-              <w:rPr>
-                <w:rFonts w:ascii="Times New Roman" w:eastAsia="Times New Roman" w:hAnsi="Times New Roman" w:cs="Times New Roman"/>
-                <w:lang w:val="en-US"/>
-              </w:rPr>
+              <w:br/>
               <w:t>}</w:t>
             </w:r>
           </w:p>
@@ -4595,38 +4964,48 @@
               </w:rPr>
               <w:t>{</w:t>
             </w:r>
-          </w:p>
-          <w:p>
-            <w:pPr>
-              <w:spacing w:line="360" w:lineRule="auto"/>
-              <w:rPr>
-                <w:rFonts w:ascii="Times New Roman" w:eastAsia="Times New Roman" w:hAnsi="Times New Roman" w:cs="Times New Roman"/>
-              </w:rPr>
-            </w:pPr>
-            <w:r>
-              <w:rPr>
-                <w:rFonts w:ascii="Times New Roman" w:eastAsia="Times New Roman" w:hAnsi="Times New Roman" w:cs="Times New Roman"/>
-              </w:rPr>
-              <w:t>document: DocumentOut</w:t>
-            </w:r>
-          </w:p>
-          <w:p>
-            <w:pPr>
-              <w:spacing w:line="360" w:lineRule="auto"/>
-              <w:rPr>
-                <w:rFonts w:ascii="Times New Roman" w:eastAsia="Times New Roman" w:hAnsi="Times New Roman" w:cs="Times New Roman"/>
-              </w:rPr>
-            </w:pPr>
-            <w:r>
-              <w:rPr>
-                <w:rFonts w:ascii="Times New Roman" w:eastAsia="Times New Roman" w:hAnsi="Times New Roman" w:cs="Times New Roman"/>
-              </w:rPr>
+            <w:r>
+              <w:rPr>
+                <w:rFonts w:ascii="Times New Roman" w:eastAsia="Times New Roman" w:hAnsi="Times New Roman" w:cs="Times New Roman"/>
+              </w:rPr>
+              <w:br/>
+            </w:r>
+            <w:proofErr w:type="spellStart"/>
+            <w:r>
+              <w:rPr>
+                <w:rFonts w:ascii="Times New Roman" w:eastAsia="Times New Roman" w:hAnsi="Times New Roman" w:cs="Times New Roman"/>
+              </w:rPr>
+              <w:t>document</w:t>
+            </w:r>
+            <w:proofErr w:type="spellEnd"/>
+            <w:r>
+              <w:rPr>
+                <w:rFonts w:ascii="Times New Roman" w:eastAsia="Times New Roman" w:hAnsi="Times New Roman" w:cs="Times New Roman"/>
+              </w:rPr>
+              <w:t xml:space="preserve">: </w:t>
+            </w:r>
+            <w:proofErr w:type="spellStart"/>
+            <w:r>
+              <w:rPr>
+                <w:rFonts w:ascii="Times New Roman" w:eastAsia="Times New Roman" w:hAnsi="Times New Roman" w:cs="Times New Roman"/>
+              </w:rPr>
+              <w:t>DocumentOut</w:t>
+            </w:r>
+            <w:proofErr w:type="spellEnd"/>
+            <w:r>
+              <w:rPr>
+                <w:rFonts w:ascii="Times New Roman" w:eastAsia="Times New Roman" w:hAnsi="Times New Roman" w:cs="Times New Roman"/>
+              </w:rPr>
+              <w:br/>
               <w:t>}</w:t>
             </w:r>
           </w:p>
         </w:tc>
       </w:tr>
       <w:tr>
+        <w:trPr>
+          <w:trHeight w:val="2498"/>
+        </w:trPr>
         <w:tc>
           <w:tcPr>
             <w:tcW w:w="983" w:type="dxa"/>
@@ -4643,8 +5022,14 @@
               <w:jc w:val="center"/>
               <w:rPr>
                 <w:rFonts w:ascii="Times New Roman" w:eastAsia="Times New Roman" w:hAnsi="Times New Roman" w:cs="Times New Roman"/>
+                <w:b/>
+                <w:sz w:val="28"/>
+                <w:szCs w:val="28"/>
               </w:rPr>
             </w:pPr>
+            <w:r>
+              <w:t>5</w:t>
+            </w:r>
           </w:p>
         </w:tc>
         <w:tc>
@@ -4663,13 +5048,16 @@
               <w:jc w:val="center"/>
               <w:rPr>
                 <w:rFonts w:ascii="Times New Roman" w:eastAsia="Times New Roman" w:hAnsi="Times New Roman" w:cs="Times New Roman"/>
+                <w:b/>
+                <w:sz w:val="28"/>
+                <w:szCs w:val="28"/>
               </w:rPr>
             </w:pPr>
             <w:r>
               <w:rPr>
                 <w:rFonts w:ascii="Times New Roman" w:eastAsia="Times New Roman" w:hAnsi="Times New Roman" w:cs="Times New Roman"/>
               </w:rPr>
-              <w:t>POST</w:t>
+              <w:t>GET</w:t>
             </w:r>
           </w:p>
         </w:tc>
@@ -4689,14 +5077,25 @@
               <w:jc w:val="center"/>
               <w:rPr>
                 <w:rFonts w:ascii="Times New Roman" w:eastAsia="Times New Roman" w:hAnsi="Times New Roman" w:cs="Times New Roman"/>
+                <w:b/>
+                <w:sz w:val="28"/>
+                <w:szCs w:val="28"/>
               </w:rPr>
             </w:pPr>
             <w:r>
               <w:rPr>
                 <w:rFonts w:ascii="Times New Roman" w:eastAsia="Times New Roman" w:hAnsi="Times New Roman" w:cs="Times New Roman"/>
               </w:rPr>
-              <w:t>/documents/upload</w:t>
-            </w:r>
+              <w:t>/</w:t>
+            </w:r>
+            <w:proofErr w:type="spellStart"/>
+            <w:r>
+              <w:rPr>
+                <w:rFonts w:ascii="Times New Roman" w:eastAsia="Times New Roman" w:hAnsi="Times New Roman" w:cs="Times New Roman"/>
+              </w:rPr>
+              <w:t>documents</w:t>
+            </w:r>
+            <w:proofErr w:type="spellEnd"/>
           </w:p>
         </w:tc>
         <w:tc>
@@ -4715,13 +5114,17 @@
               <w:jc w:val="center"/>
               <w:rPr>
                 <w:rFonts w:ascii="Times New Roman" w:eastAsia="Times New Roman" w:hAnsi="Times New Roman" w:cs="Times New Roman"/>
+                <w:bCs/>
               </w:rPr>
             </w:pPr>
             <w:r>
               <w:rPr>
                 <w:rFonts w:ascii="Times New Roman" w:eastAsia="Times New Roman" w:hAnsi="Times New Roman" w:cs="Times New Roman"/>
-              </w:rPr>
-              <w:t>Загрузка документа из файла</w:t>
+                <w:bCs/>
+                <w:sz w:val="28"/>
+                <w:szCs w:val="28"/>
+              </w:rPr>
+              <w:t>Получение списка документов</w:t>
             </w:r>
           </w:p>
         </w:tc>
@@ -4750,83 +5153,58 @@
               </w:rPr>
               <w:t>{</w:t>
             </w:r>
-          </w:p>
-          <w:p>
-            <w:pPr>
-              <w:spacing w:line="360" w:lineRule="auto"/>
+            <w:r>
               <w:rPr>
                 <w:rFonts w:ascii="Times New Roman" w:eastAsia="Times New Roman" w:hAnsi="Times New Roman" w:cs="Times New Roman"/>
                 <w:lang w:val="en-US"/>
               </w:rPr>
-            </w:pPr>
+              <w:br/>
+            </w:r>
+            <w:proofErr w:type="gramStart"/>
             <w:r>
               <w:rPr>
                 <w:rFonts w:ascii="Times New Roman" w:eastAsia="Times New Roman" w:hAnsi="Times New Roman" w:cs="Times New Roman"/>
                 <w:lang w:val="en-US"/>
               </w:rPr>
-              <w:t>file: string,</w:t>
-            </w:r>
-          </w:p>
-          <w:p>
-            <w:pPr>
-              <w:spacing w:line="360" w:lineRule="auto"/>
+              <w:t>kind?:</w:t>
+            </w:r>
+            <w:proofErr w:type="gramEnd"/>
+            <w:r>
               <w:rPr>
                 <w:rFonts w:ascii="Times New Roman" w:eastAsia="Times New Roman" w:hAnsi="Times New Roman" w:cs="Times New Roman"/>
                 <w:lang w:val="en-US"/>
               </w:rPr>
-            </w:pPr>
+              <w:t xml:space="preserve"> string,</w:t>
+            </w:r>
             <w:r>
               <w:rPr>
                 <w:rFonts w:ascii="Times New Roman" w:eastAsia="Times New Roman" w:hAnsi="Times New Roman" w:cs="Times New Roman"/>
                 <w:lang w:val="en-US"/>
               </w:rPr>
-              <w:t>title?: string,</w:t>
-            </w:r>
-          </w:p>
-          <w:p>
-            <w:pPr>
-              <w:spacing w:line="360" w:lineRule="auto"/>
+              <w:br/>
+            </w:r>
+            <w:proofErr w:type="spellStart"/>
+            <w:r>
               <w:rPr>
                 <w:rFonts w:ascii="Times New Roman" w:eastAsia="Times New Roman" w:hAnsi="Times New Roman" w:cs="Times New Roman"/>
                 <w:lang w:val="en-US"/>
               </w:rPr>
-            </w:pPr>
+              <w:t>only_unique</w:t>
+            </w:r>
+            <w:proofErr w:type="spellEnd"/>
             <w:r>
               <w:rPr>
                 <w:rFonts w:ascii="Times New Roman" w:eastAsia="Times New Roman" w:hAnsi="Times New Roman" w:cs="Times New Roman"/>
                 <w:lang w:val="en-US"/>
               </w:rPr>
-              <w:t xml:space="preserve">kind?: string, </w:t>
-            </w:r>
-          </w:p>
-          <w:p>
-            <w:pPr>
-              <w:spacing w:line="360" w:lineRule="auto"/>
+              <w:t>?: bool</w:t>
+            </w:r>
+            <w:r>
               <w:rPr>
                 <w:rFonts w:ascii="Times New Roman" w:eastAsia="Times New Roman" w:hAnsi="Times New Roman" w:cs="Times New Roman"/>
                 <w:lang w:val="en-US"/>
               </w:rPr>
-            </w:pPr>
-            <w:r>
-              <w:rPr>
-                <w:rFonts w:ascii="Times New Roman" w:eastAsia="Times New Roman" w:hAnsi="Times New Roman" w:cs="Times New Roman"/>
-                <w:lang w:val="en-US"/>
-              </w:rPr>
-              <w:t>owner_user_id?: string,</w:t>
-            </w:r>
-          </w:p>
-          <w:p>
-            <w:pPr>
-              <w:spacing w:line="360" w:lineRule="auto"/>
-              <w:rPr>
-                <w:lang w:val="en-US"/>
-              </w:rPr>
-            </w:pPr>
-            <w:r>
-              <w:rPr>
-                <w:rFonts w:ascii="Times New Roman" w:eastAsia="Times New Roman" w:hAnsi="Times New Roman" w:cs="Times New Roman"/>
-                <w:lang w:val="en-US"/>
-              </w:rPr>
+              <w:br/>
               <w:t>}</w:t>
             </w:r>
           </w:p>
@@ -4854,38 +5232,62 @@
               </w:rPr>
               <w:t>{</w:t>
             </w:r>
-          </w:p>
-          <w:p>
-            <w:pPr>
-              <w:spacing w:line="360" w:lineRule="auto"/>
-              <w:rPr>
-                <w:rFonts w:ascii="Times New Roman" w:eastAsia="Times New Roman" w:hAnsi="Times New Roman" w:cs="Times New Roman"/>
-              </w:rPr>
-            </w:pPr>
-            <w:r>
-              <w:rPr>
-                <w:rFonts w:ascii="Times New Roman" w:eastAsia="Times New Roman" w:hAnsi="Times New Roman" w:cs="Times New Roman"/>
-              </w:rPr>
-              <w:t>document: DocumentOut</w:t>
-            </w:r>
-          </w:p>
-          <w:p>
-            <w:pPr>
-              <w:spacing w:line="360" w:lineRule="auto"/>
-              <w:rPr>
-                <w:rFonts w:ascii="Times New Roman" w:eastAsia="Times New Roman" w:hAnsi="Times New Roman" w:cs="Times New Roman"/>
-              </w:rPr>
-            </w:pPr>
-            <w:r>
-              <w:rPr>
-                <w:rFonts w:ascii="Times New Roman" w:eastAsia="Times New Roman" w:hAnsi="Times New Roman" w:cs="Times New Roman"/>
-              </w:rPr>
+            <w:r>
+              <w:rPr>
+                <w:rFonts w:ascii="Times New Roman" w:eastAsia="Times New Roman" w:hAnsi="Times New Roman" w:cs="Times New Roman"/>
+              </w:rPr>
+              <w:br/>
+            </w:r>
+            <w:proofErr w:type="spellStart"/>
+            <w:r>
+              <w:rPr>
+                <w:rFonts w:ascii="Times New Roman" w:eastAsia="Times New Roman" w:hAnsi="Times New Roman" w:cs="Times New Roman"/>
+              </w:rPr>
+              <w:t>documents</w:t>
+            </w:r>
+            <w:proofErr w:type="spellEnd"/>
+            <w:r>
+              <w:rPr>
+                <w:rFonts w:ascii="Times New Roman" w:eastAsia="Times New Roman" w:hAnsi="Times New Roman" w:cs="Times New Roman"/>
+              </w:rPr>
+              <w:t xml:space="preserve">: </w:t>
+            </w:r>
+            <w:proofErr w:type="spellStart"/>
+            <w:proofErr w:type="gramStart"/>
+            <w:r>
+              <w:rPr>
+                <w:rFonts w:ascii="Times New Roman" w:eastAsia="Times New Roman" w:hAnsi="Times New Roman" w:cs="Times New Roman"/>
+              </w:rPr>
+              <w:t>DocumentOut</w:t>
+            </w:r>
+            <w:proofErr w:type="spellEnd"/>
+            <w:r>
+              <w:rPr>
+                <w:rFonts w:ascii="Times New Roman" w:eastAsia="Times New Roman" w:hAnsi="Times New Roman" w:cs="Times New Roman"/>
+              </w:rPr>
+              <w:t>[</w:t>
+            </w:r>
+            <w:proofErr w:type="gramEnd"/>
+            <w:r>
+              <w:rPr>
+                <w:rFonts w:ascii="Times New Roman" w:eastAsia="Times New Roman" w:hAnsi="Times New Roman" w:cs="Times New Roman"/>
+              </w:rPr>
+              <w:t>]</w:t>
+            </w:r>
+            <w:r>
+              <w:rPr>
+                <w:rFonts w:ascii="Times New Roman" w:eastAsia="Times New Roman" w:hAnsi="Times New Roman" w:cs="Times New Roman"/>
+              </w:rPr>
+              <w:br/>
               <w:t>}</w:t>
             </w:r>
           </w:p>
         </w:tc>
       </w:tr>
       <w:tr>
+        <w:trPr>
+          <w:trHeight w:val="2498"/>
+        </w:trPr>
         <w:tc>
           <w:tcPr>
             <w:tcW w:w="983" w:type="dxa"/>
@@ -4902,8 +5304,14 @@
               <w:jc w:val="center"/>
               <w:rPr>
                 <w:rFonts w:ascii="Times New Roman" w:eastAsia="Times New Roman" w:hAnsi="Times New Roman" w:cs="Times New Roman"/>
+                <w:b/>
+                <w:sz w:val="28"/>
+                <w:szCs w:val="28"/>
               </w:rPr>
             </w:pPr>
+            <w:r>
+              <w:t>6</w:t>
+            </w:r>
           </w:p>
         </w:tc>
         <w:tc>
@@ -4922,6 +5330,9 @@
               <w:jc w:val="center"/>
               <w:rPr>
                 <w:rFonts w:ascii="Times New Roman" w:eastAsia="Times New Roman" w:hAnsi="Times New Roman" w:cs="Times New Roman"/>
+                <w:b/>
+                <w:sz w:val="28"/>
+                <w:szCs w:val="28"/>
               </w:rPr>
             </w:pPr>
             <w:r>
@@ -4948,13 +5359,44 @@
               <w:jc w:val="center"/>
               <w:rPr>
                 <w:rFonts w:ascii="Times New Roman" w:eastAsia="Times New Roman" w:hAnsi="Times New Roman" w:cs="Times New Roman"/>
+                <w:b/>
+                <w:sz w:val="28"/>
+                <w:szCs w:val="28"/>
               </w:rPr>
             </w:pPr>
             <w:r>
               <w:rPr>
                 <w:rFonts w:ascii="Times New Roman" w:eastAsia="Times New Roman" w:hAnsi="Times New Roman" w:cs="Times New Roman"/>
               </w:rPr>
-              <w:t>/documents</w:t>
+              <w:t>/</w:t>
+            </w:r>
+            <w:proofErr w:type="spellStart"/>
+            <w:r>
+              <w:rPr>
+                <w:rFonts w:ascii="Times New Roman" w:eastAsia="Times New Roman" w:hAnsi="Times New Roman" w:cs="Times New Roman"/>
+              </w:rPr>
+              <w:t>documents</w:t>
+            </w:r>
+            <w:proofErr w:type="spellEnd"/>
+            <w:r>
+              <w:rPr>
+                <w:rFonts w:ascii="Times New Roman" w:eastAsia="Times New Roman" w:hAnsi="Times New Roman" w:cs="Times New Roman"/>
+              </w:rPr>
+              <w:t>/{</w:t>
+            </w:r>
+            <w:proofErr w:type="spellStart"/>
+            <w:r>
+              <w:rPr>
+                <w:rFonts w:ascii="Times New Roman" w:eastAsia="Times New Roman" w:hAnsi="Times New Roman" w:cs="Times New Roman"/>
+              </w:rPr>
+              <w:t>document_id</w:t>
+            </w:r>
+            <w:proofErr w:type="spellEnd"/>
+            <w:r>
+              <w:rPr>
+                <w:rFonts w:ascii="Times New Roman" w:eastAsia="Times New Roman" w:hAnsi="Times New Roman" w:cs="Times New Roman"/>
+              </w:rPr>
+              <w:t>}</w:t>
             </w:r>
           </w:p>
         </w:tc>
@@ -4974,13 +5416,17 @@
               <w:jc w:val="center"/>
               <w:rPr>
                 <w:rFonts w:ascii="Times New Roman" w:eastAsia="Times New Roman" w:hAnsi="Times New Roman" w:cs="Times New Roman"/>
+                <w:bCs/>
               </w:rPr>
             </w:pPr>
             <w:r>
               <w:rPr>
                 <w:rFonts w:ascii="Times New Roman" w:eastAsia="Times New Roman" w:hAnsi="Times New Roman" w:cs="Times New Roman"/>
-              </w:rPr>
-              <w:t>Получение списка документов</w:t>
+                <w:bCs/>
+                <w:sz w:val="28"/>
+                <w:szCs w:val="28"/>
+              </w:rPr>
+              <w:t>Получение документа по ID</w:t>
             </w:r>
           </w:p>
         </w:tc>
@@ -5009,52 +5455,35 @@
               </w:rPr>
               <w:t>{</w:t>
             </w:r>
-          </w:p>
-          <w:p>
-            <w:pPr>
-              <w:spacing w:line="360" w:lineRule="auto"/>
+            <w:r>
               <w:rPr>
                 <w:rFonts w:ascii="Times New Roman" w:eastAsia="Times New Roman" w:hAnsi="Times New Roman" w:cs="Times New Roman"/>
                 <w:lang w:val="en-US"/>
               </w:rPr>
-            </w:pPr>
+              <w:br/>
+            </w:r>
+            <w:proofErr w:type="spellStart"/>
             <w:r>
               <w:rPr>
                 <w:rFonts w:ascii="Times New Roman" w:eastAsia="Times New Roman" w:hAnsi="Times New Roman" w:cs="Times New Roman"/>
                 <w:lang w:val="en-US"/>
               </w:rPr>
-              <w:t>kind?: string,</w:t>
-            </w:r>
-          </w:p>
-          <w:p>
-            <w:pPr>
-              <w:spacing w:line="360" w:lineRule="auto"/>
+              <w:t>document_id</w:t>
+            </w:r>
+            <w:proofErr w:type="spellEnd"/>
+            <w:r>
               <w:rPr>
                 <w:rFonts w:ascii="Times New Roman" w:eastAsia="Times New Roman" w:hAnsi="Times New Roman" w:cs="Times New Roman"/>
                 <w:lang w:val="en-US"/>
               </w:rPr>
-            </w:pPr>
+              <w:t>: string</w:t>
+            </w:r>
             <w:r>
               <w:rPr>
                 <w:rFonts w:ascii="Times New Roman" w:eastAsia="Times New Roman" w:hAnsi="Times New Roman" w:cs="Times New Roman"/>
                 <w:lang w:val="en-US"/>
               </w:rPr>
-              <w:t>only_unique?: bool</w:t>
-            </w:r>
-          </w:p>
-          <w:p>
-            <w:pPr>
-              <w:spacing w:line="360" w:lineRule="auto"/>
-              <w:rPr>
-                <w:rFonts w:ascii="Times New Roman" w:eastAsia="Times New Roman" w:hAnsi="Times New Roman" w:cs="Times New Roman"/>
-                <w:lang w:val="en-US"/>
-              </w:rPr>
-            </w:pPr>
-            <w:r>
-              <w:rPr>
-                <w:rFonts w:ascii="Times New Roman" w:eastAsia="Times New Roman" w:hAnsi="Times New Roman" w:cs="Times New Roman"/>
-                <w:lang w:val="en-US"/>
-              </w:rPr>
+              <w:br/>
               <w:t>}</w:t>
             </w:r>
           </w:p>
@@ -5082,38 +5511,48 @@
               </w:rPr>
               <w:t>{</w:t>
             </w:r>
-          </w:p>
-          <w:p>
-            <w:pPr>
-              <w:spacing w:line="360" w:lineRule="auto"/>
-              <w:rPr>
-                <w:rFonts w:ascii="Times New Roman" w:eastAsia="Times New Roman" w:hAnsi="Times New Roman" w:cs="Times New Roman"/>
-              </w:rPr>
-            </w:pPr>
-            <w:r>
-              <w:rPr>
-                <w:rFonts w:ascii="Times New Roman" w:eastAsia="Times New Roman" w:hAnsi="Times New Roman" w:cs="Times New Roman"/>
-              </w:rPr>
-              <w:t>document: DocumentOut</w:t>
-            </w:r>
-          </w:p>
-          <w:p>
-            <w:pPr>
-              <w:spacing w:line="360" w:lineRule="auto"/>
-              <w:rPr>
-                <w:rFonts w:ascii="Times New Roman" w:eastAsia="Times New Roman" w:hAnsi="Times New Roman" w:cs="Times New Roman"/>
-              </w:rPr>
-            </w:pPr>
-            <w:r>
-              <w:rPr>
-                <w:rFonts w:ascii="Times New Roman" w:eastAsia="Times New Roman" w:hAnsi="Times New Roman" w:cs="Times New Roman"/>
-              </w:rPr>
+            <w:r>
+              <w:rPr>
+                <w:rFonts w:ascii="Times New Roman" w:eastAsia="Times New Roman" w:hAnsi="Times New Roman" w:cs="Times New Roman"/>
+              </w:rPr>
+              <w:br/>
+            </w:r>
+            <w:proofErr w:type="spellStart"/>
+            <w:r>
+              <w:rPr>
+                <w:rFonts w:ascii="Times New Roman" w:eastAsia="Times New Roman" w:hAnsi="Times New Roman" w:cs="Times New Roman"/>
+              </w:rPr>
+              <w:t>document</w:t>
+            </w:r>
+            <w:proofErr w:type="spellEnd"/>
+            <w:r>
+              <w:rPr>
+                <w:rFonts w:ascii="Times New Roman" w:eastAsia="Times New Roman" w:hAnsi="Times New Roman" w:cs="Times New Roman"/>
+              </w:rPr>
+              <w:t xml:space="preserve">: </w:t>
+            </w:r>
+            <w:proofErr w:type="spellStart"/>
+            <w:r>
+              <w:rPr>
+                <w:rFonts w:ascii="Times New Roman" w:eastAsia="Times New Roman" w:hAnsi="Times New Roman" w:cs="Times New Roman"/>
+              </w:rPr>
+              <w:t>DocumentOut</w:t>
+            </w:r>
+            <w:proofErr w:type="spellEnd"/>
+            <w:r>
+              <w:rPr>
+                <w:rFonts w:ascii="Times New Roman" w:eastAsia="Times New Roman" w:hAnsi="Times New Roman" w:cs="Times New Roman"/>
+              </w:rPr>
+              <w:br/>
               <w:t>}</w:t>
             </w:r>
           </w:p>
         </w:tc>
       </w:tr>
       <w:tr>
+        <w:trPr>
+          <w:trHeight w:val="2498"/>
+        </w:trPr>
         <w:tc>
           <w:tcPr>
             <w:tcW w:w="983" w:type="dxa"/>
@@ -5130,8 +5569,15 @@
               <w:jc w:val="center"/>
               <w:rPr>
                 <w:rFonts w:ascii="Times New Roman" w:eastAsia="Times New Roman" w:hAnsi="Times New Roman" w:cs="Times New Roman"/>
+                <w:b/>
+                <w:sz w:val="28"/>
+                <w:szCs w:val="28"/>
               </w:rPr>
             </w:pPr>
+            <w:r>
+              <w:lastRenderedPageBreak/>
+              <w:t>7</w:t>
+            </w:r>
           </w:p>
         </w:tc>
         <w:tc>
@@ -5150,13 +5596,16 @@
               <w:jc w:val="center"/>
               <w:rPr>
                 <w:rFonts w:ascii="Times New Roman" w:eastAsia="Times New Roman" w:hAnsi="Times New Roman" w:cs="Times New Roman"/>
+                <w:b/>
+                <w:sz w:val="28"/>
+                <w:szCs w:val="28"/>
               </w:rPr>
             </w:pPr>
             <w:r>
               <w:rPr>
                 <w:rFonts w:ascii="Times New Roman" w:eastAsia="Times New Roman" w:hAnsi="Times New Roman" w:cs="Times New Roman"/>
               </w:rPr>
-              <w:t>GET</w:t>
+              <w:t>PATCH</w:t>
             </w:r>
           </w:p>
         </w:tc>
@@ -5176,13 +5625,44 @@
               <w:jc w:val="center"/>
               <w:rPr>
                 <w:rFonts w:ascii="Times New Roman" w:eastAsia="Times New Roman" w:hAnsi="Times New Roman" w:cs="Times New Roman"/>
+                <w:b/>
+                <w:sz w:val="28"/>
+                <w:szCs w:val="28"/>
               </w:rPr>
             </w:pPr>
             <w:r>
               <w:rPr>
                 <w:rFonts w:ascii="Times New Roman" w:eastAsia="Times New Roman" w:hAnsi="Times New Roman" w:cs="Times New Roman"/>
               </w:rPr>
-              <w:t>/documents/{document_id}</w:t>
+              <w:t>/</w:t>
+            </w:r>
+            <w:proofErr w:type="spellStart"/>
+            <w:r>
+              <w:rPr>
+                <w:rFonts w:ascii="Times New Roman" w:eastAsia="Times New Roman" w:hAnsi="Times New Roman" w:cs="Times New Roman"/>
+              </w:rPr>
+              <w:t>documents</w:t>
+            </w:r>
+            <w:proofErr w:type="spellEnd"/>
+            <w:r>
+              <w:rPr>
+                <w:rFonts w:ascii="Times New Roman" w:eastAsia="Times New Roman" w:hAnsi="Times New Roman" w:cs="Times New Roman"/>
+              </w:rPr>
+              <w:t>/{</w:t>
+            </w:r>
+            <w:proofErr w:type="spellStart"/>
+            <w:r>
+              <w:rPr>
+                <w:rFonts w:ascii="Times New Roman" w:eastAsia="Times New Roman" w:hAnsi="Times New Roman" w:cs="Times New Roman"/>
+              </w:rPr>
+              <w:t>document_id</w:t>
+            </w:r>
+            <w:proofErr w:type="spellEnd"/>
+            <w:r>
+              <w:rPr>
+                <w:rFonts w:ascii="Times New Roman" w:eastAsia="Times New Roman" w:hAnsi="Times New Roman" w:cs="Times New Roman"/>
+              </w:rPr>
+              <w:t>}</w:t>
             </w:r>
           </w:p>
         </w:tc>
@@ -5202,13 +5682,17 @@
               <w:jc w:val="center"/>
               <w:rPr>
                 <w:rFonts w:ascii="Times New Roman" w:eastAsia="Times New Roman" w:hAnsi="Times New Roman" w:cs="Times New Roman"/>
+                <w:bCs/>
               </w:rPr>
             </w:pPr>
             <w:r>
               <w:rPr>
                 <w:rFonts w:ascii="Times New Roman" w:eastAsia="Times New Roman" w:hAnsi="Times New Roman" w:cs="Times New Roman"/>
-              </w:rPr>
-              <w:t>Получение документа по ID</w:t>
+                <w:bCs/>
+                <w:sz w:val="28"/>
+                <w:szCs w:val="28"/>
+              </w:rPr>
+              <w:t>Обновление документа</w:t>
             </w:r>
           </w:p>
         </w:tc>
@@ -5237,34 +5721,74 @@
               </w:rPr>
               <w:t>{</w:t>
             </w:r>
-          </w:p>
-          <w:p>
-            <w:pPr>
-              <w:spacing w:line="360" w:lineRule="auto"/>
-              <w:rPr>
-                <w:rFonts w:ascii="Times New Roman" w:eastAsia="Times New Roman" w:hAnsi="Times New Roman" w:cs="Times New Roman"/>
-              </w:rPr>
-            </w:pPr>
-            <w:r>
-              <w:rPr>
-                <w:rFonts w:ascii="Times New Roman" w:eastAsia="Times New Roman" w:hAnsi="Times New Roman" w:cs="Times New Roman"/>
-              </w:rPr>
-              <w:t>document_id: string</w:t>
-            </w:r>
-          </w:p>
-          <w:p>
-            <w:pPr>
-              <w:spacing w:line="360" w:lineRule="auto"/>
+            <w:r>
               <w:rPr>
                 <w:rFonts w:ascii="Times New Roman" w:eastAsia="Times New Roman" w:hAnsi="Times New Roman" w:cs="Times New Roman"/>
                 <w:lang w:val="en-US"/>
               </w:rPr>
-            </w:pPr>
+              <w:br/>
+            </w:r>
+            <w:proofErr w:type="gramStart"/>
             <w:r>
               <w:rPr>
                 <w:rFonts w:ascii="Times New Roman" w:eastAsia="Times New Roman" w:hAnsi="Times New Roman" w:cs="Times New Roman"/>
                 <w:lang w:val="en-US"/>
               </w:rPr>
+              <w:t>title?:</w:t>
+            </w:r>
+            <w:proofErr w:type="gramEnd"/>
+            <w:r>
+              <w:rPr>
+                <w:rFonts w:ascii="Times New Roman" w:eastAsia="Times New Roman" w:hAnsi="Times New Roman" w:cs="Times New Roman"/>
+                <w:lang w:val="en-US"/>
+              </w:rPr>
+              <w:t xml:space="preserve"> string,</w:t>
+            </w:r>
+            <w:r>
+              <w:rPr>
+                <w:rFonts w:ascii="Times New Roman" w:eastAsia="Times New Roman" w:hAnsi="Times New Roman" w:cs="Times New Roman"/>
+                <w:lang w:val="en-US"/>
+              </w:rPr>
+              <w:br/>
+              <w:t>text?: string,</w:t>
+            </w:r>
+            <w:r>
+              <w:rPr>
+                <w:rFonts w:ascii="Times New Roman" w:eastAsia="Times New Roman" w:hAnsi="Times New Roman" w:cs="Times New Roman"/>
+                <w:lang w:val="en-US"/>
+              </w:rPr>
+              <w:br/>
+              <w:t>kind?: string,</w:t>
+            </w:r>
+            <w:r>
+              <w:rPr>
+                <w:rFonts w:ascii="Times New Roman" w:eastAsia="Times New Roman" w:hAnsi="Times New Roman" w:cs="Times New Roman"/>
+                <w:lang w:val="en-US"/>
+              </w:rPr>
+              <w:br/>
+            </w:r>
+            <w:proofErr w:type="spellStart"/>
+            <w:r>
+              <w:rPr>
+                <w:rFonts w:ascii="Times New Roman" w:eastAsia="Times New Roman" w:hAnsi="Times New Roman" w:cs="Times New Roman"/>
+                <w:lang w:val="en-US"/>
+              </w:rPr>
+              <w:t>owner_user_id</w:t>
+            </w:r>
+            <w:proofErr w:type="spellEnd"/>
+            <w:r>
+              <w:rPr>
+                <w:rFonts w:ascii="Times New Roman" w:eastAsia="Times New Roman" w:hAnsi="Times New Roman" w:cs="Times New Roman"/>
+                <w:lang w:val="en-US"/>
+              </w:rPr>
+              <w:t>?: string</w:t>
+            </w:r>
+            <w:r>
+              <w:rPr>
+                <w:rFonts w:ascii="Times New Roman" w:eastAsia="Times New Roman" w:hAnsi="Times New Roman" w:cs="Times New Roman"/>
+                <w:lang w:val="en-US"/>
+              </w:rPr>
+              <w:br/>
               <w:t>}</w:t>
             </w:r>
           </w:p>
@@ -5284,82 +5808,56 @@
               <w:spacing w:line="360" w:lineRule="auto"/>
               <w:rPr>
                 <w:rFonts w:ascii="Times New Roman" w:eastAsia="Times New Roman" w:hAnsi="Times New Roman" w:cs="Times New Roman"/>
-                <w:lang w:val="en-US"/>
               </w:rPr>
             </w:pPr>
             <w:r>
               <w:rPr>
                 <w:rFonts w:ascii="Times New Roman" w:eastAsia="Times New Roman" w:hAnsi="Times New Roman" w:cs="Times New Roman"/>
-                <w:lang w:val="en-US"/>
               </w:rPr>
               <w:t>{</w:t>
             </w:r>
-          </w:p>
-          <w:p>
-            <w:pPr>
-              <w:spacing w:line="360" w:lineRule="auto"/>
-              <w:rPr>
-                <w:rFonts w:ascii="Times New Roman" w:eastAsia="Times New Roman" w:hAnsi="Times New Roman" w:cs="Times New Roman"/>
-              </w:rPr>
-            </w:pPr>
-            <w:r>
-              <w:rPr>
-                <w:rFonts w:ascii="Times New Roman" w:eastAsia="Times New Roman" w:hAnsi="Times New Roman" w:cs="Times New Roman"/>
-              </w:rPr>
-              <w:t>document: DocumentOut</w:t>
-            </w:r>
-          </w:p>
-          <w:p>
-            <w:pPr>
-              <w:spacing w:line="360" w:lineRule="auto"/>
-              <w:rPr>
-                <w:rFonts w:ascii="Times New Roman" w:eastAsia="Times New Roman" w:hAnsi="Times New Roman" w:cs="Times New Roman"/>
-                <w:lang w:val="en-US"/>
-              </w:rPr>
-            </w:pPr>
-            <w:r>
-              <w:rPr>
-                <w:rFonts w:ascii="Times New Roman" w:eastAsia="Times New Roman" w:hAnsi="Times New Roman" w:cs="Times New Roman"/>
-                <w:lang w:val="en-US"/>
-              </w:rPr>
+            <w:r>
+              <w:rPr>
+                <w:rFonts w:ascii="Times New Roman" w:eastAsia="Times New Roman" w:hAnsi="Times New Roman" w:cs="Times New Roman"/>
+              </w:rPr>
+              <w:br/>
+            </w:r>
+            <w:proofErr w:type="spellStart"/>
+            <w:r>
+              <w:rPr>
+                <w:rFonts w:ascii="Times New Roman" w:eastAsia="Times New Roman" w:hAnsi="Times New Roman" w:cs="Times New Roman"/>
+              </w:rPr>
+              <w:t>document</w:t>
+            </w:r>
+            <w:proofErr w:type="spellEnd"/>
+            <w:r>
+              <w:rPr>
+                <w:rFonts w:ascii="Times New Roman" w:eastAsia="Times New Roman" w:hAnsi="Times New Roman" w:cs="Times New Roman"/>
+              </w:rPr>
+              <w:t xml:space="preserve">: </w:t>
+            </w:r>
+            <w:proofErr w:type="spellStart"/>
+            <w:r>
+              <w:rPr>
+                <w:rFonts w:ascii="Times New Roman" w:eastAsia="Times New Roman" w:hAnsi="Times New Roman" w:cs="Times New Roman"/>
+              </w:rPr>
+              <w:t>DocumentOut</w:t>
+            </w:r>
+            <w:proofErr w:type="spellEnd"/>
+            <w:r>
+              <w:rPr>
+                <w:rFonts w:ascii="Times New Roman" w:eastAsia="Times New Roman" w:hAnsi="Times New Roman" w:cs="Times New Roman"/>
+              </w:rPr>
+              <w:br/>
               <w:t>}</w:t>
             </w:r>
           </w:p>
         </w:tc>
       </w:tr>
       <w:tr>
-        <w:tc>
-          <w:tcPr>
-            <w:tcW w:w="14454" w:type="dxa"/>
-            <w:gridSpan w:val="6"/>
-            <w:tcBorders>
-              <w:top w:val="single" w:sz="4" w:space="0" w:color="000000"/>
-              <w:left w:val="single" w:sz="4" w:space="0" w:color="000000"/>
-              <w:bottom w:val="single" w:sz="4" w:space="0" w:color="000000"/>
-              <w:right w:val="single" w:sz="4" w:space="0" w:color="000000"/>
-            </w:tcBorders>
-          </w:tcPr>
-          <w:p>
-            <w:pPr>
-              <w:spacing w:line="360" w:lineRule="auto"/>
-              <w:jc w:val="center"/>
-              <w:rPr>
-                <w:rFonts w:ascii="Times New Roman" w:eastAsia="Times New Roman" w:hAnsi="Times New Roman" w:cs="Times New Roman"/>
-              </w:rPr>
-            </w:pPr>
-            <w:r>
-              <w:rPr>
-                <w:rFonts w:ascii="Times New Roman" w:eastAsia="Times New Roman" w:hAnsi="Times New Roman" w:cs="Times New Roman"/>
-                <w:b/>
-                <w:sz w:val="28"/>
-                <w:szCs w:val="28"/>
-              </w:rPr>
-              <w:t>Методы работы с архивом уникальных работ</w:t>
-            </w:r>
-          </w:p>
-        </w:tc>
-      </w:tr>
-      <w:tr>
+        <w:trPr>
+          <w:trHeight w:val="2498"/>
+        </w:trPr>
         <w:tc>
           <w:tcPr>
             <w:tcW w:w="983" w:type="dxa"/>
@@ -5376,8 +5874,14 @@
               <w:jc w:val="center"/>
               <w:rPr>
                 <w:rFonts w:ascii="Times New Roman" w:eastAsia="Times New Roman" w:hAnsi="Times New Roman" w:cs="Times New Roman"/>
+                <w:b/>
+                <w:sz w:val="28"/>
+                <w:szCs w:val="28"/>
               </w:rPr>
             </w:pPr>
+            <w:r>
+              <w:t>8</w:t>
+            </w:r>
           </w:p>
         </w:tc>
         <w:tc>
@@ -5396,13 +5900,16 @@
               <w:jc w:val="center"/>
               <w:rPr>
                 <w:rFonts w:ascii="Times New Roman" w:eastAsia="Times New Roman" w:hAnsi="Times New Roman" w:cs="Times New Roman"/>
+                <w:b/>
+                <w:sz w:val="28"/>
+                <w:szCs w:val="28"/>
               </w:rPr>
             </w:pPr>
             <w:r>
               <w:rPr>
                 <w:rFonts w:ascii="Times New Roman" w:eastAsia="Times New Roman" w:hAnsi="Times New Roman" w:cs="Times New Roman"/>
               </w:rPr>
-              <w:t>POST</w:t>
+              <w:t>DELETE</w:t>
             </w:r>
           </w:p>
         </w:tc>
@@ -5422,26 +5929,44 @@
               <w:jc w:val="center"/>
               <w:rPr>
                 <w:rFonts w:ascii="Times New Roman" w:eastAsia="Times New Roman" w:hAnsi="Times New Roman" w:cs="Times New Roman"/>
+                <w:b/>
+                <w:sz w:val="28"/>
+                <w:szCs w:val="28"/>
               </w:rPr>
             </w:pPr>
             <w:r>
               <w:rPr>
                 <w:rFonts w:ascii="Times New Roman" w:eastAsia="Times New Roman" w:hAnsi="Times New Roman" w:cs="Times New Roman"/>
               </w:rPr>
-              <w:t xml:space="preserve"> </w:t>
-            </w:r>
-            <w:r>
-              <w:rPr>
-                <w:rFonts w:ascii="Times New Roman" w:eastAsia="Times New Roman" w:hAnsi="Times New Roman" w:cs="Times New Roman"/>
-                <w:lang w:val="en-US"/>
-              </w:rPr>
               <w:t>/</w:t>
             </w:r>
-            <w:r>
-              <w:rPr>
-                <w:rFonts w:ascii="Times New Roman" w:eastAsia="Times New Roman" w:hAnsi="Times New Roman" w:cs="Times New Roman"/>
-              </w:rPr>
-              <w:t>archive/unique</w:t>
+            <w:proofErr w:type="spellStart"/>
+            <w:r>
+              <w:rPr>
+                <w:rFonts w:ascii="Times New Roman" w:eastAsia="Times New Roman" w:hAnsi="Times New Roman" w:cs="Times New Roman"/>
+              </w:rPr>
+              <w:t>documents</w:t>
+            </w:r>
+            <w:proofErr w:type="spellEnd"/>
+            <w:r>
+              <w:rPr>
+                <w:rFonts w:ascii="Times New Roman" w:eastAsia="Times New Roman" w:hAnsi="Times New Roman" w:cs="Times New Roman"/>
+              </w:rPr>
+              <w:t>/{</w:t>
+            </w:r>
+            <w:proofErr w:type="spellStart"/>
+            <w:r>
+              <w:rPr>
+                <w:rFonts w:ascii="Times New Roman" w:eastAsia="Times New Roman" w:hAnsi="Times New Roman" w:cs="Times New Roman"/>
+              </w:rPr>
+              <w:t>document_id</w:t>
+            </w:r>
+            <w:proofErr w:type="spellEnd"/>
+            <w:r>
+              <w:rPr>
+                <w:rFonts w:ascii="Times New Roman" w:eastAsia="Times New Roman" w:hAnsi="Times New Roman" w:cs="Times New Roman"/>
+              </w:rPr>
+              <w:t>}</w:t>
             </w:r>
           </w:p>
         </w:tc>
@@ -5461,13 +5986,17 @@
               <w:jc w:val="center"/>
               <w:rPr>
                 <w:rFonts w:ascii="Times New Roman" w:eastAsia="Times New Roman" w:hAnsi="Times New Roman" w:cs="Times New Roman"/>
+                <w:bCs/>
               </w:rPr>
             </w:pPr>
             <w:r>
               <w:rPr>
                 <w:rFonts w:ascii="Times New Roman" w:eastAsia="Times New Roman" w:hAnsi="Times New Roman" w:cs="Times New Roman"/>
-              </w:rPr>
-              <w:t>Получение архива уникальных работ</w:t>
+                <w:bCs/>
+                <w:sz w:val="28"/>
+                <w:szCs w:val="28"/>
+              </w:rPr>
+              <w:t>Удаление документа</w:t>
             </w:r>
           </w:p>
         </w:tc>
@@ -5484,16 +6013,48 @@
           <w:p>
             <w:pPr>
               <w:spacing w:line="360" w:lineRule="auto"/>
-              <w:jc w:val="center"/>
-              <w:rPr>
-                <w:rFonts w:ascii="Times New Roman" w:eastAsia="Times New Roman" w:hAnsi="Times New Roman" w:cs="Times New Roman"/>
+              <w:rPr>
+                <w:rFonts w:ascii="Times New Roman" w:eastAsia="Times New Roman" w:hAnsi="Times New Roman" w:cs="Times New Roman"/>
+                <w:lang w:val="en-US"/>
               </w:rPr>
             </w:pPr>
             <w:r>
               <w:rPr>
                 <w:rFonts w:ascii="Times New Roman" w:eastAsia="Times New Roman" w:hAnsi="Times New Roman" w:cs="Times New Roman"/>
-              </w:rPr>
-              <w:t>Нет</w:t>
+                <w:lang w:val="en-US"/>
+              </w:rPr>
+              <w:t>{</w:t>
+            </w:r>
+            <w:r>
+              <w:rPr>
+                <w:rFonts w:ascii="Times New Roman" w:eastAsia="Times New Roman" w:hAnsi="Times New Roman" w:cs="Times New Roman"/>
+                <w:lang w:val="en-US"/>
+              </w:rPr>
+              <w:br/>
+            </w:r>
+            <w:proofErr w:type="spellStart"/>
+            <w:r>
+              <w:rPr>
+                <w:rFonts w:ascii="Times New Roman" w:eastAsia="Times New Roman" w:hAnsi="Times New Roman" w:cs="Times New Roman"/>
+                <w:lang w:val="en-US"/>
+              </w:rPr>
+              <w:t>document_id</w:t>
+            </w:r>
+            <w:proofErr w:type="spellEnd"/>
+            <w:r>
+              <w:rPr>
+                <w:rFonts w:ascii="Times New Roman" w:eastAsia="Times New Roman" w:hAnsi="Times New Roman" w:cs="Times New Roman"/>
+                <w:lang w:val="en-US"/>
+              </w:rPr>
+              <w:t>: string</w:t>
+            </w:r>
+            <w:r>
+              <w:rPr>
+                <w:rFonts w:ascii="Times New Roman" w:eastAsia="Times New Roman" w:hAnsi="Times New Roman" w:cs="Times New Roman"/>
+                <w:lang w:val="en-US"/>
+              </w:rPr>
+              <w:br/>
+              <w:t>}</w:t>
             </w:r>
           </w:p>
         </w:tc>
@@ -5512,85 +6073,55 @@
               <w:spacing w:line="360" w:lineRule="auto"/>
               <w:rPr>
                 <w:rFonts w:ascii="Times New Roman" w:eastAsia="Times New Roman" w:hAnsi="Times New Roman" w:cs="Times New Roman"/>
-                <w:lang w:val="en-US"/>
               </w:rPr>
             </w:pPr>
             <w:r>
               <w:rPr>
                 <w:rFonts w:ascii="Times New Roman" w:eastAsia="Times New Roman" w:hAnsi="Times New Roman" w:cs="Times New Roman"/>
-                <w:lang w:val="en-US"/>
               </w:rPr>
               <w:t>{</w:t>
             </w:r>
-          </w:p>
-          <w:p>
-            <w:pPr>
-              <w:spacing w:line="360" w:lineRule="auto"/>
-              <w:rPr>
-                <w:rFonts w:ascii="Times New Roman" w:eastAsia="Times New Roman" w:hAnsi="Times New Roman" w:cs="Times New Roman"/>
-              </w:rPr>
-            </w:pPr>
-            <w:r>
-              <w:rPr>
-                <w:rFonts w:ascii="Times New Roman" w:eastAsia="Times New Roman" w:hAnsi="Times New Roman" w:cs="Times New Roman"/>
-              </w:rPr>
-              <w:t>archive: UniqueArchiveItem[]</w:t>
-            </w:r>
-          </w:p>
-          <w:p>
-            <w:pPr>
-              <w:spacing w:line="360" w:lineRule="auto"/>
-              <w:rPr>
-                <w:rFonts w:ascii="Times New Roman" w:eastAsia="Times New Roman" w:hAnsi="Times New Roman" w:cs="Times New Roman"/>
-                <w:lang w:val="en-US"/>
-              </w:rPr>
-            </w:pPr>
-            <w:r>
-              <w:rPr>
-                <w:rFonts w:ascii="Times New Roman" w:eastAsia="Times New Roman" w:hAnsi="Times New Roman" w:cs="Times New Roman"/>
-                <w:lang w:val="en-US"/>
-              </w:rPr>
+            <w:r>
+              <w:rPr>
+                <w:rFonts w:ascii="Times New Roman" w:eastAsia="Times New Roman" w:hAnsi="Times New Roman" w:cs="Times New Roman"/>
+              </w:rPr>
+              <w:br/>
+              <w:t>status: string,</w:t>
+            </w:r>
+            <w:r>
+              <w:rPr>
+                <w:rFonts w:ascii="Times New Roman" w:eastAsia="Times New Roman" w:hAnsi="Times New Roman" w:cs="Times New Roman"/>
+              </w:rPr>
+              <w:br/>
+            </w:r>
+            <w:proofErr w:type="spellStart"/>
+            <w:r>
+              <w:rPr>
+                <w:rFonts w:ascii="Times New Roman" w:eastAsia="Times New Roman" w:hAnsi="Times New Roman" w:cs="Times New Roman"/>
+              </w:rPr>
+              <w:t>document_id</w:t>
+            </w:r>
+            <w:proofErr w:type="spellEnd"/>
+            <w:r>
+              <w:rPr>
+                <w:rFonts w:ascii="Times New Roman" w:eastAsia="Times New Roman" w:hAnsi="Times New Roman" w:cs="Times New Roman"/>
+              </w:rPr>
+              <w:t>: string</w:t>
+            </w:r>
+            <w:r>
+              <w:rPr>
+                <w:rFonts w:ascii="Times New Roman" w:eastAsia="Times New Roman" w:hAnsi="Times New Roman" w:cs="Times New Roman"/>
+              </w:rPr>
+              <w:br/>
               <w:t>}</w:t>
             </w:r>
           </w:p>
         </w:tc>
       </w:tr>
       <w:tr>
-        <w:tc>
-          <w:tcPr>
-            <w:tcW w:w="14454" w:type="dxa"/>
-            <w:gridSpan w:val="6"/>
-            <w:tcBorders>
-              <w:top w:val="single" w:sz="4" w:space="0" w:color="000000"/>
-              <w:left w:val="single" w:sz="4" w:space="0" w:color="000000"/>
-              <w:bottom w:val="single" w:sz="4" w:space="0" w:color="000000"/>
-              <w:right w:val="single" w:sz="4" w:space="0" w:color="000000"/>
-            </w:tcBorders>
-          </w:tcPr>
-          <w:p>
-            <w:pPr>
-              <w:spacing w:line="360" w:lineRule="auto"/>
-              <w:jc w:val="center"/>
-              <w:rPr>
-                <w:rFonts w:ascii="Times New Roman" w:eastAsia="Times New Roman" w:hAnsi="Times New Roman" w:cs="Times New Roman"/>
-                <w:b/>
-                <w:sz w:val="28"/>
-                <w:szCs w:val="28"/>
-              </w:rPr>
-            </w:pPr>
-            <w:r>
-              <w:rPr>
-                <w:rFonts w:ascii="Times New Roman" w:eastAsia="Times New Roman" w:hAnsi="Times New Roman" w:cs="Times New Roman"/>
-                <w:b/>
-                <w:sz w:val="28"/>
-                <w:szCs w:val="28"/>
-              </w:rPr>
-              <w:t>Методы работы с правилами исключений</w:t>
-            </w:r>
-          </w:p>
-        </w:tc>
-      </w:tr>
-      <w:tr>
+        <w:trPr>
+          <w:trHeight w:val="2498"/>
+        </w:trPr>
         <w:tc>
           <w:tcPr>
             <w:tcW w:w="983" w:type="dxa"/>
@@ -5612,6 +6143,9 @@
                 <w:szCs w:val="28"/>
               </w:rPr>
             </w:pPr>
+            <w:r>
+              <w:t>9</w:t>
+            </w:r>
           </w:p>
         </w:tc>
         <w:tc>
@@ -5639,7 +6173,7 @@
               <w:rPr>
                 <w:rFonts w:ascii="Times New Roman" w:eastAsia="Times New Roman" w:hAnsi="Times New Roman" w:cs="Times New Roman"/>
               </w:rPr>
-              <w:t>POST</w:t>
+              <w:t>GET</w:t>
             </w:r>
           </w:p>
         </w:tc>
@@ -5668,8 +6202,30 @@
               <w:rPr>
                 <w:rFonts w:ascii="Times New Roman" w:eastAsia="Times New Roman" w:hAnsi="Times New Roman" w:cs="Times New Roman"/>
               </w:rPr>
-              <w:t>/rules/exclusions</w:t>
-            </w:r>
+              <w:t>/</w:t>
+            </w:r>
+            <w:proofErr w:type="spellStart"/>
+            <w:r>
+              <w:rPr>
+                <w:rFonts w:ascii="Times New Roman" w:eastAsia="Times New Roman" w:hAnsi="Times New Roman" w:cs="Times New Roman"/>
+              </w:rPr>
+              <w:t>archive</w:t>
+            </w:r>
+            <w:proofErr w:type="spellEnd"/>
+            <w:r>
+              <w:rPr>
+                <w:rFonts w:ascii="Times New Roman" w:eastAsia="Times New Roman" w:hAnsi="Times New Roman" w:cs="Times New Roman"/>
+              </w:rPr>
+              <w:t>/</w:t>
+            </w:r>
+            <w:proofErr w:type="spellStart"/>
+            <w:r>
+              <w:rPr>
+                <w:rFonts w:ascii="Times New Roman" w:eastAsia="Times New Roman" w:hAnsi="Times New Roman" w:cs="Times New Roman"/>
+              </w:rPr>
+              <w:t>unique</w:t>
+            </w:r>
+            <w:proofErr w:type="spellEnd"/>
           </w:p>
         </w:tc>
         <w:tc>
@@ -5688,13 +6244,17 @@
               <w:jc w:val="center"/>
               <w:rPr>
                 <w:rFonts w:ascii="Times New Roman" w:eastAsia="Times New Roman" w:hAnsi="Times New Roman" w:cs="Times New Roman"/>
+                <w:bCs/>
               </w:rPr>
             </w:pPr>
             <w:r>
               <w:rPr>
                 <w:rFonts w:ascii="Times New Roman" w:eastAsia="Times New Roman" w:hAnsi="Times New Roman" w:cs="Times New Roman"/>
-              </w:rPr>
-              <w:t>Добавление правила исключения</w:t>
+                <w:bCs/>
+                <w:sz w:val="28"/>
+                <w:szCs w:val="28"/>
+              </w:rPr>
+              <w:t>Получение архива уникальных работ</w:t>
             </w:r>
           </w:p>
         </w:tc>
@@ -5716,103 +6276,15 @@
                 <w:lang w:val="en-US"/>
               </w:rPr>
             </w:pPr>
+            <w:proofErr w:type="spellStart"/>
             <w:r>
               <w:rPr>
                 <w:rFonts w:ascii="Times New Roman" w:eastAsia="Times New Roman" w:hAnsi="Times New Roman" w:cs="Times New Roman"/>
                 <w:lang w:val="en-US"/>
               </w:rPr>
-              <w:t>{</w:t>
-            </w:r>
-          </w:p>
-          <w:p>
-            <w:pPr>
-              <w:spacing w:line="360" w:lineRule="auto"/>
-              <w:rPr>
-                <w:rFonts w:ascii="Times New Roman" w:eastAsia="Times New Roman" w:hAnsi="Times New Roman" w:cs="Times New Roman"/>
-                <w:lang w:val="en-US"/>
-              </w:rPr>
-            </w:pPr>
-            <w:r>
-              <w:rPr>
-                <w:rFonts w:ascii="Times New Roman" w:eastAsia="Times New Roman" w:hAnsi="Times New Roman" w:cs="Times New Roman"/>
-                <w:lang w:val="en-US"/>
-              </w:rPr>
-              <w:t>name: string,</w:t>
-            </w:r>
-          </w:p>
-          <w:p>
-            <w:pPr>
-              <w:spacing w:line="360" w:lineRule="auto"/>
-              <w:rPr>
-                <w:rFonts w:ascii="Times New Roman" w:eastAsia="Times New Roman" w:hAnsi="Times New Roman" w:cs="Times New Roman"/>
-                <w:lang w:val="en-US"/>
-              </w:rPr>
-            </w:pPr>
-            <w:r>
-              <w:rPr>
-                <w:rFonts w:ascii="Times New Roman" w:eastAsia="Times New Roman" w:hAnsi="Times New Roman" w:cs="Times New Roman"/>
-                <w:lang w:val="en-US"/>
-              </w:rPr>
-              <w:lastRenderedPageBreak/>
-              <w:t xml:space="preserve">rule_type: 'literal'|'contains'|'starts_with'|'regex', </w:t>
-            </w:r>
-          </w:p>
-          <w:p>
-            <w:pPr>
-              <w:spacing w:line="360" w:lineRule="auto"/>
-              <w:rPr>
-                <w:rFonts w:ascii="Times New Roman" w:eastAsia="Times New Roman" w:hAnsi="Times New Roman" w:cs="Times New Roman"/>
-                <w:lang w:val="en-US"/>
-              </w:rPr>
-            </w:pPr>
-            <w:r>
-              <w:rPr>
-                <w:rFonts w:ascii="Times New Roman" w:eastAsia="Times New Roman" w:hAnsi="Times New Roman" w:cs="Times New Roman"/>
-                <w:lang w:val="en-US"/>
-              </w:rPr>
-              <w:t xml:space="preserve">value: string, </w:t>
-            </w:r>
-          </w:p>
-          <w:p>
-            <w:pPr>
-              <w:spacing w:line="360" w:lineRule="auto"/>
-              <w:rPr>
-                <w:rFonts w:ascii="Times New Roman" w:eastAsia="Times New Roman" w:hAnsi="Times New Roman" w:cs="Times New Roman"/>
-                <w:lang w:val="en-US"/>
-              </w:rPr>
-            </w:pPr>
-            <w:r>
-              <w:rPr>
-                <w:rFonts w:ascii="Times New Roman" w:eastAsia="Times New Roman" w:hAnsi="Times New Roman" w:cs="Times New Roman"/>
-                <w:lang w:val="en-US"/>
-              </w:rPr>
-              <w:t xml:space="preserve">description?: string </w:t>
-            </w:r>
-          </w:p>
-          <w:p>
-            <w:pPr>
-              <w:spacing w:line="360" w:lineRule="auto"/>
-              <w:rPr>
-                <w:rFonts w:ascii="Times New Roman" w:eastAsia="Times New Roman" w:hAnsi="Times New Roman" w:cs="Times New Roman"/>
-                <w:lang w:val="en-US"/>
-              </w:rPr>
-            </w:pPr>
-            <w:r>
-              <w:rPr>
-                <w:rFonts w:ascii="Times New Roman" w:eastAsia="Times New Roman" w:hAnsi="Times New Roman" w:cs="Times New Roman"/>
-                <w:lang w:val="en-US"/>
-              </w:rPr>
-              <w:t>}</w:t>
-            </w:r>
-          </w:p>
-          <w:p>
-            <w:pPr>
-              <w:spacing w:line="360" w:lineRule="auto"/>
-              <w:rPr>
-                <w:rFonts w:ascii="Times New Roman" w:eastAsia="Times New Roman" w:hAnsi="Times New Roman" w:cs="Times New Roman"/>
-                <w:lang w:val="en-US"/>
-              </w:rPr>
-            </w:pPr>
+              <w:t>Нет</w:t>
+            </w:r>
+            <w:proofErr w:type="spellEnd"/>
           </w:p>
         </w:tc>
         <w:tc>
@@ -5828,7 +6300,6 @@
           <w:p>
             <w:pPr>
               <w:spacing w:line="360" w:lineRule="auto"/>
-              <w:jc w:val="both"/>
               <w:rPr>
                 <w:rFonts w:ascii="Times New Roman" w:eastAsia="Times New Roman" w:hAnsi="Times New Roman" w:cs="Times New Roman"/>
               </w:rPr>
@@ -5837,43 +6308,64 @@
               <w:rPr>
                 <w:rFonts w:ascii="Times New Roman" w:eastAsia="Times New Roman" w:hAnsi="Times New Roman" w:cs="Times New Roman"/>
               </w:rPr>
-              <w:lastRenderedPageBreak/>
-              <w:t xml:space="preserve">{ </w:t>
-            </w:r>
-          </w:p>
-          <w:p>
-            <w:pPr>
-              <w:spacing w:line="360" w:lineRule="auto"/>
-              <w:jc w:val="both"/>
-              <w:rPr>
-                <w:rFonts w:ascii="Times New Roman" w:eastAsia="Times New Roman" w:hAnsi="Times New Roman" w:cs="Times New Roman"/>
-              </w:rPr>
-            </w:pPr>
-            <w:r>
-              <w:rPr>
-                <w:rFonts w:ascii="Times New Roman" w:eastAsia="Times New Roman" w:hAnsi="Times New Roman" w:cs="Times New Roman"/>
-              </w:rPr>
-              <w:t>rule: ExclusionRuleOut</w:t>
-            </w:r>
-          </w:p>
-          <w:p>
-            <w:pPr>
-              <w:spacing w:line="360" w:lineRule="auto"/>
-              <w:jc w:val="both"/>
-              <w:rPr>
-                <w:rFonts w:ascii="Times New Roman" w:eastAsia="Times New Roman" w:hAnsi="Times New Roman" w:cs="Times New Roman"/>
-              </w:rPr>
-            </w:pPr>
-            <w:r>
-              <w:rPr>
-                <w:rFonts w:ascii="Times New Roman" w:eastAsia="Times New Roman" w:hAnsi="Times New Roman" w:cs="Times New Roman"/>
-              </w:rPr>
+              <w:t>{</w:t>
+            </w:r>
+            <w:r>
+              <w:rPr>
+                <w:rFonts w:ascii="Times New Roman" w:eastAsia="Times New Roman" w:hAnsi="Times New Roman" w:cs="Times New Roman"/>
+              </w:rPr>
+              <w:br/>
+            </w:r>
+            <w:proofErr w:type="spellStart"/>
+            <w:r>
+              <w:rPr>
+                <w:rFonts w:ascii="Times New Roman" w:eastAsia="Times New Roman" w:hAnsi="Times New Roman" w:cs="Times New Roman"/>
+              </w:rPr>
+              <w:t>archive</w:t>
+            </w:r>
+            <w:proofErr w:type="spellEnd"/>
+            <w:r>
+              <w:rPr>
+                <w:rFonts w:ascii="Times New Roman" w:eastAsia="Times New Roman" w:hAnsi="Times New Roman" w:cs="Times New Roman"/>
+              </w:rPr>
+              <w:t xml:space="preserve">: </w:t>
+            </w:r>
+            <w:proofErr w:type="spellStart"/>
+            <w:proofErr w:type="gramStart"/>
+            <w:r>
+              <w:rPr>
+                <w:rFonts w:ascii="Times New Roman" w:eastAsia="Times New Roman" w:hAnsi="Times New Roman" w:cs="Times New Roman"/>
+              </w:rPr>
+              <w:t>ArchiveItem</w:t>
+            </w:r>
+            <w:proofErr w:type="spellEnd"/>
+            <w:r>
+              <w:rPr>
+                <w:rFonts w:ascii="Times New Roman" w:eastAsia="Times New Roman" w:hAnsi="Times New Roman" w:cs="Times New Roman"/>
+              </w:rPr>
+              <w:t>[</w:t>
+            </w:r>
+            <w:proofErr w:type="gramEnd"/>
+            <w:r>
+              <w:rPr>
+                <w:rFonts w:ascii="Times New Roman" w:eastAsia="Times New Roman" w:hAnsi="Times New Roman" w:cs="Times New Roman"/>
+              </w:rPr>
+              <w:t>]</w:t>
+            </w:r>
+            <w:r>
+              <w:rPr>
+                <w:rFonts w:ascii="Times New Roman" w:eastAsia="Times New Roman" w:hAnsi="Times New Roman" w:cs="Times New Roman"/>
+              </w:rPr>
+              <w:br/>
               <w:t>}</w:t>
             </w:r>
           </w:p>
         </w:tc>
       </w:tr>
       <w:tr>
+        <w:trPr>
+          <w:trHeight w:val="2498"/>
+        </w:trPr>
         <w:tc>
           <w:tcPr>
             <w:tcW w:w="983" w:type="dxa"/>
@@ -5895,6 +6387,10 @@
                 <w:szCs w:val="28"/>
               </w:rPr>
             </w:pPr>
+            <w:r>
+              <w:lastRenderedPageBreak/>
+              <w:t>10</w:t>
+            </w:r>
           </w:p>
         </w:tc>
         <w:tc>
@@ -5922,7 +6418,7 @@
               <w:rPr>
                 <w:rFonts w:ascii="Times New Roman" w:eastAsia="Times New Roman" w:hAnsi="Times New Roman" w:cs="Times New Roman"/>
               </w:rPr>
-              <w:t>GET</w:t>
+              <w:t>POST</w:t>
             </w:r>
           </w:p>
         </w:tc>
@@ -5942,14 +6438,53 @@
               <w:jc w:val="center"/>
               <w:rPr>
                 <w:rFonts w:ascii="Times New Roman" w:eastAsia="Times New Roman" w:hAnsi="Times New Roman" w:cs="Times New Roman"/>
+                <w:b/>
+                <w:sz w:val="28"/>
+                <w:szCs w:val="28"/>
               </w:rPr>
             </w:pPr>
             <w:r>
               <w:rPr>
                 <w:rFonts w:ascii="Times New Roman" w:eastAsia="Times New Roman" w:hAnsi="Times New Roman" w:cs="Times New Roman"/>
               </w:rPr>
-              <w:t>/rules/exclusions</w:t>
-            </w:r>
+              <w:t>/</w:t>
+            </w:r>
+            <w:proofErr w:type="spellStart"/>
+            <w:r>
+              <w:rPr>
+                <w:rFonts w:ascii="Times New Roman" w:eastAsia="Times New Roman" w:hAnsi="Times New Roman" w:cs="Times New Roman"/>
+              </w:rPr>
+              <w:t>documents</w:t>
+            </w:r>
+            <w:proofErr w:type="spellEnd"/>
+            <w:r>
+              <w:rPr>
+                <w:rFonts w:ascii="Times New Roman" w:eastAsia="Times New Roman" w:hAnsi="Times New Roman" w:cs="Times New Roman"/>
+              </w:rPr>
+              <w:t>/{</w:t>
+            </w:r>
+            <w:proofErr w:type="spellStart"/>
+            <w:r>
+              <w:rPr>
+                <w:rFonts w:ascii="Times New Roman" w:eastAsia="Times New Roman" w:hAnsi="Times New Roman" w:cs="Times New Roman"/>
+              </w:rPr>
+              <w:t>document_id</w:t>
+            </w:r>
+            <w:proofErr w:type="spellEnd"/>
+            <w:r>
+              <w:rPr>
+                <w:rFonts w:ascii="Times New Roman" w:eastAsia="Times New Roman" w:hAnsi="Times New Roman" w:cs="Times New Roman"/>
+              </w:rPr>
+              <w:t>}/</w:t>
+            </w:r>
+            <w:proofErr w:type="spellStart"/>
+            <w:r>
+              <w:rPr>
+                <w:rFonts w:ascii="Times New Roman" w:eastAsia="Times New Roman" w:hAnsi="Times New Roman" w:cs="Times New Roman"/>
+              </w:rPr>
+              <w:t>archive</w:t>
+            </w:r>
+            <w:proofErr w:type="spellEnd"/>
           </w:p>
         </w:tc>
         <w:tc>
@@ -5968,13 +6503,17 @@
               <w:jc w:val="center"/>
               <w:rPr>
                 <w:rFonts w:ascii="Times New Roman" w:eastAsia="Times New Roman" w:hAnsi="Times New Roman" w:cs="Times New Roman"/>
+                <w:bCs/>
               </w:rPr>
             </w:pPr>
             <w:r>
               <w:rPr>
                 <w:rFonts w:ascii="Times New Roman" w:eastAsia="Times New Roman" w:hAnsi="Times New Roman" w:cs="Times New Roman"/>
-              </w:rPr>
-              <w:t>Удаление правила по ID</w:t>
+                <w:bCs/>
+                <w:sz w:val="28"/>
+                <w:szCs w:val="28"/>
+              </w:rPr>
+              <w:t>Добавление документа в архив уникальных работ</w:t>
             </w:r>
           </w:p>
         </w:tc>
@@ -6003,36 +6542,35 @@
               </w:rPr>
               <w:t>{</w:t>
             </w:r>
-          </w:p>
-          <w:p>
-            <w:pPr>
-              <w:spacing w:line="360" w:lineRule="auto"/>
+            <w:r>
               <w:rPr>
                 <w:rFonts w:ascii="Times New Roman" w:eastAsia="Times New Roman" w:hAnsi="Times New Roman" w:cs="Times New Roman"/>
                 <w:lang w:val="en-US"/>
               </w:rPr>
-            </w:pPr>
+              <w:br/>
+            </w:r>
+            <w:proofErr w:type="spellStart"/>
             <w:r>
               <w:rPr>
                 <w:rFonts w:ascii="Times New Roman" w:eastAsia="Times New Roman" w:hAnsi="Times New Roman" w:cs="Times New Roman"/>
                 <w:lang w:val="en-US"/>
               </w:rPr>
-              <w:t>rule_id: string</w:t>
-            </w:r>
-          </w:p>
-          <w:p>
-            <w:pPr>
-              <w:spacing w:line="360" w:lineRule="auto"/>
+              <w:t>document_id</w:t>
+            </w:r>
+            <w:proofErr w:type="spellEnd"/>
+            <w:r>
               <w:rPr>
                 <w:rFonts w:ascii="Times New Roman" w:eastAsia="Times New Roman" w:hAnsi="Times New Roman" w:cs="Times New Roman"/>
                 <w:lang w:val="en-US"/>
               </w:rPr>
-            </w:pPr>
+              <w:t>: string</w:t>
+            </w:r>
             <w:r>
               <w:rPr>
                 <w:rFonts w:ascii="Times New Roman" w:eastAsia="Times New Roman" w:hAnsi="Times New Roman" w:cs="Times New Roman"/>
                 <w:lang w:val="en-US"/>
               </w:rPr>
+              <w:br/>
               <w:t>}</w:t>
             </w:r>
           </w:p>
@@ -6050,55 +6588,57 @@
           <w:p>
             <w:pPr>
               <w:spacing w:line="360" w:lineRule="auto"/>
-              <w:jc w:val="both"/>
-              <w:rPr>
-                <w:rFonts w:ascii="Times New Roman" w:eastAsia="Times New Roman" w:hAnsi="Times New Roman" w:cs="Times New Roman"/>
-                <w:lang w:val="en-US"/>
+              <w:rPr>
+                <w:rFonts w:ascii="Times New Roman" w:eastAsia="Times New Roman" w:hAnsi="Times New Roman" w:cs="Times New Roman"/>
               </w:rPr>
             </w:pPr>
             <w:r>
               <w:rPr>
                 <w:rFonts w:ascii="Times New Roman" w:eastAsia="Times New Roman" w:hAnsi="Times New Roman" w:cs="Times New Roman"/>
-                <w:lang w:val="en-US"/>
               </w:rPr>
               <w:t>{</w:t>
             </w:r>
-          </w:p>
-          <w:p>
-            <w:pPr>
-              <w:spacing w:line="360" w:lineRule="auto"/>
-              <w:jc w:val="both"/>
-              <w:rPr>
-                <w:rFonts w:ascii="Times New Roman" w:eastAsia="Times New Roman" w:hAnsi="Times New Roman" w:cs="Times New Roman"/>
-                <w:lang w:val="en-US"/>
-              </w:rPr>
-            </w:pPr>
-            <w:r>
-              <w:rPr>
-                <w:rFonts w:ascii="Times New Roman" w:eastAsia="Times New Roman" w:hAnsi="Times New Roman" w:cs="Times New Roman"/>
-                <w:lang w:val="en-US"/>
-              </w:rPr>
-              <w:t xml:space="preserve">status: string </w:t>
-            </w:r>
-          </w:p>
-          <w:p>
-            <w:pPr>
-              <w:spacing w:line="360" w:lineRule="auto"/>
-              <w:jc w:val="both"/>
-              <w:rPr>
-                <w:rFonts w:ascii="Times New Roman" w:eastAsia="Times New Roman" w:hAnsi="Times New Roman" w:cs="Times New Roman"/>
-              </w:rPr>
-            </w:pPr>
-            <w:r>
-              <w:rPr>
-                <w:rFonts w:ascii="Times New Roman" w:eastAsia="Times New Roman" w:hAnsi="Times New Roman" w:cs="Times New Roman"/>
-              </w:rPr>
+            <w:r>
+              <w:rPr>
+                <w:rFonts w:ascii="Times New Roman" w:eastAsia="Times New Roman" w:hAnsi="Times New Roman" w:cs="Times New Roman"/>
+              </w:rPr>
+              <w:br/>
+              <w:t>status: string,</w:t>
+            </w:r>
+            <w:r>
+              <w:rPr>
+                <w:rFonts w:ascii="Times New Roman" w:eastAsia="Times New Roman" w:hAnsi="Times New Roman" w:cs="Times New Roman"/>
+              </w:rPr>
+              <w:br/>
+            </w:r>
+            <w:proofErr w:type="spellStart"/>
+            <w:r>
+              <w:rPr>
+                <w:rFonts w:ascii="Times New Roman" w:eastAsia="Times New Roman" w:hAnsi="Times New Roman" w:cs="Times New Roman"/>
+              </w:rPr>
+              <w:t>document_id</w:t>
+            </w:r>
+            <w:proofErr w:type="spellEnd"/>
+            <w:r>
+              <w:rPr>
+                <w:rFonts w:ascii="Times New Roman" w:eastAsia="Times New Roman" w:hAnsi="Times New Roman" w:cs="Times New Roman"/>
+              </w:rPr>
+              <w:t>: string</w:t>
+            </w:r>
+            <w:r>
+              <w:rPr>
+                <w:rFonts w:ascii="Times New Roman" w:eastAsia="Times New Roman" w:hAnsi="Times New Roman" w:cs="Times New Roman"/>
+              </w:rPr>
+              <w:br/>
               <w:t>}</w:t>
             </w:r>
           </w:p>
         </w:tc>
       </w:tr>
       <w:tr>
+        <w:trPr>
+          <w:trHeight w:val="2498"/>
+        </w:trPr>
         <w:tc>
           <w:tcPr>
             <w:tcW w:w="983" w:type="dxa"/>
@@ -6120,6 +6660,9 @@
                 <w:szCs w:val="28"/>
               </w:rPr>
             </w:pPr>
+            <w:r>
+              <w:t>11</w:t>
+            </w:r>
           </w:p>
         </w:tc>
         <w:tc>
@@ -6138,6 +6681,9 @@
               <w:jc w:val="center"/>
               <w:rPr>
                 <w:rFonts w:ascii="Times New Roman" w:eastAsia="Times New Roman" w:hAnsi="Times New Roman" w:cs="Times New Roman"/>
+                <w:b/>
+                <w:sz w:val="28"/>
+                <w:szCs w:val="28"/>
               </w:rPr>
             </w:pPr>
             <w:r>
@@ -6164,14 +6710,39 @@
               <w:jc w:val="center"/>
               <w:rPr>
                 <w:rFonts w:ascii="Times New Roman" w:eastAsia="Times New Roman" w:hAnsi="Times New Roman" w:cs="Times New Roman"/>
+                <w:b/>
+                <w:sz w:val="28"/>
+                <w:szCs w:val="28"/>
               </w:rPr>
             </w:pPr>
             <w:r>
               <w:rPr>
                 <w:rFonts w:ascii="Times New Roman" w:eastAsia="Times New Roman" w:hAnsi="Times New Roman" w:cs="Times New Roman"/>
               </w:rPr>
-              <w:t>/checks</w:t>
-            </w:r>
+              <w:t>/</w:t>
+            </w:r>
+            <w:proofErr w:type="spellStart"/>
+            <w:r>
+              <w:rPr>
+                <w:rFonts w:ascii="Times New Roman" w:eastAsia="Times New Roman" w:hAnsi="Times New Roman" w:cs="Times New Roman"/>
+              </w:rPr>
+              <w:t>rules</w:t>
+            </w:r>
+            <w:proofErr w:type="spellEnd"/>
+            <w:r>
+              <w:rPr>
+                <w:rFonts w:ascii="Times New Roman" w:eastAsia="Times New Roman" w:hAnsi="Times New Roman" w:cs="Times New Roman"/>
+              </w:rPr>
+              <w:t>/</w:t>
+            </w:r>
+            <w:proofErr w:type="spellStart"/>
+            <w:r>
+              <w:rPr>
+                <w:rFonts w:ascii="Times New Roman" w:eastAsia="Times New Roman" w:hAnsi="Times New Roman" w:cs="Times New Roman"/>
+              </w:rPr>
+              <w:t>exclusions</w:t>
+            </w:r>
+            <w:proofErr w:type="spellEnd"/>
           </w:p>
         </w:tc>
         <w:tc>
@@ -6190,13 +6761,17 @@
               <w:jc w:val="center"/>
               <w:rPr>
                 <w:rFonts w:ascii="Times New Roman" w:eastAsia="Times New Roman" w:hAnsi="Times New Roman" w:cs="Times New Roman"/>
+                <w:bCs/>
               </w:rPr>
             </w:pPr>
             <w:r>
               <w:rPr>
                 <w:rFonts w:ascii="Times New Roman" w:eastAsia="Times New Roman" w:hAnsi="Times New Roman" w:cs="Times New Roman"/>
-              </w:rPr>
-              <w:t>Запуск проверки на заимствования</w:t>
+                <w:bCs/>
+                <w:sz w:val="28"/>
+                <w:szCs w:val="28"/>
+              </w:rPr>
+              <w:t>Создание правила исключения</w:t>
             </w:r>
           </w:p>
         </w:tc>
@@ -6225,68 +6800,90 @@
               </w:rPr>
               <w:t>{</w:t>
             </w:r>
-          </w:p>
-          <w:p>
-            <w:pPr>
-              <w:spacing w:line="360" w:lineRule="auto"/>
+            <w:r>
               <w:rPr>
                 <w:rFonts w:ascii="Times New Roman" w:eastAsia="Times New Roman" w:hAnsi="Times New Roman" w:cs="Times New Roman"/>
                 <w:lang w:val="en-US"/>
               </w:rPr>
-            </w:pPr>
+              <w:br/>
+              <w:t>name: string,</w:t>
+            </w:r>
             <w:r>
               <w:rPr>
                 <w:rFonts w:ascii="Times New Roman" w:eastAsia="Times New Roman" w:hAnsi="Times New Roman" w:cs="Times New Roman"/>
                 <w:lang w:val="en-US"/>
               </w:rPr>
-              <w:t xml:space="preserve">submission_document_id?: string, </w:t>
-            </w:r>
-          </w:p>
-          <w:p>
-            <w:pPr>
-              <w:spacing w:line="360" w:lineRule="auto"/>
+              <w:br/>
+            </w:r>
+            <w:proofErr w:type="spellStart"/>
+            <w:r>
               <w:rPr>
                 <w:rFonts w:ascii="Times New Roman" w:eastAsia="Times New Roman" w:hAnsi="Times New Roman" w:cs="Times New Roman"/>
                 <w:lang w:val="en-US"/>
               </w:rPr>
-            </w:pPr>
+              <w:t>rule_type</w:t>
+            </w:r>
+            <w:proofErr w:type="spellEnd"/>
             <w:r>
               <w:rPr>
                 <w:rFonts w:ascii="Times New Roman" w:eastAsia="Times New Roman" w:hAnsi="Times New Roman" w:cs="Times New Roman"/>
                 <w:lang w:val="en-US"/>
               </w:rPr>
-              <w:t>text?: string,</w:t>
-            </w:r>
-          </w:p>
-          <w:p>
-            <w:pPr>
-              <w:spacing w:line="360" w:lineRule="auto"/>
+              <w:t>: '</w:t>
+            </w:r>
+            <w:proofErr w:type="spellStart"/>
+            <w:r>
               <w:rPr>
                 <w:rFonts w:ascii="Times New Roman" w:eastAsia="Times New Roman" w:hAnsi="Times New Roman" w:cs="Times New Roman"/>
                 <w:lang w:val="en-US"/>
               </w:rPr>
-            </w:pPr>
+              <w:t>literal'|'contains'|'starts_with'|'regex</w:t>
+            </w:r>
+            <w:proofErr w:type="spellEnd"/>
             <w:r>
               <w:rPr>
                 <w:rFonts w:ascii="Times New Roman" w:eastAsia="Times New Roman" w:hAnsi="Times New Roman" w:cs="Times New Roman"/>
                 <w:lang w:val="en-US"/>
               </w:rPr>
-              <w:t xml:space="preserve"> reference_ids?: string[], include_unique_archive?: bool, use_exclusion_rules?: bool, uniqueness_threshold?: float</w:t>
-            </w:r>
-          </w:p>
-          <w:p>
-            <w:pPr>
-              <w:spacing w:line="360" w:lineRule="auto"/>
+              <w:t>',</w:t>
+            </w:r>
+            <w:r>
               <w:rPr>
                 <w:rFonts w:ascii="Times New Roman" w:eastAsia="Times New Roman" w:hAnsi="Times New Roman" w:cs="Times New Roman"/>
                 <w:lang w:val="en-US"/>
               </w:rPr>
-            </w:pPr>
+              <w:br/>
+              <w:t>value: string,</w:t>
+            </w:r>
             <w:r>
               <w:rPr>
                 <w:rFonts w:ascii="Times New Roman" w:eastAsia="Times New Roman" w:hAnsi="Times New Roman" w:cs="Times New Roman"/>
                 <w:lang w:val="en-US"/>
               </w:rPr>
+              <w:br/>
+            </w:r>
+            <w:proofErr w:type="gramStart"/>
+            <w:r>
+              <w:rPr>
+                <w:rFonts w:ascii="Times New Roman" w:eastAsia="Times New Roman" w:hAnsi="Times New Roman" w:cs="Times New Roman"/>
+                <w:lang w:val="en-US"/>
+              </w:rPr>
+              <w:t>description?:</w:t>
+            </w:r>
+            <w:proofErr w:type="gramEnd"/>
+            <w:r>
+              <w:rPr>
+                <w:rFonts w:ascii="Times New Roman" w:eastAsia="Times New Roman" w:hAnsi="Times New Roman" w:cs="Times New Roman"/>
+                <w:lang w:val="en-US"/>
+              </w:rPr>
+              <w:t xml:space="preserve"> string</w:t>
+            </w:r>
+            <w:r>
+              <w:rPr>
+                <w:rFonts w:ascii="Times New Roman" w:eastAsia="Times New Roman" w:hAnsi="Times New Roman" w:cs="Times New Roman"/>
+                <w:lang w:val="en-US"/>
+              </w:rPr>
+              <w:br/>
               <w:t>}</w:t>
             </w:r>
           </w:p>
@@ -6312,40 +6909,50 @@
               <w:rPr>
                 <w:rFonts w:ascii="Times New Roman" w:eastAsia="Times New Roman" w:hAnsi="Times New Roman" w:cs="Times New Roman"/>
               </w:rPr>
-              <w:t xml:space="preserve">{ </w:t>
-            </w:r>
-          </w:p>
-          <w:p>
-            <w:pPr>
-              <w:spacing w:line="360" w:lineRule="auto"/>
-              <w:rPr>
-                <w:rFonts w:ascii="Times New Roman" w:eastAsia="Times New Roman" w:hAnsi="Times New Roman" w:cs="Times New Roman"/>
-              </w:rPr>
-            </w:pPr>
-            <w:r>
-              <w:rPr>
-                <w:rFonts w:ascii="Times New Roman" w:eastAsia="Times New Roman" w:hAnsi="Times New Roman" w:cs="Times New Roman"/>
-              </w:rPr>
-              <w:t xml:space="preserve">check: CheckOut </w:t>
-            </w:r>
-          </w:p>
-          <w:p>
-            <w:pPr>
-              <w:spacing w:line="360" w:lineRule="auto"/>
-              <w:rPr>
-                <w:rFonts w:ascii="Times New Roman" w:eastAsia="Times New Roman" w:hAnsi="Times New Roman" w:cs="Times New Roman"/>
-              </w:rPr>
-            </w:pPr>
-            <w:r>
-              <w:rPr>
-                <w:rFonts w:ascii="Times New Roman" w:eastAsia="Times New Roman" w:hAnsi="Times New Roman" w:cs="Times New Roman"/>
-              </w:rPr>
+              <w:t>{</w:t>
+            </w:r>
+            <w:r>
+              <w:rPr>
+                <w:rFonts w:ascii="Times New Roman" w:eastAsia="Times New Roman" w:hAnsi="Times New Roman" w:cs="Times New Roman"/>
+              </w:rPr>
+              <w:br/>
+            </w:r>
+            <w:proofErr w:type="spellStart"/>
+            <w:r>
+              <w:rPr>
+                <w:rFonts w:ascii="Times New Roman" w:eastAsia="Times New Roman" w:hAnsi="Times New Roman" w:cs="Times New Roman"/>
+              </w:rPr>
+              <w:t>rule</w:t>
+            </w:r>
+            <w:proofErr w:type="spellEnd"/>
+            <w:r>
+              <w:rPr>
+                <w:rFonts w:ascii="Times New Roman" w:eastAsia="Times New Roman" w:hAnsi="Times New Roman" w:cs="Times New Roman"/>
+              </w:rPr>
+              <w:t xml:space="preserve">: </w:t>
+            </w:r>
+            <w:proofErr w:type="spellStart"/>
+            <w:r>
+              <w:rPr>
+                <w:rFonts w:ascii="Times New Roman" w:eastAsia="Times New Roman" w:hAnsi="Times New Roman" w:cs="Times New Roman"/>
+              </w:rPr>
+              <w:t>ExclusionRuleOut</w:t>
+            </w:r>
+            <w:proofErr w:type="spellEnd"/>
+            <w:r>
+              <w:rPr>
+                <w:rFonts w:ascii="Times New Roman" w:eastAsia="Times New Roman" w:hAnsi="Times New Roman" w:cs="Times New Roman"/>
+              </w:rPr>
+              <w:br/>
               <w:t>}</w:t>
             </w:r>
           </w:p>
         </w:tc>
       </w:tr>
       <w:tr>
+        <w:trPr>
+          <w:trHeight w:val="2498"/>
+        </w:trPr>
         <w:tc>
           <w:tcPr>
             <w:tcW w:w="983" w:type="dxa"/>
@@ -6367,6 +6974,9 @@
                 <w:szCs w:val="28"/>
               </w:rPr>
             </w:pPr>
+            <w:r>
+              <w:t>12</w:t>
+            </w:r>
           </w:p>
         </w:tc>
         <w:tc>
@@ -6385,6 +6995,9 @@
               <w:jc w:val="center"/>
               <w:rPr>
                 <w:rFonts w:ascii="Times New Roman" w:eastAsia="Times New Roman" w:hAnsi="Times New Roman" w:cs="Times New Roman"/>
+                <w:b/>
+                <w:sz w:val="28"/>
+                <w:szCs w:val="28"/>
               </w:rPr>
             </w:pPr>
             <w:r>
@@ -6411,14 +7024,39 @@
               <w:jc w:val="center"/>
               <w:rPr>
                 <w:rFonts w:ascii="Times New Roman" w:eastAsia="Times New Roman" w:hAnsi="Times New Roman" w:cs="Times New Roman"/>
+                <w:b/>
+                <w:sz w:val="28"/>
+                <w:szCs w:val="28"/>
               </w:rPr>
             </w:pPr>
             <w:r>
               <w:rPr>
                 <w:rFonts w:ascii="Times New Roman" w:eastAsia="Times New Roman" w:hAnsi="Times New Roman" w:cs="Times New Roman"/>
               </w:rPr>
-              <w:t>/checks/{check_id}</w:t>
-            </w:r>
+              <w:t>/</w:t>
+            </w:r>
+            <w:proofErr w:type="spellStart"/>
+            <w:r>
+              <w:rPr>
+                <w:rFonts w:ascii="Times New Roman" w:eastAsia="Times New Roman" w:hAnsi="Times New Roman" w:cs="Times New Roman"/>
+              </w:rPr>
+              <w:t>rules</w:t>
+            </w:r>
+            <w:proofErr w:type="spellEnd"/>
+            <w:r>
+              <w:rPr>
+                <w:rFonts w:ascii="Times New Roman" w:eastAsia="Times New Roman" w:hAnsi="Times New Roman" w:cs="Times New Roman"/>
+              </w:rPr>
+              <w:t>/</w:t>
+            </w:r>
+            <w:proofErr w:type="spellStart"/>
+            <w:r>
+              <w:rPr>
+                <w:rFonts w:ascii="Times New Roman" w:eastAsia="Times New Roman" w:hAnsi="Times New Roman" w:cs="Times New Roman"/>
+              </w:rPr>
+              <w:t>exclusions</w:t>
+            </w:r>
+            <w:proofErr w:type="spellEnd"/>
           </w:p>
         </w:tc>
         <w:tc>
@@ -6437,13 +7075,17 @@
               <w:jc w:val="center"/>
               <w:rPr>
                 <w:rFonts w:ascii="Times New Roman" w:eastAsia="Times New Roman" w:hAnsi="Times New Roman" w:cs="Times New Roman"/>
+                <w:bCs/>
               </w:rPr>
             </w:pPr>
             <w:r>
               <w:rPr>
                 <w:rFonts w:ascii="Times New Roman" w:eastAsia="Times New Roman" w:hAnsi="Times New Roman" w:cs="Times New Roman"/>
-              </w:rPr>
-              <w:t>Получение результата проверки</w:t>
+                <w:bCs/>
+                <w:sz w:val="28"/>
+                <w:szCs w:val="28"/>
+              </w:rPr>
+              <w:t>Получение списка правил исключения</w:t>
             </w:r>
           </w:p>
         </w:tc>
@@ -6465,46 +7107,15 @@
                 <w:lang w:val="en-US"/>
               </w:rPr>
             </w:pPr>
+            <w:proofErr w:type="spellStart"/>
             <w:r>
               <w:rPr>
                 <w:rFonts w:ascii="Times New Roman" w:eastAsia="Times New Roman" w:hAnsi="Times New Roman" w:cs="Times New Roman"/>
                 <w:lang w:val="en-US"/>
               </w:rPr>
-              <w:t>{</w:t>
-            </w:r>
-          </w:p>
-          <w:p>
-            <w:pPr>
-              <w:spacing w:line="360" w:lineRule="auto"/>
-              <w:rPr>
-                <w:rFonts w:ascii="Times New Roman" w:eastAsia="Times New Roman" w:hAnsi="Times New Roman" w:cs="Times New Roman"/>
-                <w:lang w:val="en-US"/>
-              </w:rPr>
-            </w:pPr>
-            <w:r>
-              <w:rPr>
-                <w:rFonts w:ascii="Times New Roman" w:eastAsia="Times New Roman" w:hAnsi="Times New Roman" w:cs="Times New Roman"/>
-                <w:lang w:val="en-US"/>
-              </w:rPr>
-              <w:t>check_id: string</w:t>
-            </w:r>
-          </w:p>
-          <w:p>
-            <w:pPr>
-              <w:spacing w:line="360" w:lineRule="auto"/>
-              <w:rPr>
-                <w:rFonts w:ascii="Times New Roman" w:eastAsia="Times New Roman" w:hAnsi="Times New Roman" w:cs="Times New Roman"/>
-                <w:lang w:val="en-US"/>
-              </w:rPr>
-            </w:pPr>
-            <w:r>
-              <w:rPr>
-                <w:rFonts w:ascii="Times New Roman" w:eastAsia="Times New Roman" w:hAnsi="Times New Roman" w:cs="Times New Roman"/>
-                <w:lang w:val="en-US"/>
-              </w:rPr>
-              <w:lastRenderedPageBreak/>
-              <w:t>}</w:t>
-            </w:r>
+              <w:t>Нет</w:t>
+            </w:r>
+            <w:proofErr w:type="spellEnd"/>
           </w:p>
         </w:tc>
         <w:tc>
@@ -6528,42 +7139,64 @@
               <w:rPr>
                 <w:rFonts w:ascii="Times New Roman" w:eastAsia="Times New Roman" w:hAnsi="Times New Roman" w:cs="Times New Roman"/>
               </w:rPr>
-              <w:lastRenderedPageBreak/>
               <w:t>{</w:t>
             </w:r>
-          </w:p>
-          <w:p>
-            <w:pPr>
-              <w:spacing w:line="360" w:lineRule="auto"/>
-              <w:rPr>
-                <w:rFonts w:ascii="Times New Roman" w:eastAsia="Times New Roman" w:hAnsi="Times New Roman" w:cs="Times New Roman"/>
-              </w:rPr>
-            </w:pPr>
-            <w:r>
-              <w:rPr>
-                <w:rFonts w:ascii="Times New Roman" w:eastAsia="Times New Roman" w:hAnsi="Times New Roman" w:cs="Times New Roman"/>
-              </w:rPr>
-              <w:t>check: CheckOut</w:t>
-            </w:r>
-          </w:p>
-          <w:p>
-            <w:pPr>
-              <w:spacing w:line="360" w:lineRule="auto"/>
-              <w:rPr>
-                <w:rFonts w:ascii="Times New Roman" w:eastAsia="Times New Roman" w:hAnsi="Times New Roman" w:cs="Times New Roman"/>
-              </w:rPr>
-            </w:pPr>
-            <w:r>
-              <w:rPr>
-                <w:rFonts w:ascii="Times New Roman" w:eastAsia="Times New Roman" w:hAnsi="Times New Roman" w:cs="Times New Roman"/>
-              </w:rPr>
-              <w:lastRenderedPageBreak/>
+            <w:r>
+              <w:rPr>
+                <w:rFonts w:ascii="Times New Roman" w:eastAsia="Times New Roman" w:hAnsi="Times New Roman" w:cs="Times New Roman"/>
+              </w:rPr>
+              <w:br/>
+            </w:r>
+            <w:proofErr w:type="spellStart"/>
+            <w:r>
+              <w:rPr>
+                <w:rFonts w:ascii="Times New Roman" w:eastAsia="Times New Roman" w:hAnsi="Times New Roman" w:cs="Times New Roman"/>
+              </w:rPr>
+              <w:t>rules</w:t>
+            </w:r>
+            <w:proofErr w:type="spellEnd"/>
+            <w:r>
+              <w:rPr>
+                <w:rFonts w:ascii="Times New Roman" w:eastAsia="Times New Roman" w:hAnsi="Times New Roman" w:cs="Times New Roman"/>
+              </w:rPr>
+              <w:t xml:space="preserve">: </w:t>
+            </w:r>
+            <w:proofErr w:type="spellStart"/>
+            <w:proofErr w:type="gramStart"/>
+            <w:r>
+              <w:rPr>
+                <w:rFonts w:ascii="Times New Roman" w:eastAsia="Times New Roman" w:hAnsi="Times New Roman" w:cs="Times New Roman"/>
+              </w:rPr>
+              <w:t>ExclusionRuleOut</w:t>
+            </w:r>
+            <w:proofErr w:type="spellEnd"/>
+            <w:r>
+              <w:rPr>
+                <w:rFonts w:ascii="Times New Roman" w:eastAsia="Times New Roman" w:hAnsi="Times New Roman" w:cs="Times New Roman"/>
+              </w:rPr>
+              <w:t>[</w:t>
+            </w:r>
+            <w:proofErr w:type="gramEnd"/>
+            <w:r>
+              <w:rPr>
+                <w:rFonts w:ascii="Times New Roman" w:eastAsia="Times New Roman" w:hAnsi="Times New Roman" w:cs="Times New Roman"/>
+              </w:rPr>
+              <w:t>]</w:t>
+            </w:r>
+            <w:r>
+              <w:rPr>
+                <w:rFonts w:ascii="Times New Roman" w:eastAsia="Times New Roman" w:hAnsi="Times New Roman" w:cs="Times New Roman"/>
+              </w:rPr>
+              <w:br/>
               <w:t>}</w:t>
             </w:r>
           </w:p>
         </w:tc>
       </w:tr>
       <w:tr>
+        <w:trPr>
+          <w:trHeight w:val="2498"/>
+        </w:trPr>
         <w:tc>
           <w:tcPr>
             <w:tcW w:w="983" w:type="dxa"/>
@@ -6585,6 +7218,10 @@
                 <w:szCs w:val="28"/>
               </w:rPr>
             </w:pPr>
+            <w:r>
+              <w:lastRenderedPageBreak/>
+              <w:t>13</w:t>
+            </w:r>
           </w:p>
         </w:tc>
         <w:tc>
@@ -6603,13 +7240,16 @@
               <w:jc w:val="center"/>
               <w:rPr>
                 <w:rFonts w:ascii="Times New Roman" w:eastAsia="Times New Roman" w:hAnsi="Times New Roman" w:cs="Times New Roman"/>
+                <w:b/>
+                <w:sz w:val="28"/>
+                <w:szCs w:val="28"/>
               </w:rPr>
             </w:pPr>
             <w:r>
               <w:rPr>
                 <w:rFonts w:ascii="Times New Roman" w:eastAsia="Times New Roman" w:hAnsi="Times New Roman" w:cs="Times New Roman"/>
               </w:rPr>
-              <w:t>GET</w:t>
+              <w:t>DELETE</w:t>
             </w:r>
           </w:p>
         </w:tc>
@@ -6629,13 +7269,58 @@
               <w:jc w:val="center"/>
               <w:rPr>
                 <w:rFonts w:ascii="Times New Roman" w:eastAsia="Times New Roman" w:hAnsi="Times New Roman" w:cs="Times New Roman"/>
+                <w:b/>
+                <w:sz w:val="28"/>
+                <w:szCs w:val="28"/>
               </w:rPr>
             </w:pPr>
             <w:r>
               <w:rPr>
                 <w:rFonts w:ascii="Times New Roman" w:eastAsia="Times New Roman" w:hAnsi="Times New Roman" w:cs="Times New Roman"/>
               </w:rPr>
-              <w:t>/checks/{check_id}/report</w:t>
+              <w:t>/</w:t>
+            </w:r>
+            <w:proofErr w:type="spellStart"/>
+            <w:r>
+              <w:rPr>
+                <w:rFonts w:ascii="Times New Roman" w:eastAsia="Times New Roman" w:hAnsi="Times New Roman" w:cs="Times New Roman"/>
+              </w:rPr>
+              <w:t>rules</w:t>
+            </w:r>
+            <w:proofErr w:type="spellEnd"/>
+            <w:r>
+              <w:rPr>
+                <w:rFonts w:ascii="Times New Roman" w:eastAsia="Times New Roman" w:hAnsi="Times New Roman" w:cs="Times New Roman"/>
+              </w:rPr>
+              <w:t>/</w:t>
+            </w:r>
+            <w:proofErr w:type="spellStart"/>
+            <w:r>
+              <w:rPr>
+                <w:rFonts w:ascii="Times New Roman" w:eastAsia="Times New Roman" w:hAnsi="Times New Roman" w:cs="Times New Roman"/>
+              </w:rPr>
+              <w:t>exclusions</w:t>
+            </w:r>
+            <w:proofErr w:type="spellEnd"/>
+            <w:r>
+              <w:rPr>
+                <w:rFonts w:ascii="Times New Roman" w:eastAsia="Times New Roman" w:hAnsi="Times New Roman" w:cs="Times New Roman"/>
+              </w:rPr>
+              <w:t>/{</w:t>
+            </w:r>
+            <w:proofErr w:type="spellStart"/>
+            <w:r>
+              <w:rPr>
+                <w:rFonts w:ascii="Times New Roman" w:eastAsia="Times New Roman" w:hAnsi="Times New Roman" w:cs="Times New Roman"/>
+              </w:rPr>
+              <w:t>rule_id</w:t>
+            </w:r>
+            <w:proofErr w:type="spellEnd"/>
+            <w:r>
+              <w:rPr>
+                <w:rFonts w:ascii="Times New Roman" w:eastAsia="Times New Roman" w:hAnsi="Times New Roman" w:cs="Times New Roman"/>
+              </w:rPr>
+              <w:t>}</w:t>
             </w:r>
           </w:p>
         </w:tc>
@@ -6655,13 +7340,17 @@
               <w:jc w:val="center"/>
               <w:rPr>
                 <w:rFonts w:ascii="Times New Roman" w:eastAsia="Times New Roman" w:hAnsi="Times New Roman" w:cs="Times New Roman"/>
+                <w:bCs/>
               </w:rPr>
             </w:pPr>
             <w:r>
               <w:rPr>
                 <w:rFonts w:ascii="Times New Roman" w:eastAsia="Times New Roman" w:hAnsi="Times New Roman" w:cs="Times New Roman"/>
-              </w:rPr>
-              <w:t>Получение отчета по проверке</w:t>
+                <w:bCs/>
+                <w:sz w:val="28"/>
+                <w:szCs w:val="28"/>
+              </w:rPr>
+              <w:t>Удаление правила исключения</w:t>
             </w:r>
           </w:p>
         </w:tc>
@@ -6690,36 +7379,35 @@
               </w:rPr>
               <w:t>{</w:t>
             </w:r>
-          </w:p>
-          <w:p>
-            <w:pPr>
-              <w:spacing w:line="360" w:lineRule="auto"/>
+            <w:r>
               <w:rPr>
                 <w:rFonts w:ascii="Times New Roman" w:eastAsia="Times New Roman" w:hAnsi="Times New Roman" w:cs="Times New Roman"/>
                 <w:lang w:val="en-US"/>
               </w:rPr>
-            </w:pPr>
+              <w:br/>
+            </w:r>
+            <w:proofErr w:type="spellStart"/>
             <w:r>
               <w:rPr>
                 <w:rFonts w:ascii="Times New Roman" w:eastAsia="Times New Roman" w:hAnsi="Times New Roman" w:cs="Times New Roman"/>
                 <w:lang w:val="en-US"/>
               </w:rPr>
-              <w:t>check_id: string</w:t>
-            </w:r>
-          </w:p>
-          <w:p>
-            <w:pPr>
-              <w:spacing w:line="360" w:lineRule="auto"/>
+              <w:t>rule_id</w:t>
+            </w:r>
+            <w:proofErr w:type="spellEnd"/>
+            <w:r>
               <w:rPr>
                 <w:rFonts w:ascii="Times New Roman" w:eastAsia="Times New Roman" w:hAnsi="Times New Roman" w:cs="Times New Roman"/>
                 <w:lang w:val="en-US"/>
               </w:rPr>
-            </w:pPr>
+              <w:t>: string</w:t>
+            </w:r>
             <w:r>
               <w:rPr>
                 <w:rFonts w:ascii="Times New Roman" w:eastAsia="Times New Roman" w:hAnsi="Times New Roman" w:cs="Times New Roman"/>
                 <w:lang w:val="en-US"/>
               </w:rPr>
+              <w:br/>
               <w:t>}</w:t>
             </w:r>
           </w:p>
@@ -6739,52 +7427,191 @@
               <w:spacing w:line="360" w:lineRule="auto"/>
               <w:rPr>
                 <w:rFonts w:ascii="Times New Roman" w:eastAsia="Times New Roman" w:hAnsi="Times New Roman" w:cs="Times New Roman"/>
-                <w:lang w:val="en-US"/>
               </w:rPr>
             </w:pPr>
             <w:r>
               <w:rPr>
                 <w:rFonts w:ascii="Times New Roman" w:eastAsia="Times New Roman" w:hAnsi="Times New Roman" w:cs="Times New Roman"/>
-                <w:lang w:val="en-US"/>
               </w:rPr>
               <w:t>{</w:t>
             </w:r>
+            <w:r>
+              <w:rPr>
+                <w:rFonts w:ascii="Times New Roman" w:eastAsia="Times New Roman" w:hAnsi="Times New Roman" w:cs="Times New Roman"/>
+              </w:rPr>
+              <w:br/>
+            </w:r>
+            <w:proofErr w:type="spellStart"/>
+            <w:r>
+              <w:rPr>
+                <w:rFonts w:ascii="Times New Roman" w:eastAsia="Times New Roman" w:hAnsi="Times New Roman" w:cs="Times New Roman"/>
+              </w:rPr>
+              <w:t>status</w:t>
+            </w:r>
+            <w:proofErr w:type="spellEnd"/>
+            <w:r>
+              <w:rPr>
+                <w:rFonts w:ascii="Times New Roman" w:eastAsia="Times New Roman" w:hAnsi="Times New Roman" w:cs="Times New Roman"/>
+              </w:rPr>
+              <w:t xml:space="preserve">: </w:t>
+            </w:r>
+            <w:proofErr w:type="spellStart"/>
+            <w:r>
+              <w:rPr>
+                <w:rFonts w:ascii="Times New Roman" w:eastAsia="Times New Roman" w:hAnsi="Times New Roman" w:cs="Times New Roman"/>
+              </w:rPr>
+              <w:t>string</w:t>
+            </w:r>
+            <w:proofErr w:type="spellEnd"/>
+            <w:r>
+              <w:rPr>
+                <w:rFonts w:ascii="Times New Roman" w:eastAsia="Times New Roman" w:hAnsi="Times New Roman" w:cs="Times New Roman"/>
+              </w:rPr>
+              <w:br/>
+              <w:t>}</w:t>
+            </w:r>
           </w:p>
+        </w:tc>
+      </w:tr>
+      <w:tr>
+        <w:trPr>
+          <w:trHeight w:val="2498"/>
+        </w:trPr>
+        <w:tc>
+          <w:tcPr>
+            <w:tcW w:w="983" w:type="dxa"/>
+            <w:tcBorders>
+              <w:top w:val="single" w:sz="4" w:space="0" w:color="000000"/>
+              <w:left w:val="single" w:sz="4" w:space="0" w:color="000000"/>
+              <w:bottom w:val="single" w:sz="4" w:space="0" w:color="000000"/>
+              <w:right w:val="single" w:sz="4" w:space="0" w:color="000000"/>
+            </w:tcBorders>
+          </w:tcPr>
           <w:p>
             <w:pPr>
               <w:spacing w:line="360" w:lineRule="auto"/>
-              <w:rPr>
-                <w:rFonts w:ascii="Times New Roman" w:eastAsia="Times New Roman" w:hAnsi="Times New Roman" w:cs="Times New Roman"/>
-                <w:lang w:val="en-US"/>
+              <w:jc w:val="center"/>
+              <w:rPr>
+                <w:rFonts w:ascii="Times New Roman" w:eastAsia="Times New Roman" w:hAnsi="Times New Roman" w:cs="Times New Roman"/>
+                <w:b/>
+                <w:sz w:val="28"/>
+                <w:szCs w:val="28"/>
               </w:rPr>
             </w:pPr>
             <w:r>
-              <w:rPr>
-                <w:rFonts w:ascii="Times New Roman" w:eastAsia="Times New Roman" w:hAnsi="Times New Roman" w:cs="Times New Roman"/>
-                <w:lang w:val="en-US"/>
-              </w:rPr>
-              <w:t xml:space="preserve">check: CheckOut, </w:t>
+              <w:t>14</w:t>
             </w:r>
           </w:p>
+        </w:tc>
+        <w:tc>
+          <w:tcPr>
+            <w:tcW w:w="1278" w:type="dxa"/>
+            <w:tcBorders>
+              <w:top w:val="single" w:sz="4" w:space="0" w:color="000000"/>
+              <w:left w:val="single" w:sz="4" w:space="0" w:color="000000"/>
+              <w:bottom w:val="single" w:sz="4" w:space="0" w:color="000000"/>
+              <w:right w:val="single" w:sz="4" w:space="0" w:color="000000"/>
+            </w:tcBorders>
+          </w:tcPr>
           <w:p>
             <w:pPr>
               <w:spacing w:line="360" w:lineRule="auto"/>
-              <w:rPr>
-                <w:rFonts w:ascii="Times New Roman" w:eastAsia="Times New Roman" w:hAnsi="Times New Roman" w:cs="Times New Roman"/>
-                <w:lang w:val="en-US"/>
+              <w:jc w:val="center"/>
+              <w:rPr>
+                <w:rFonts w:ascii="Times New Roman" w:eastAsia="Times New Roman" w:hAnsi="Times New Roman" w:cs="Times New Roman"/>
+                <w:b/>
+                <w:sz w:val="28"/>
+                <w:szCs w:val="28"/>
               </w:rPr>
             </w:pPr>
             <w:r>
               <w:rPr>
                 <w:rFonts w:ascii="Times New Roman" w:eastAsia="Times New Roman" w:hAnsi="Times New Roman" w:cs="Times New Roman"/>
-                <w:lang w:val="en-US"/>
-              </w:rPr>
-              <w:t>summary: object, by_source_kind: object</w:t>
+              </w:rPr>
+              <w:t>POST</w:t>
             </w:r>
           </w:p>
+        </w:tc>
+        <w:tc>
+          <w:tcPr>
+            <w:tcW w:w="2247" w:type="dxa"/>
+            <w:tcBorders>
+              <w:top w:val="single" w:sz="4" w:space="0" w:color="000000"/>
+              <w:left w:val="single" w:sz="4" w:space="0" w:color="000000"/>
+              <w:bottom w:val="single" w:sz="4" w:space="0" w:color="000000"/>
+              <w:right w:val="single" w:sz="4" w:space="0" w:color="000000"/>
+            </w:tcBorders>
+          </w:tcPr>
           <w:p>
             <w:pPr>
               <w:spacing w:line="360" w:lineRule="auto"/>
+              <w:jc w:val="center"/>
+              <w:rPr>
+                <w:rFonts w:ascii="Times New Roman" w:eastAsia="Times New Roman" w:hAnsi="Times New Roman" w:cs="Times New Roman"/>
+                <w:b/>
+                <w:sz w:val="28"/>
+                <w:szCs w:val="28"/>
+              </w:rPr>
+            </w:pPr>
+            <w:r>
+              <w:rPr>
+                <w:rFonts w:ascii="Times New Roman" w:eastAsia="Times New Roman" w:hAnsi="Times New Roman" w:cs="Times New Roman"/>
+              </w:rPr>
+              <w:t>/</w:t>
+            </w:r>
+            <w:proofErr w:type="spellStart"/>
+            <w:r>
+              <w:rPr>
+                <w:rFonts w:ascii="Times New Roman" w:eastAsia="Times New Roman" w:hAnsi="Times New Roman" w:cs="Times New Roman"/>
+              </w:rPr>
+              <w:t>checks</w:t>
+            </w:r>
+            <w:proofErr w:type="spellEnd"/>
+          </w:p>
+        </w:tc>
+        <w:tc>
+          <w:tcPr>
+            <w:tcW w:w="3425" w:type="dxa"/>
+            <w:tcBorders>
+              <w:top w:val="single" w:sz="4" w:space="0" w:color="000000"/>
+              <w:left w:val="single" w:sz="4" w:space="0" w:color="000000"/>
+              <w:bottom w:val="single" w:sz="4" w:space="0" w:color="000000"/>
+              <w:right w:val="single" w:sz="4" w:space="0" w:color="000000"/>
+            </w:tcBorders>
+          </w:tcPr>
+          <w:p>
+            <w:pPr>
+              <w:spacing w:line="360" w:lineRule="auto"/>
+              <w:jc w:val="center"/>
+              <w:rPr>
+                <w:rFonts w:ascii="Times New Roman" w:eastAsia="Times New Roman" w:hAnsi="Times New Roman" w:cs="Times New Roman"/>
+                <w:bCs/>
+              </w:rPr>
+            </w:pPr>
+            <w:r>
+              <w:rPr>
+                <w:rFonts w:ascii="Times New Roman" w:eastAsia="Times New Roman" w:hAnsi="Times New Roman" w:cs="Times New Roman"/>
+                <w:bCs/>
+                <w:sz w:val="28"/>
+                <w:szCs w:val="28"/>
+              </w:rPr>
+              <w:t>Запуск проверки на заимствования</w:t>
+            </w:r>
+          </w:p>
+        </w:tc>
+        <w:tc>
+          <w:tcPr>
+            <w:tcW w:w="3261" w:type="dxa"/>
+            <w:tcBorders>
+              <w:top w:val="single" w:sz="4" w:space="0" w:color="000000"/>
+              <w:left w:val="single" w:sz="4" w:space="0" w:color="000000"/>
+              <w:bottom w:val="single" w:sz="4" w:space="0" w:color="000000"/>
+              <w:right w:val="single" w:sz="4" w:space="0" w:color="000000"/>
+            </w:tcBorders>
+          </w:tcPr>
+          <w:p>
+            <w:pPr>
+              <w:spacing w:line="360" w:lineRule="auto"/>
               <w:rPr>
                 <w:rFonts w:ascii="Times New Roman" w:eastAsia="Times New Roman" w:hAnsi="Times New Roman" w:cs="Times New Roman"/>
                 <w:lang w:val="en-US"/>
@@ -6795,6 +7622,1099 @@
                 <w:rFonts w:ascii="Times New Roman" w:eastAsia="Times New Roman" w:hAnsi="Times New Roman" w:cs="Times New Roman"/>
                 <w:lang w:val="en-US"/>
               </w:rPr>
+              <w:t>{</w:t>
+            </w:r>
+            <w:r>
+              <w:rPr>
+                <w:rFonts w:ascii="Times New Roman" w:eastAsia="Times New Roman" w:hAnsi="Times New Roman" w:cs="Times New Roman"/>
+                <w:lang w:val="en-US"/>
+              </w:rPr>
+              <w:br/>
+            </w:r>
+            <w:proofErr w:type="spellStart"/>
+            <w:r>
+              <w:rPr>
+                <w:rFonts w:ascii="Times New Roman" w:eastAsia="Times New Roman" w:hAnsi="Times New Roman" w:cs="Times New Roman"/>
+                <w:lang w:val="en-US"/>
+              </w:rPr>
+              <w:t>submission_document_</w:t>
+            </w:r>
+            <w:proofErr w:type="gramStart"/>
+            <w:r>
+              <w:rPr>
+                <w:rFonts w:ascii="Times New Roman" w:eastAsia="Times New Roman" w:hAnsi="Times New Roman" w:cs="Times New Roman"/>
+                <w:lang w:val="en-US"/>
+              </w:rPr>
+              <w:t>id</w:t>
+            </w:r>
+            <w:proofErr w:type="spellEnd"/>
+            <w:r>
+              <w:rPr>
+                <w:rFonts w:ascii="Times New Roman" w:eastAsia="Times New Roman" w:hAnsi="Times New Roman" w:cs="Times New Roman"/>
+                <w:lang w:val="en-US"/>
+              </w:rPr>
+              <w:t>?:</w:t>
+            </w:r>
+            <w:proofErr w:type="gramEnd"/>
+            <w:r>
+              <w:rPr>
+                <w:rFonts w:ascii="Times New Roman" w:eastAsia="Times New Roman" w:hAnsi="Times New Roman" w:cs="Times New Roman"/>
+                <w:lang w:val="en-US"/>
+              </w:rPr>
+              <w:t xml:space="preserve"> string,</w:t>
+            </w:r>
+            <w:r>
+              <w:rPr>
+                <w:rFonts w:ascii="Times New Roman" w:eastAsia="Times New Roman" w:hAnsi="Times New Roman" w:cs="Times New Roman"/>
+                <w:lang w:val="en-US"/>
+              </w:rPr>
+              <w:br/>
+              <w:t>text?: string,</w:t>
+            </w:r>
+            <w:r>
+              <w:rPr>
+                <w:rFonts w:ascii="Times New Roman" w:eastAsia="Times New Roman" w:hAnsi="Times New Roman" w:cs="Times New Roman"/>
+                <w:lang w:val="en-US"/>
+              </w:rPr>
+              <w:br/>
+              <w:t>title?: string,</w:t>
+            </w:r>
+            <w:r>
+              <w:rPr>
+                <w:rFonts w:ascii="Times New Roman" w:eastAsia="Times New Roman" w:hAnsi="Times New Roman" w:cs="Times New Roman"/>
+                <w:lang w:val="en-US"/>
+              </w:rPr>
+              <w:br/>
+            </w:r>
+            <w:proofErr w:type="spellStart"/>
+            <w:r>
+              <w:rPr>
+                <w:rFonts w:ascii="Times New Roman" w:eastAsia="Times New Roman" w:hAnsi="Times New Roman" w:cs="Times New Roman"/>
+                <w:lang w:val="en-US"/>
+              </w:rPr>
+              <w:t>owner_user_id</w:t>
+            </w:r>
+            <w:proofErr w:type="spellEnd"/>
+            <w:r>
+              <w:rPr>
+                <w:rFonts w:ascii="Times New Roman" w:eastAsia="Times New Roman" w:hAnsi="Times New Roman" w:cs="Times New Roman"/>
+                <w:lang w:val="en-US"/>
+              </w:rPr>
+              <w:t>?: string,</w:t>
+            </w:r>
+            <w:r>
+              <w:rPr>
+                <w:rFonts w:ascii="Times New Roman" w:eastAsia="Times New Roman" w:hAnsi="Times New Roman" w:cs="Times New Roman"/>
+                <w:lang w:val="en-US"/>
+              </w:rPr>
+              <w:br/>
+            </w:r>
+            <w:proofErr w:type="spellStart"/>
+            <w:r>
+              <w:rPr>
+                <w:rFonts w:ascii="Times New Roman" w:eastAsia="Times New Roman" w:hAnsi="Times New Roman" w:cs="Times New Roman"/>
+                <w:lang w:val="en-US"/>
+              </w:rPr>
+              <w:t>reference_ids</w:t>
+            </w:r>
+            <w:proofErr w:type="spellEnd"/>
+            <w:r>
+              <w:rPr>
+                <w:rFonts w:ascii="Times New Roman" w:eastAsia="Times New Roman" w:hAnsi="Times New Roman" w:cs="Times New Roman"/>
+                <w:lang w:val="en-US"/>
+              </w:rPr>
+              <w:t>?: string[],</w:t>
+            </w:r>
+            <w:r>
+              <w:rPr>
+                <w:rFonts w:ascii="Times New Roman" w:eastAsia="Times New Roman" w:hAnsi="Times New Roman" w:cs="Times New Roman"/>
+                <w:lang w:val="en-US"/>
+              </w:rPr>
+              <w:br/>
+            </w:r>
+            <w:proofErr w:type="spellStart"/>
+            <w:r>
+              <w:rPr>
+                <w:rFonts w:ascii="Times New Roman" w:eastAsia="Times New Roman" w:hAnsi="Times New Roman" w:cs="Times New Roman"/>
+                <w:lang w:val="en-US"/>
+              </w:rPr>
+              <w:t>include_unique_archive</w:t>
+            </w:r>
+            <w:proofErr w:type="spellEnd"/>
+            <w:r>
+              <w:rPr>
+                <w:rFonts w:ascii="Times New Roman" w:eastAsia="Times New Roman" w:hAnsi="Times New Roman" w:cs="Times New Roman"/>
+                <w:lang w:val="en-US"/>
+              </w:rPr>
+              <w:t>?: bool,</w:t>
+            </w:r>
+            <w:r>
+              <w:rPr>
+                <w:rFonts w:ascii="Times New Roman" w:eastAsia="Times New Roman" w:hAnsi="Times New Roman" w:cs="Times New Roman"/>
+                <w:lang w:val="en-US"/>
+              </w:rPr>
+              <w:br/>
+            </w:r>
+            <w:proofErr w:type="spellStart"/>
+            <w:r>
+              <w:rPr>
+                <w:rFonts w:ascii="Times New Roman" w:eastAsia="Times New Roman" w:hAnsi="Times New Roman" w:cs="Times New Roman"/>
+                <w:lang w:val="en-US"/>
+              </w:rPr>
+              <w:t>use_exclusion_rules</w:t>
+            </w:r>
+            <w:proofErr w:type="spellEnd"/>
+            <w:r>
+              <w:rPr>
+                <w:rFonts w:ascii="Times New Roman" w:eastAsia="Times New Roman" w:hAnsi="Times New Roman" w:cs="Times New Roman"/>
+                <w:lang w:val="en-US"/>
+              </w:rPr>
+              <w:t>?: bool,</w:t>
+            </w:r>
+            <w:r>
+              <w:rPr>
+                <w:rFonts w:ascii="Times New Roman" w:eastAsia="Times New Roman" w:hAnsi="Times New Roman" w:cs="Times New Roman"/>
+                <w:lang w:val="en-US"/>
+              </w:rPr>
+              <w:br/>
+            </w:r>
+            <w:proofErr w:type="spellStart"/>
+            <w:r>
+              <w:rPr>
+                <w:rFonts w:ascii="Times New Roman" w:eastAsia="Times New Roman" w:hAnsi="Times New Roman" w:cs="Times New Roman"/>
+                <w:lang w:val="en-US"/>
+              </w:rPr>
+              <w:t>uniqueness_threshold</w:t>
+            </w:r>
+            <w:proofErr w:type="spellEnd"/>
+            <w:r>
+              <w:rPr>
+                <w:rFonts w:ascii="Times New Roman" w:eastAsia="Times New Roman" w:hAnsi="Times New Roman" w:cs="Times New Roman"/>
+                <w:lang w:val="en-US"/>
+              </w:rPr>
+              <w:t>?: float</w:t>
+            </w:r>
+            <w:r>
+              <w:rPr>
+                <w:rFonts w:ascii="Times New Roman" w:eastAsia="Times New Roman" w:hAnsi="Times New Roman" w:cs="Times New Roman"/>
+                <w:lang w:val="en-US"/>
+              </w:rPr>
+              <w:br/>
+              <w:t>}</w:t>
+            </w:r>
+          </w:p>
+        </w:tc>
+        <w:tc>
+          <w:tcPr>
+            <w:tcW w:w="3260" w:type="dxa"/>
+            <w:tcBorders>
+              <w:top w:val="single" w:sz="4" w:space="0" w:color="000000"/>
+              <w:left w:val="single" w:sz="4" w:space="0" w:color="000000"/>
+              <w:bottom w:val="single" w:sz="4" w:space="0" w:color="000000"/>
+              <w:right w:val="single" w:sz="4" w:space="0" w:color="000000"/>
+            </w:tcBorders>
+          </w:tcPr>
+          <w:p>
+            <w:pPr>
+              <w:spacing w:line="360" w:lineRule="auto"/>
+              <w:rPr>
+                <w:rFonts w:ascii="Times New Roman" w:eastAsia="Times New Roman" w:hAnsi="Times New Roman" w:cs="Times New Roman"/>
+              </w:rPr>
+            </w:pPr>
+            <w:r>
+              <w:rPr>
+                <w:rFonts w:ascii="Times New Roman" w:eastAsia="Times New Roman" w:hAnsi="Times New Roman" w:cs="Times New Roman"/>
+              </w:rPr>
+              <w:t>{</w:t>
+            </w:r>
+            <w:r>
+              <w:rPr>
+                <w:rFonts w:ascii="Times New Roman" w:eastAsia="Times New Roman" w:hAnsi="Times New Roman" w:cs="Times New Roman"/>
+              </w:rPr>
+              <w:br/>
+            </w:r>
+            <w:proofErr w:type="spellStart"/>
+            <w:r>
+              <w:rPr>
+                <w:rFonts w:ascii="Times New Roman" w:eastAsia="Times New Roman" w:hAnsi="Times New Roman" w:cs="Times New Roman"/>
+              </w:rPr>
+              <w:t>check</w:t>
+            </w:r>
+            <w:proofErr w:type="spellEnd"/>
+            <w:r>
+              <w:rPr>
+                <w:rFonts w:ascii="Times New Roman" w:eastAsia="Times New Roman" w:hAnsi="Times New Roman" w:cs="Times New Roman"/>
+              </w:rPr>
+              <w:t xml:space="preserve">: </w:t>
+            </w:r>
+            <w:proofErr w:type="spellStart"/>
+            <w:r>
+              <w:rPr>
+                <w:rFonts w:ascii="Times New Roman" w:eastAsia="Times New Roman" w:hAnsi="Times New Roman" w:cs="Times New Roman"/>
+              </w:rPr>
+              <w:t>CheckOut</w:t>
+            </w:r>
+            <w:proofErr w:type="spellEnd"/>
+            <w:r>
+              <w:rPr>
+                <w:rFonts w:ascii="Times New Roman" w:eastAsia="Times New Roman" w:hAnsi="Times New Roman" w:cs="Times New Roman"/>
+              </w:rPr>
+              <w:br/>
+              <w:t>}</w:t>
+            </w:r>
+          </w:p>
+        </w:tc>
+      </w:tr>
+      <w:tr>
+        <w:trPr>
+          <w:trHeight w:val="2498"/>
+        </w:trPr>
+        <w:tc>
+          <w:tcPr>
+            <w:tcW w:w="983" w:type="dxa"/>
+            <w:tcBorders>
+              <w:top w:val="single" w:sz="4" w:space="0" w:color="000000"/>
+              <w:left w:val="single" w:sz="4" w:space="0" w:color="000000"/>
+              <w:bottom w:val="single" w:sz="4" w:space="0" w:color="000000"/>
+              <w:right w:val="single" w:sz="4" w:space="0" w:color="000000"/>
+            </w:tcBorders>
+          </w:tcPr>
+          <w:p>
+            <w:pPr>
+              <w:spacing w:line="360" w:lineRule="auto"/>
+              <w:jc w:val="center"/>
+              <w:rPr>
+                <w:rFonts w:ascii="Times New Roman" w:eastAsia="Times New Roman" w:hAnsi="Times New Roman" w:cs="Times New Roman"/>
+                <w:b/>
+                <w:sz w:val="28"/>
+                <w:szCs w:val="28"/>
+              </w:rPr>
+            </w:pPr>
+            <w:r>
+              <w:lastRenderedPageBreak/>
+              <w:t>15</w:t>
+            </w:r>
+          </w:p>
+        </w:tc>
+        <w:tc>
+          <w:tcPr>
+            <w:tcW w:w="1278" w:type="dxa"/>
+            <w:tcBorders>
+              <w:top w:val="single" w:sz="4" w:space="0" w:color="000000"/>
+              <w:left w:val="single" w:sz="4" w:space="0" w:color="000000"/>
+              <w:bottom w:val="single" w:sz="4" w:space="0" w:color="000000"/>
+              <w:right w:val="single" w:sz="4" w:space="0" w:color="000000"/>
+            </w:tcBorders>
+          </w:tcPr>
+          <w:p>
+            <w:pPr>
+              <w:spacing w:line="360" w:lineRule="auto"/>
+              <w:jc w:val="center"/>
+              <w:rPr>
+                <w:rFonts w:ascii="Times New Roman" w:eastAsia="Times New Roman" w:hAnsi="Times New Roman" w:cs="Times New Roman"/>
+                <w:b/>
+                <w:sz w:val="28"/>
+                <w:szCs w:val="28"/>
+              </w:rPr>
+            </w:pPr>
+            <w:r>
+              <w:rPr>
+                <w:rFonts w:ascii="Times New Roman" w:eastAsia="Times New Roman" w:hAnsi="Times New Roman" w:cs="Times New Roman"/>
+              </w:rPr>
+              <w:t>GET</w:t>
+            </w:r>
+          </w:p>
+        </w:tc>
+        <w:tc>
+          <w:tcPr>
+            <w:tcW w:w="2247" w:type="dxa"/>
+            <w:tcBorders>
+              <w:top w:val="single" w:sz="4" w:space="0" w:color="000000"/>
+              <w:left w:val="single" w:sz="4" w:space="0" w:color="000000"/>
+              <w:bottom w:val="single" w:sz="4" w:space="0" w:color="000000"/>
+              <w:right w:val="single" w:sz="4" w:space="0" w:color="000000"/>
+            </w:tcBorders>
+          </w:tcPr>
+          <w:p>
+            <w:pPr>
+              <w:spacing w:line="360" w:lineRule="auto"/>
+              <w:jc w:val="center"/>
+              <w:rPr>
+                <w:rFonts w:ascii="Times New Roman" w:eastAsia="Times New Roman" w:hAnsi="Times New Roman" w:cs="Times New Roman"/>
+                <w:b/>
+                <w:sz w:val="28"/>
+                <w:szCs w:val="28"/>
+              </w:rPr>
+            </w:pPr>
+            <w:r>
+              <w:rPr>
+                <w:rFonts w:ascii="Times New Roman" w:eastAsia="Times New Roman" w:hAnsi="Times New Roman" w:cs="Times New Roman"/>
+              </w:rPr>
+              <w:t>/</w:t>
+            </w:r>
+            <w:proofErr w:type="spellStart"/>
+            <w:r>
+              <w:rPr>
+                <w:rFonts w:ascii="Times New Roman" w:eastAsia="Times New Roman" w:hAnsi="Times New Roman" w:cs="Times New Roman"/>
+              </w:rPr>
+              <w:t>checks</w:t>
+            </w:r>
+            <w:proofErr w:type="spellEnd"/>
+            <w:r>
+              <w:rPr>
+                <w:rFonts w:ascii="Times New Roman" w:eastAsia="Times New Roman" w:hAnsi="Times New Roman" w:cs="Times New Roman"/>
+              </w:rPr>
+              <w:t>/{</w:t>
+            </w:r>
+            <w:proofErr w:type="spellStart"/>
+            <w:r>
+              <w:rPr>
+                <w:rFonts w:ascii="Times New Roman" w:eastAsia="Times New Roman" w:hAnsi="Times New Roman" w:cs="Times New Roman"/>
+              </w:rPr>
+              <w:t>check_id</w:t>
+            </w:r>
+            <w:proofErr w:type="spellEnd"/>
+            <w:r>
+              <w:rPr>
+                <w:rFonts w:ascii="Times New Roman" w:eastAsia="Times New Roman" w:hAnsi="Times New Roman" w:cs="Times New Roman"/>
+              </w:rPr>
+              <w:t>}</w:t>
+            </w:r>
+          </w:p>
+        </w:tc>
+        <w:tc>
+          <w:tcPr>
+            <w:tcW w:w="3425" w:type="dxa"/>
+            <w:tcBorders>
+              <w:top w:val="single" w:sz="4" w:space="0" w:color="000000"/>
+              <w:left w:val="single" w:sz="4" w:space="0" w:color="000000"/>
+              <w:bottom w:val="single" w:sz="4" w:space="0" w:color="000000"/>
+              <w:right w:val="single" w:sz="4" w:space="0" w:color="000000"/>
+            </w:tcBorders>
+          </w:tcPr>
+          <w:p>
+            <w:pPr>
+              <w:spacing w:line="360" w:lineRule="auto"/>
+              <w:jc w:val="center"/>
+              <w:rPr>
+                <w:rFonts w:ascii="Times New Roman" w:eastAsia="Times New Roman" w:hAnsi="Times New Roman" w:cs="Times New Roman"/>
+                <w:bCs/>
+              </w:rPr>
+            </w:pPr>
+            <w:r>
+              <w:rPr>
+                <w:rFonts w:ascii="Times New Roman" w:eastAsia="Times New Roman" w:hAnsi="Times New Roman" w:cs="Times New Roman"/>
+                <w:bCs/>
+                <w:sz w:val="28"/>
+                <w:szCs w:val="28"/>
+              </w:rPr>
+              <w:t>Получение сохранённого результата проверки</w:t>
+            </w:r>
+          </w:p>
+        </w:tc>
+        <w:tc>
+          <w:tcPr>
+            <w:tcW w:w="3261" w:type="dxa"/>
+            <w:tcBorders>
+              <w:top w:val="single" w:sz="4" w:space="0" w:color="000000"/>
+              <w:left w:val="single" w:sz="4" w:space="0" w:color="000000"/>
+              <w:bottom w:val="single" w:sz="4" w:space="0" w:color="000000"/>
+              <w:right w:val="single" w:sz="4" w:space="0" w:color="000000"/>
+            </w:tcBorders>
+          </w:tcPr>
+          <w:p>
+            <w:pPr>
+              <w:spacing w:line="360" w:lineRule="auto"/>
+              <w:rPr>
+                <w:rFonts w:ascii="Times New Roman" w:eastAsia="Times New Roman" w:hAnsi="Times New Roman" w:cs="Times New Roman"/>
+                <w:lang w:val="en-US"/>
+              </w:rPr>
+            </w:pPr>
+            <w:r>
+              <w:rPr>
+                <w:rFonts w:ascii="Times New Roman" w:eastAsia="Times New Roman" w:hAnsi="Times New Roman" w:cs="Times New Roman"/>
+                <w:lang w:val="en-US"/>
+              </w:rPr>
+              <w:t>{</w:t>
+            </w:r>
+            <w:r>
+              <w:rPr>
+                <w:rFonts w:ascii="Times New Roman" w:eastAsia="Times New Roman" w:hAnsi="Times New Roman" w:cs="Times New Roman"/>
+                <w:lang w:val="en-US"/>
+              </w:rPr>
+              <w:br/>
+            </w:r>
+            <w:proofErr w:type="spellStart"/>
+            <w:r>
+              <w:rPr>
+                <w:rFonts w:ascii="Times New Roman" w:eastAsia="Times New Roman" w:hAnsi="Times New Roman" w:cs="Times New Roman"/>
+                <w:lang w:val="en-US"/>
+              </w:rPr>
+              <w:t>check_id</w:t>
+            </w:r>
+            <w:proofErr w:type="spellEnd"/>
+            <w:r>
+              <w:rPr>
+                <w:rFonts w:ascii="Times New Roman" w:eastAsia="Times New Roman" w:hAnsi="Times New Roman" w:cs="Times New Roman"/>
+                <w:lang w:val="en-US"/>
+              </w:rPr>
+              <w:t>: string</w:t>
+            </w:r>
+            <w:r>
+              <w:rPr>
+                <w:rFonts w:ascii="Times New Roman" w:eastAsia="Times New Roman" w:hAnsi="Times New Roman" w:cs="Times New Roman"/>
+                <w:lang w:val="en-US"/>
+              </w:rPr>
+              <w:br/>
+              <w:t>}</w:t>
+            </w:r>
+          </w:p>
+        </w:tc>
+        <w:tc>
+          <w:tcPr>
+            <w:tcW w:w="3260" w:type="dxa"/>
+            <w:tcBorders>
+              <w:top w:val="single" w:sz="4" w:space="0" w:color="000000"/>
+              <w:left w:val="single" w:sz="4" w:space="0" w:color="000000"/>
+              <w:bottom w:val="single" w:sz="4" w:space="0" w:color="000000"/>
+              <w:right w:val="single" w:sz="4" w:space="0" w:color="000000"/>
+            </w:tcBorders>
+          </w:tcPr>
+          <w:p>
+            <w:pPr>
+              <w:spacing w:line="360" w:lineRule="auto"/>
+              <w:rPr>
+                <w:rFonts w:ascii="Times New Roman" w:eastAsia="Times New Roman" w:hAnsi="Times New Roman" w:cs="Times New Roman"/>
+              </w:rPr>
+            </w:pPr>
+            <w:r>
+              <w:rPr>
+                <w:rFonts w:ascii="Times New Roman" w:eastAsia="Times New Roman" w:hAnsi="Times New Roman" w:cs="Times New Roman"/>
+              </w:rPr>
+              <w:t>{</w:t>
+            </w:r>
+            <w:r>
+              <w:rPr>
+                <w:rFonts w:ascii="Times New Roman" w:eastAsia="Times New Roman" w:hAnsi="Times New Roman" w:cs="Times New Roman"/>
+              </w:rPr>
+              <w:br/>
+            </w:r>
+            <w:proofErr w:type="spellStart"/>
+            <w:r>
+              <w:rPr>
+                <w:rFonts w:ascii="Times New Roman" w:eastAsia="Times New Roman" w:hAnsi="Times New Roman" w:cs="Times New Roman"/>
+              </w:rPr>
+              <w:t>check</w:t>
+            </w:r>
+            <w:proofErr w:type="spellEnd"/>
+            <w:r>
+              <w:rPr>
+                <w:rFonts w:ascii="Times New Roman" w:eastAsia="Times New Roman" w:hAnsi="Times New Roman" w:cs="Times New Roman"/>
+              </w:rPr>
+              <w:t xml:space="preserve">: </w:t>
+            </w:r>
+            <w:proofErr w:type="spellStart"/>
+            <w:r>
+              <w:rPr>
+                <w:rFonts w:ascii="Times New Roman" w:eastAsia="Times New Roman" w:hAnsi="Times New Roman" w:cs="Times New Roman"/>
+              </w:rPr>
+              <w:t>CheckOut</w:t>
+            </w:r>
+            <w:proofErr w:type="spellEnd"/>
+            <w:r>
+              <w:rPr>
+                <w:rFonts w:ascii="Times New Roman" w:eastAsia="Times New Roman" w:hAnsi="Times New Roman" w:cs="Times New Roman"/>
+              </w:rPr>
+              <w:br/>
+              <w:t>}</w:t>
+            </w:r>
+          </w:p>
+        </w:tc>
+      </w:tr>
+      <w:tr>
+        <w:trPr>
+          <w:trHeight w:val="2498"/>
+        </w:trPr>
+        <w:tc>
+          <w:tcPr>
+            <w:tcW w:w="983" w:type="dxa"/>
+            <w:tcBorders>
+              <w:top w:val="single" w:sz="4" w:space="0" w:color="000000"/>
+              <w:left w:val="single" w:sz="4" w:space="0" w:color="000000"/>
+              <w:bottom w:val="single" w:sz="4" w:space="0" w:color="000000"/>
+              <w:right w:val="single" w:sz="4" w:space="0" w:color="000000"/>
+            </w:tcBorders>
+          </w:tcPr>
+          <w:p>
+            <w:pPr>
+              <w:spacing w:line="360" w:lineRule="auto"/>
+              <w:jc w:val="center"/>
+              <w:rPr>
+                <w:rFonts w:ascii="Times New Roman" w:eastAsia="Times New Roman" w:hAnsi="Times New Roman" w:cs="Times New Roman"/>
+                <w:b/>
+                <w:sz w:val="28"/>
+                <w:szCs w:val="28"/>
+              </w:rPr>
+            </w:pPr>
+            <w:r>
+              <w:t>16</w:t>
+            </w:r>
+          </w:p>
+        </w:tc>
+        <w:tc>
+          <w:tcPr>
+            <w:tcW w:w="1278" w:type="dxa"/>
+            <w:tcBorders>
+              <w:top w:val="single" w:sz="4" w:space="0" w:color="000000"/>
+              <w:left w:val="single" w:sz="4" w:space="0" w:color="000000"/>
+              <w:bottom w:val="single" w:sz="4" w:space="0" w:color="000000"/>
+              <w:right w:val="single" w:sz="4" w:space="0" w:color="000000"/>
+            </w:tcBorders>
+          </w:tcPr>
+          <w:p>
+            <w:pPr>
+              <w:spacing w:line="360" w:lineRule="auto"/>
+              <w:jc w:val="center"/>
+              <w:rPr>
+                <w:rFonts w:ascii="Times New Roman" w:eastAsia="Times New Roman" w:hAnsi="Times New Roman" w:cs="Times New Roman"/>
+                <w:b/>
+                <w:sz w:val="28"/>
+                <w:szCs w:val="28"/>
+              </w:rPr>
+            </w:pPr>
+            <w:r>
+              <w:rPr>
+                <w:rFonts w:ascii="Times New Roman" w:eastAsia="Times New Roman" w:hAnsi="Times New Roman" w:cs="Times New Roman"/>
+              </w:rPr>
+              <w:t>PATCH</w:t>
+            </w:r>
+          </w:p>
+        </w:tc>
+        <w:tc>
+          <w:tcPr>
+            <w:tcW w:w="2247" w:type="dxa"/>
+            <w:tcBorders>
+              <w:top w:val="single" w:sz="4" w:space="0" w:color="000000"/>
+              <w:left w:val="single" w:sz="4" w:space="0" w:color="000000"/>
+              <w:bottom w:val="single" w:sz="4" w:space="0" w:color="000000"/>
+              <w:right w:val="single" w:sz="4" w:space="0" w:color="000000"/>
+            </w:tcBorders>
+          </w:tcPr>
+          <w:p>
+            <w:pPr>
+              <w:spacing w:line="360" w:lineRule="auto"/>
+              <w:jc w:val="center"/>
+              <w:rPr>
+                <w:rFonts w:ascii="Times New Roman" w:eastAsia="Times New Roman" w:hAnsi="Times New Roman" w:cs="Times New Roman"/>
+                <w:b/>
+                <w:sz w:val="28"/>
+                <w:szCs w:val="28"/>
+              </w:rPr>
+            </w:pPr>
+            <w:r>
+              <w:rPr>
+                <w:rFonts w:ascii="Times New Roman" w:eastAsia="Times New Roman" w:hAnsi="Times New Roman" w:cs="Times New Roman"/>
+              </w:rPr>
+              <w:t>/</w:t>
+            </w:r>
+            <w:proofErr w:type="spellStart"/>
+            <w:r>
+              <w:rPr>
+                <w:rFonts w:ascii="Times New Roman" w:eastAsia="Times New Roman" w:hAnsi="Times New Roman" w:cs="Times New Roman"/>
+              </w:rPr>
+              <w:t>checks</w:t>
+            </w:r>
+            <w:proofErr w:type="spellEnd"/>
+            <w:r>
+              <w:rPr>
+                <w:rFonts w:ascii="Times New Roman" w:eastAsia="Times New Roman" w:hAnsi="Times New Roman" w:cs="Times New Roman"/>
+              </w:rPr>
+              <w:t>/{</w:t>
+            </w:r>
+            <w:proofErr w:type="spellStart"/>
+            <w:r>
+              <w:rPr>
+                <w:rFonts w:ascii="Times New Roman" w:eastAsia="Times New Roman" w:hAnsi="Times New Roman" w:cs="Times New Roman"/>
+              </w:rPr>
+              <w:t>check_id</w:t>
+            </w:r>
+            <w:proofErr w:type="spellEnd"/>
+            <w:r>
+              <w:rPr>
+                <w:rFonts w:ascii="Times New Roman" w:eastAsia="Times New Roman" w:hAnsi="Times New Roman" w:cs="Times New Roman"/>
+              </w:rPr>
+              <w:t>}/</w:t>
+            </w:r>
+            <w:proofErr w:type="spellStart"/>
+            <w:r>
+              <w:rPr>
+                <w:rFonts w:ascii="Times New Roman" w:eastAsia="Times New Roman" w:hAnsi="Times New Roman" w:cs="Times New Roman"/>
+              </w:rPr>
+              <w:t>originality</w:t>
+            </w:r>
+            <w:proofErr w:type="spellEnd"/>
+          </w:p>
+        </w:tc>
+        <w:tc>
+          <w:tcPr>
+            <w:tcW w:w="3425" w:type="dxa"/>
+            <w:tcBorders>
+              <w:top w:val="single" w:sz="4" w:space="0" w:color="000000"/>
+              <w:left w:val="single" w:sz="4" w:space="0" w:color="000000"/>
+              <w:bottom w:val="single" w:sz="4" w:space="0" w:color="000000"/>
+              <w:right w:val="single" w:sz="4" w:space="0" w:color="000000"/>
+            </w:tcBorders>
+          </w:tcPr>
+          <w:p>
+            <w:pPr>
+              <w:spacing w:line="360" w:lineRule="auto"/>
+              <w:jc w:val="center"/>
+              <w:rPr>
+                <w:rFonts w:ascii="Times New Roman" w:eastAsia="Times New Roman" w:hAnsi="Times New Roman" w:cs="Times New Roman"/>
+                <w:bCs/>
+              </w:rPr>
+            </w:pPr>
+            <w:r>
+              <w:rPr>
+                <w:rFonts w:ascii="Times New Roman" w:eastAsia="Times New Roman" w:hAnsi="Times New Roman" w:cs="Times New Roman"/>
+                <w:bCs/>
+                <w:sz w:val="28"/>
+                <w:szCs w:val="28"/>
+              </w:rPr>
+              <w:t>Изменение процента оригинальности</w:t>
+            </w:r>
+          </w:p>
+        </w:tc>
+        <w:tc>
+          <w:tcPr>
+            <w:tcW w:w="3261" w:type="dxa"/>
+            <w:tcBorders>
+              <w:top w:val="single" w:sz="4" w:space="0" w:color="000000"/>
+              <w:left w:val="single" w:sz="4" w:space="0" w:color="000000"/>
+              <w:bottom w:val="single" w:sz="4" w:space="0" w:color="000000"/>
+              <w:right w:val="single" w:sz="4" w:space="0" w:color="000000"/>
+            </w:tcBorders>
+          </w:tcPr>
+          <w:p>
+            <w:pPr>
+              <w:spacing w:line="360" w:lineRule="auto"/>
+              <w:rPr>
+                <w:rFonts w:ascii="Times New Roman" w:eastAsia="Times New Roman" w:hAnsi="Times New Roman" w:cs="Times New Roman"/>
+                <w:lang w:val="en-US"/>
+              </w:rPr>
+            </w:pPr>
+            <w:r>
+              <w:rPr>
+                <w:rFonts w:ascii="Times New Roman" w:eastAsia="Times New Roman" w:hAnsi="Times New Roman" w:cs="Times New Roman"/>
+                <w:lang w:val="en-US"/>
+              </w:rPr>
+              <w:t>{</w:t>
+            </w:r>
+            <w:r>
+              <w:rPr>
+                <w:rFonts w:ascii="Times New Roman" w:eastAsia="Times New Roman" w:hAnsi="Times New Roman" w:cs="Times New Roman"/>
+                <w:lang w:val="en-US"/>
+              </w:rPr>
+              <w:br/>
+            </w:r>
+            <w:proofErr w:type="spellStart"/>
+            <w:r>
+              <w:rPr>
+                <w:rFonts w:ascii="Times New Roman" w:eastAsia="Times New Roman" w:hAnsi="Times New Roman" w:cs="Times New Roman"/>
+                <w:lang w:val="en-US"/>
+              </w:rPr>
+              <w:t>check_id</w:t>
+            </w:r>
+            <w:proofErr w:type="spellEnd"/>
+            <w:r>
+              <w:rPr>
+                <w:rFonts w:ascii="Times New Roman" w:eastAsia="Times New Roman" w:hAnsi="Times New Roman" w:cs="Times New Roman"/>
+                <w:lang w:val="en-US"/>
+              </w:rPr>
+              <w:t>: string,</w:t>
+            </w:r>
+            <w:r>
+              <w:rPr>
+                <w:rFonts w:ascii="Times New Roman" w:eastAsia="Times New Roman" w:hAnsi="Times New Roman" w:cs="Times New Roman"/>
+                <w:lang w:val="en-US"/>
+              </w:rPr>
+              <w:br/>
+            </w:r>
+            <w:proofErr w:type="spellStart"/>
+            <w:r>
+              <w:rPr>
+                <w:rFonts w:ascii="Times New Roman" w:eastAsia="Times New Roman" w:hAnsi="Times New Roman" w:cs="Times New Roman"/>
+                <w:lang w:val="en-US"/>
+              </w:rPr>
+              <w:t>originality_percent</w:t>
+            </w:r>
+            <w:proofErr w:type="spellEnd"/>
+            <w:r>
+              <w:rPr>
+                <w:rFonts w:ascii="Times New Roman" w:eastAsia="Times New Roman" w:hAnsi="Times New Roman" w:cs="Times New Roman"/>
+                <w:lang w:val="en-US"/>
+              </w:rPr>
+              <w:t>: float</w:t>
+            </w:r>
+            <w:r>
+              <w:rPr>
+                <w:rFonts w:ascii="Times New Roman" w:eastAsia="Times New Roman" w:hAnsi="Times New Roman" w:cs="Times New Roman"/>
+                <w:lang w:val="en-US"/>
+              </w:rPr>
+              <w:br/>
+              <w:t>}</w:t>
+            </w:r>
+          </w:p>
+        </w:tc>
+        <w:tc>
+          <w:tcPr>
+            <w:tcW w:w="3260" w:type="dxa"/>
+            <w:tcBorders>
+              <w:top w:val="single" w:sz="4" w:space="0" w:color="000000"/>
+              <w:left w:val="single" w:sz="4" w:space="0" w:color="000000"/>
+              <w:bottom w:val="single" w:sz="4" w:space="0" w:color="000000"/>
+              <w:right w:val="single" w:sz="4" w:space="0" w:color="000000"/>
+            </w:tcBorders>
+          </w:tcPr>
+          <w:p>
+            <w:pPr>
+              <w:spacing w:line="360" w:lineRule="auto"/>
+              <w:rPr>
+                <w:rFonts w:ascii="Times New Roman" w:eastAsia="Times New Roman" w:hAnsi="Times New Roman" w:cs="Times New Roman"/>
+              </w:rPr>
+            </w:pPr>
+            <w:r>
+              <w:rPr>
+                <w:rFonts w:ascii="Times New Roman" w:eastAsia="Times New Roman" w:hAnsi="Times New Roman" w:cs="Times New Roman"/>
+              </w:rPr>
+              <w:t>{</w:t>
+            </w:r>
+            <w:r>
+              <w:rPr>
+                <w:rFonts w:ascii="Times New Roman" w:eastAsia="Times New Roman" w:hAnsi="Times New Roman" w:cs="Times New Roman"/>
+              </w:rPr>
+              <w:br/>
+            </w:r>
+            <w:proofErr w:type="spellStart"/>
+            <w:r>
+              <w:rPr>
+                <w:rFonts w:ascii="Times New Roman" w:eastAsia="Times New Roman" w:hAnsi="Times New Roman" w:cs="Times New Roman"/>
+              </w:rPr>
+              <w:t>check</w:t>
+            </w:r>
+            <w:proofErr w:type="spellEnd"/>
+            <w:r>
+              <w:rPr>
+                <w:rFonts w:ascii="Times New Roman" w:eastAsia="Times New Roman" w:hAnsi="Times New Roman" w:cs="Times New Roman"/>
+              </w:rPr>
+              <w:t xml:space="preserve">: </w:t>
+            </w:r>
+            <w:proofErr w:type="spellStart"/>
+            <w:r>
+              <w:rPr>
+                <w:rFonts w:ascii="Times New Roman" w:eastAsia="Times New Roman" w:hAnsi="Times New Roman" w:cs="Times New Roman"/>
+              </w:rPr>
+              <w:t>CheckOut</w:t>
+            </w:r>
+            <w:proofErr w:type="spellEnd"/>
+            <w:r>
+              <w:rPr>
+                <w:rFonts w:ascii="Times New Roman" w:eastAsia="Times New Roman" w:hAnsi="Times New Roman" w:cs="Times New Roman"/>
+              </w:rPr>
+              <w:br/>
+              <w:t>}</w:t>
+            </w:r>
+          </w:p>
+        </w:tc>
+      </w:tr>
+      <w:tr>
+        <w:trPr>
+          <w:trHeight w:val="2498"/>
+        </w:trPr>
+        <w:tc>
+          <w:tcPr>
+            <w:tcW w:w="983" w:type="dxa"/>
+            <w:tcBorders>
+              <w:top w:val="single" w:sz="4" w:space="0" w:color="000000"/>
+              <w:left w:val="single" w:sz="4" w:space="0" w:color="000000"/>
+              <w:bottom w:val="single" w:sz="4" w:space="0" w:color="000000"/>
+              <w:right w:val="single" w:sz="4" w:space="0" w:color="000000"/>
+            </w:tcBorders>
+          </w:tcPr>
+          <w:p>
+            <w:pPr>
+              <w:spacing w:line="360" w:lineRule="auto"/>
+              <w:jc w:val="center"/>
+              <w:rPr>
+                <w:rFonts w:ascii="Times New Roman" w:eastAsia="Times New Roman" w:hAnsi="Times New Roman" w:cs="Times New Roman"/>
+                <w:b/>
+                <w:sz w:val="28"/>
+                <w:szCs w:val="28"/>
+              </w:rPr>
+            </w:pPr>
+            <w:r>
+              <w:t>17</w:t>
+            </w:r>
+          </w:p>
+        </w:tc>
+        <w:tc>
+          <w:tcPr>
+            <w:tcW w:w="1278" w:type="dxa"/>
+            <w:tcBorders>
+              <w:top w:val="single" w:sz="4" w:space="0" w:color="000000"/>
+              <w:left w:val="single" w:sz="4" w:space="0" w:color="000000"/>
+              <w:bottom w:val="single" w:sz="4" w:space="0" w:color="000000"/>
+              <w:right w:val="single" w:sz="4" w:space="0" w:color="000000"/>
+            </w:tcBorders>
+          </w:tcPr>
+          <w:p>
+            <w:pPr>
+              <w:spacing w:line="360" w:lineRule="auto"/>
+              <w:jc w:val="center"/>
+              <w:rPr>
+                <w:rFonts w:ascii="Times New Roman" w:eastAsia="Times New Roman" w:hAnsi="Times New Roman" w:cs="Times New Roman"/>
+                <w:b/>
+                <w:sz w:val="28"/>
+                <w:szCs w:val="28"/>
+              </w:rPr>
+            </w:pPr>
+            <w:r>
+              <w:rPr>
+                <w:rFonts w:ascii="Times New Roman" w:eastAsia="Times New Roman" w:hAnsi="Times New Roman" w:cs="Times New Roman"/>
+              </w:rPr>
+              <w:t>GET</w:t>
+            </w:r>
+          </w:p>
+        </w:tc>
+        <w:tc>
+          <w:tcPr>
+            <w:tcW w:w="2247" w:type="dxa"/>
+            <w:tcBorders>
+              <w:top w:val="single" w:sz="4" w:space="0" w:color="000000"/>
+              <w:left w:val="single" w:sz="4" w:space="0" w:color="000000"/>
+              <w:bottom w:val="single" w:sz="4" w:space="0" w:color="000000"/>
+              <w:right w:val="single" w:sz="4" w:space="0" w:color="000000"/>
+            </w:tcBorders>
+          </w:tcPr>
+          <w:p>
+            <w:pPr>
+              <w:spacing w:line="360" w:lineRule="auto"/>
+              <w:jc w:val="center"/>
+              <w:rPr>
+                <w:rFonts w:ascii="Times New Roman" w:eastAsia="Times New Roman" w:hAnsi="Times New Roman" w:cs="Times New Roman"/>
+                <w:b/>
+                <w:sz w:val="28"/>
+                <w:szCs w:val="28"/>
+              </w:rPr>
+            </w:pPr>
+            <w:r>
+              <w:rPr>
+                <w:rFonts w:ascii="Times New Roman" w:eastAsia="Times New Roman" w:hAnsi="Times New Roman" w:cs="Times New Roman"/>
+              </w:rPr>
+              <w:t>/</w:t>
+            </w:r>
+            <w:proofErr w:type="spellStart"/>
+            <w:r>
+              <w:rPr>
+                <w:rFonts w:ascii="Times New Roman" w:eastAsia="Times New Roman" w:hAnsi="Times New Roman" w:cs="Times New Roman"/>
+              </w:rPr>
+              <w:t>checks</w:t>
+            </w:r>
+            <w:proofErr w:type="spellEnd"/>
+            <w:r>
+              <w:rPr>
+                <w:rFonts w:ascii="Times New Roman" w:eastAsia="Times New Roman" w:hAnsi="Times New Roman" w:cs="Times New Roman"/>
+              </w:rPr>
+              <w:t>/{</w:t>
+            </w:r>
+            <w:proofErr w:type="spellStart"/>
+            <w:r>
+              <w:rPr>
+                <w:rFonts w:ascii="Times New Roman" w:eastAsia="Times New Roman" w:hAnsi="Times New Roman" w:cs="Times New Roman"/>
+              </w:rPr>
+              <w:t>check_id</w:t>
+            </w:r>
+            <w:proofErr w:type="spellEnd"/>
+            <w:r>
+              <w:rPr>
+                <w:rFonts w:ascii="Times New Roman" w:eastAsia="Times New Roman" w:hAnsi="Times New Roman" w:cs="Times New Roman"/>
+              </w:rPr>
+              <w:t>}/</w:t>
+            </w:r>
+            <w:proofErr w:type="spellStart"/>
+            <w:r>
+              <w:rPr>
+                <w:rFonts w:ascii="Times New Roman" w:eastAsia="Times New Roman" w:hAnsi="Times New Roman" w:cs="Times New Roman"/>
+              </w:rPr>
+              <w:t>report</w:t>
+            </w:r>
+            <w:proofErr w:type="spellEnd"/>
+          </w:p>
+        </w:tc>
+        <w:tc>
+          <w:tcPr>
+            <w:tcW w:w="3425" w:type="dxa"/>
+            <w:tcBorders>
+              <w:top w:val="single" w:sz="4" w:space="0" w:color="000000"/>
+              <w:left w:val="single" w:sz="4" w:space="0" w:color="000000"/>
+              <w:bottom w:val="single" w:sz="4" w:space="0" w:color="000000"/>
+              <w:right w:val="single" w:sz="4" w:space="0" w:color="000000"/>
+            </w:tcBorders>
+          </w:tcPr>
+          <w:p>
+            <w:pPr>
+              <w:spacing w:line="360" w:lineRule="auto"/>
+              <w:jc w:val="center"/>
+              <w:rPr>
+                <w:rFonts w:ascii="Times New Roman" w:eastAsia="Times New Roman" w:hAnsi="Times New Roman" w:cs="Times New Roman"/>
+                <w:bCs/>
+              </w:rPr>
+            </w:pPr>
+            <w:r>
+              <w:rPr>
+                <w:rFonts w:ascii="Times New Roman" w:eastAsia="Times New Roman" w:hAnsi="Times New Roman" w:cs="Times New Roman"/>
+                <w:bCs/>
+                <w:sz w:val="28"/>
+                <w:szCs w:val="28"/>
+              </w:rPr>
+              <w:t>Получение структурированного отчёта</w:t>
+            </w:r>
+          </w:p>
+        </w:tc>
+        <w:tc>
+          <w:tcPr>
+            <w:tcW w:w="3261" w:type="dxa"/>
+            <w:tcBorders>
+              <w:top w:val="single" w:sz="4" w:space="0" w:color="000000"/>
+              <w:left w:val="single" w:sz="4" w:space="0" w:color="000000"/>
+              <w:bottom w:val="single" w:sz="4" w:space="0" w:color="000000"/>
+              <w:right w:val="single" w:sz="4" w:space="0" w:color="000000"/>
+            </w:tcBorders>
+          </w:tcPr>
+          <w:p>
+            <w:pPr>
+              <w:spacing w:line="360" w:lineRule="auto"/>
+              <w:rPr>
+                <w:rFonts w:ascii="Times New Roman" w:eastAsia="Times New Roman" w:hAnsi="Times New Roman" w:cs="Times New Roman"/>
+                <w:lang w:val="en-US"/>
+              </w:rPr>
+            </w:pPr>
+            <w:r>
+              <w:rPr>
+                <w:rFonts w:ascii="Times New Roman" w:eastAsia="Times New Roman" w:hAnsi="Times New Roman" w:cs="Times New Roman"/>
+                <w:lang w:val="en-US"/>
+              </w:rPr>
+              <w:t>{</w:t>
+            </w:r>
+            <w:r>
+              <w:rPr>
+                <w:rFonts w:ascii="Times New Roman" w:eastAsia="Times New Roman" w:hAnsi="Times New Roman" w:cs="Times New Roman"/>
+                <w:lang w:val="en-US"/>
+              </w:rPr>
+              <w:br/>
+            </w:r>
+            <w:proofErr w:type="spellStart"/>
+            <w:r>
+              <w:rPr>
+                <w:rFonts w:ascii="Times New Roman" w:eastAsia="Times New Roman" w:hAnsi="Times New Roman" w:cs="Times New Roman"/>
+                <w:lang w:val="en-US"/>
+              </w:rPr>
+              <w:t>check_id</w:t>
+            </w:r>
+            <w:proofErr w:type="spellEnd"/>
+            <w:r>
+              <w:rPr>
+                <w:rFonts w:ascii="Times New Roman" w:eastAsia="Times New Roman" w:hAnsi="Times New Roman" w:cs="Times New Roman"/>
+                <w:lang w:val="en-US"/>
+              </w:rPr>
+              <w:t>: string</w:t>
+            </w:r>
+            <w:r>
+              <w:rPr>
+                <w:rFonts w:ascii="Times New Roman" w:eastAsia="Times New Roman" w:hAnsi="Times New Roman" w:cs="Times New Roman"/>
+                <w:lang w:val="en-US"/>
+              </w:rPr>
+              <w:br/>
+              <w:t>}</w:t>
+            </w:r>
+          </w:p>
+        </w:tc>
+        <w:tc>
+          <w:tcPr>
+            <w:tcW w:w="3260" w:type="dxa"/>
+            <w:tcBorders>
+              <w:top w:val="single" w:sz="4" w:space="0" w:color="000000"/>
+              <w:left w:val="single" w:sz="4" w:space="0" w:color="000000"/>
+              <w:bottom w:val="single" w:sz="4" w:space="0" w:color="000000"/>
+              <w:right w:val="single" w:sz="4" w:space="0" w:color="000000"/>
+            </w:tcBorders>
+          </w:tcPr>
+          <w:p>
+            <w:pPr>
+              <w:spacing w:line="360" w:lineRule="auto"/>
+              <w:rPr>
+                <w:rFonts w:ascii="Times New Roman" w:eastAsia="Times New Roman" w:hAnsi="Times New Roman" w:cs="Times New Roman"/>
+              </w:rPr>
+            </w:pPr>
+            <w:r>
+              <w:rPr>
+                <w:rFonts w:ascii="Times New Roman" w:eastAsia="Times New Roman" w:hAnsi="Times New Roman" w:cs="Times New Roman"/>
+              </w:rPr>
+              <w:t>{</w:t>
+            </w:r>
+            <w:r>
+              <w:rPr>
+                <w:rFonts w:ascii="Times New Roman" w:eastAsia="Times New Roman" w:hAnsi="Times New Roman" w:cs="Times New Roman"/>
+              </w:rPr>
+              <w:br/>
+              <w:t xml:space="preserve">check: </w:t>
+            </w:r>
+            <w:proofErr w:type="spellStart"/>
+            <w:r>
+              <w:rPr>
+                <w:rFonts w:ascii="Times New Roman" w:eastAsia="Times New Roman" w:hAnsi="Times New Roman" w:cs="Times New Roman"/>
+              </w:rPr>
+              <w:t>CheckOut</w:t>
+            </w:r>
+            <w:proofErr w:type="spellEnd"/>
+            <w:r>
+              <w:rPr>
+                <w:rFonts w:ascii="Times New Roman" w:eastAsia="Times New Roman" w:hAnsi="Times New Roman" w:cs="Times New Roman"/>
+              </w:rPr>
+              <w:t>,</w:t>
+            </w:r>
+            <w:r>
+              <w:rPr>
+                <w:rFonts w:ascii="Times New Roman" w:eastAsia="Times New Roman" w:hAnsi="Times New Roman" w:cs="Times New Roman"/>
+              </w:rPr>
+              <w:br/>
+              <w:t>summary: object,</w:t>
+            </w:r>
+            <w:r>
+              <w:rPr>
+                <w:rFonts w:ascii="Times New Roman" w:eastAsia="Times New Roman" w:hAnsi="Times New Roman" w:cs="Times New Roman"/>
+              </w:rPr>
+              <w:br/>
+            </w:r>
+            <w:proofErr w:type="spellStart"/>
+            <w:r>
+              <w:rPr>
+                <w:rFonts w:ascii="Times New Roman" w:eastAsia="Times New Roman" w:hAnsi="Times New Roman" w:cs="Times New Roman"/>
+              </w:rPr>
+              <w:t>by_source_kind</w:t>
+            </w:r>
+            <w:proofErr w:type="spellEnd"/>
+            <w:r>
+              <w:rPr>
+                <w:rFonts w:ascii="Times New Roman" w:eastAsia="Times New Roman" w:hAnsi="Times New Roman" w:cs="Times New Roman"/>
+              </w:rPr>
+              <w:t>: object</w:t>
+            </w:r>
+            <w:r>
+              <w:rPr>
+                <w:rFonts w:ascii="Times New Roman" w:eastAsia="Times New Roman" w:hAnsi="Times New Roman" w:cs="Times New Roman"/>
+              </w:rPr>
+              <w:br/>
               <w:t>}</w:t>
             </w:r>
           </w:p>
@@ -7864,6 +9784,7 @@
   <w:style w:type="character" w:default="1" w:styleId="a0">
     <w:name w:val="Default Paragraph Font"/>
     <w:uiPriority w:val="1"/>
+    <w:semiHidden/>
     <w:unhideWhenUsed/>
   </w:style>
   <w:style w:type="table" w:default="1" w:styleId="a1">
